--- a/repro_fixed.docx
+++ b/repro_fixed.docx
@@ -403,7 +403,7 @@
             </w:pPr>
             <w:r>
               <w:rPr>
-                <w:rFonts w:ascii="Cambria" w:hAnsi="Cambria"/>
+                <w:rFonts w:ascii="Open Sans" w:hAnsi="Open Sans" w:cs="Open Sans"/>
                 <w:color w:val="000000"/>
                 <w:sz w:val="18"/>
                 <w:lang w:val="en-US"/>
@@ -420,6 +420,7 @@
             </w:pPr>
             <w:r>
               <w:rPr>
+                <w:rFonts w:ascii="Open Sans" w:hAnsi="Open Sans" w:cs="Open Sans"/>
                 <w:sz w:val="20"/>
                 <w:lang w:val="en-US"/>
               </w:rPr>
@@ -434,6 +435,7 @@
             </w:pPr>
             <w:r>
               <w:rPr>
+                <w:rFonts w:ascii="Open Sans" w:hAnsi="Open Sans" w:cs="Open Sans"/>
                 <w:sz w:val="20"/>
                 <w:lang w:val="en-US"/>
               </w:rPr>
@@ -470,6 +472,7 @@
             </w:pPr>
             <w:r>
               <w:rPr>
+                <w:rFonts w:ascii="Open Sans" w:hAnsi="Open Sans" w:cs="Open Sans"/>
                 <w:sz w:val="20"/>
                 <w:lang w:val="en-US"/>
               </w:rPr>
@@ -485,6 +488,7 @@
             </w:pPr>
             <w:r>
               <w:rPr>
+                <w:rFonts w:ascii="Open Sans" w:hAnsi="Open Sans" w:cs="Open Sans"/>
                 <w:sz w:val="20"/>
                 <w:lang w:val="en-US"/>
               </w:rPr>
@@ -499,6 +503,7 @@
             </w:pPr>
             <w:r>
               <w:rPr>
+                <w:rFonts w:ascii="Open Sans" w:hAnsi="Open Sans" w:cs="Open Sans"/>
                 <w:sz w:val="20"/>
                 <w:lang w:val="en-US"/>
               </w:rPr>
@@ -536,6 +541,7 @@
             </w:pPr>
             <w:r>
               <w:rPr>
+                <w:rFonts w:ascii="Open Sans" w:hAnsi="Open Sans" w:cs="Open Sans"/>
                 <w:sz w:val="20"/>
                 <w:lang w:val="en-US"/>
               </w:rPr>
@@ -550,6 +556,7 @@
             </w:pPr>
             <w:r>
               <w:rPr>
+                <w:rFonts w:ascii="Open Sans" w:hAnsi="Open Sans" w:cs="Open Sans"/>
                 <w:sz w:val="20"/>
                 <w:lang w:val="en-US"/>
               </w:rPr>
@@ -565,6 +572,7 @@
             </w:pPr>
             <w:r>
               <w:rPr>
+                <w:rFonts w:ascii="Open Sans" w:hAnsi="Open Sans" w:cs="Open Sans"/>
                 <w:sz w:val="20"/>
                 <w:lang w:val="en-US"/>
               </w:rPr>
@@ -580,6 +588,7 @@
             </w:pPr>
             <w:r>
               <w:rPr>
+                <w:rFonts w:ascii="Open Sans" w:hAnsi="Open Sans" w:cs="Open Sans"/>
                 <w:sz w:val="20"/>
                 <w:lang w:val="en-US"/>
               </w:rPr>
@@ -587,6 +596,7 @@
             </w:r>
             <w:r>
               <w:rPr>
+                <w:rFonts w:ascii="Open Sans" w:hAnsi="Open Sans" w:cs="Open Sans"/>
                 <w:sz w:val="20"/>
                 <w:lang w:val="en-US"/>
               </w:rPr>
@@ -741,7 +751,7 @@
             </w:pPr>
             <w:r>
               <w:rPr>
-                <w:rFonts w:ascii="Open Sans Medium" w:hAnsi="Open Sans Medium" w:cs="Open Sans Medium"/>
+                <w:rFonts w:ascii="Open Sans" w:hAnsi="Open Sans" w:cs="Open Sans"/>
                 <w:color w:val="323232"/>
                 <w:sz w:val="20"/>
                 <w:szCs w:val="20"/>
@@ -958,7 +968,7 @@
             </w:pPr>
             <w:r>
               <w:rPr>
-                <w:rFonts w:ascii="Open Sans Medium" w:eastAsiaTheme="minorEastAsia" w:hAnsi="Open Sans Medium" w:cs="Open Sans Medium"/>
+                <w:rFonts w:ascii="Open Sans" w:eastAsiaTheme="minorEastAsia" w:hAnsi="Open Sans" w:cs="Open Sans"/>
                 <w:color w:val="323232"/>
                 <w:sz w:val="20"/>
                 <w:szCs w:val="20"/>
@@ -1006,7 +1016,7 @@
       </w:pPr>
       <w:r>
         <w:rPr>
-          <w:rFonts w:asciiTheme="minorHAnsi" w:hAnsiTheme="minorHAnsi"/>
+          <w:rFonts w:asciiTheme="minorHAnsi" w:hAnsiTheme="minorHAnsi" w:ascii="Open Sans" w:hAnsi="Open Sans" w:cs="Open Sans"/>
           <w:color w:val="501549" w:themeColor="accent5" w:themeShade="80"/>
           <w:sz w:val="22"/>
           <w:szCs w:val="22"/>
@@ -1026,6 +1036,7 @@
       </w:pPr>
       <w:r>
         <w:rPr>
+          <w:rFonts w:ascii="Open Sans" w:hAnsi="Open Sans" w:cs="Open Sans"/>
           <w:sz w:val="20"/>
           <w:szCs w:val="20"/>
           <w:lang w:val="en-US"/>
@@ -1059,6 +1070,7 @@
       </w:r>
       <w:r>
         <w:rPr>
+          <w:rFonts w:ascii="Open Sans" w:hAnsi="Open Sans" w:cs="Open Sans"/>
           <w:sz w:val="20"/>
           <w:lang w:val="en-US"/>
         </w:rPr>
@@ -1074,6 +1086,7 @@
       </w:pPr>
       <w:r>
         <w:rPr>
+          <w:rFonts w:ascii="Open Sans" w:hAnsi="Open Sans" w:cs="Open Sans"/>
           <w:sz w:val="20"/>
           <w:lang w:val="en-US"/>
         </w:rPr>
@@ -1106,6 +1119,7 @@
       </w:r>
       <w:r>
         <w:rPr>
+          <w:rFonts w:ascii="Open Sans" w:hAnsi="Open Sans" w:cs="Open Sans"/>
           <w:sz w:val="20"/>
           <w:lang w:val="en-US"/>
         </w:rPr>
@@ -1140,6 +1154,7 @@
       </w:r>
       <w:r>
         <w:rPr>
+          <w:rFonts w:ascii="Open Sans" w:hAnsi="Open Sans" w:cs="Open Sans"/>
           <w:sz w:val="20"/>
           <w:lang w:val="en-US"/>
         </w:rPr>
@@ -1175,6 +1190,7 @@
       </w:r>
       <w:r>
         <w:rPr>
+          <w:rFonts w:ascii="Open Sans" w:hAnsi="Open Sans" w:cs="Open Sans"/>
           <w:sz w:val="20"/>
           <w:lang w:val="en-US"/>
         </w:rPr>
@@ -1210,6 +1226,7 @@
       </w:r>
       <w:r>
         <w:rPr>
+          <w:rFonts w:ascii="Open Sans" w:hAnsi="Open Sans" w:cs="Open Sans"/>
           <w:sz w:val="20"/>
           <w:lang w:val="en-US"/>
         </w:rPr>
@@ -1232,11 +1249,12 @@
       </w:pPr>
       <w:r>
         <w:rPr>
-          <w:rFonts w:ascii="Open Sans" w:hAnsi="Open Sans"/>
+          <w:rFonts w:ascii="Open Sans" w:hAnsi="Open Sans" w:cs="Open Sans"/>
           <w:b/>
           <w:i w:val="0"/>
           <w:color w:val="612D4B"/>
           <w:sz w:val="28"/>
+          <w:u w:val="none"/>
         </w:rPr>
         <w:t>MENUS</w:t>
       </w:r>
@@ -1247,11 +1265,12 @@
       </w:pPr>
       <w:r>
         <w:rPr>
-          <w:rFonts w:ascii="Open Sans" w:hAnsi="Open Sans"/>
+          <w:rFonts w:ascii="Open Sans" w:hAnsi="Open Sans" w:cs="Open Sans"/>
           <w:b w:val="0"/>
           <w:i w:val="0"/>
           <w:color w:val="333333"/>
           <w:sz w:val="22"/>
+          <w:u w:val="none"/>
         </w:rPr>
         <w:t>Tuesday, Oct 27 2026</w:t>
       </w:r>
@@ -1260,33 +1279,45 @@
       <w:pPr>
         <w:spacing w:after="120" w:before="600"/>
       </w:pPr>
-    </w:p>
-    <w:p>
-      <w:pPr>
-        <w:spacing w:after="120" w:before="0"/>
-      </w:pPr>
-      <w:r>
-        <w:rPr>
-          <w:rFonts w:ascii="Open Sans" w:hAnsi="Open Sans"/>
-          <w:b/>
-          <w:i w:val="0"/>
-          <w:color w:val="612D4B"/>
-          <w:sz w:val="28"/>
-        </w:rPr>
-        <w:t>PROPOSAL OF SERVICES</w:t>
-      </w:r>
-    </w:p>
-    <w:p>
-      <w:pPr>
-        <w:spacing w:after="120" w:before="0"/>
-      </w:pPr>
-      <w:r>
-        <w:rPr>
-          <w:rFonts w:ascii="Open Sans" w:hAnsi="Open Sans"/>
+      <w:r>
+        <w:rPr>
+          <w:rFonts w:ascii="Open Sans" w:hAnsi="Open Sans" w:cs="Open Sans"/>
           <w:b w:val="0"/>
           <w:i w:val="0"/>
           <w:color w:val="333333"/>
           <w:sz w:val="22"/>
+          <w:u w:val="none"/>
+        </w:rPr>
+      </w:r>
+    </w:p>
+    <w:p>
+      <w:pPr>
+        <w:spacing w:after="120" w:before="0"/>
+      </w:pPr>
+      <w:r>
+        <w:rPr>
+          <w:rFonts w:ascii="Open Sans" w:hAnsi="Open Sans" w:cs="Open Sans"/>
+          <w:b/>
+          <w:i w:val="0"/>
+          <w:color w:val="612D4B"/>
+          <w:sz w:val="27"/>
+          <w:u w:val="none"/>
+        </w:rPr>
+        <w:t>PROPOSAL OF SERVICES</w:t>
+      </w:r>
+    </w:p>
+    <w:p>
+      <w:pPr>
+        <w:spacing w:after="120" w:before="0"/>
+      </w:pPr>
+      <w:r>
+        <w:rPr>
+          <w:rFonts w:ascii="Open Sans" w:hAnsi="Open Sans" w:cs="Open Sans"/>
+          <w:b w:val="0"/>
+          <w:i w:val="0"/>
+          <w:color w:val="333333"/>
+          <w:sz w:val="22"/>
+          <w:u w:val="none"/>
         </w:rPr>
         <w:t>Friday, Oct 30 2026</w:t>
       </w:r>
@@ -1295,6 +1326,16 @@
       <w:pPr>
         <w:spacing w:after="120" w:before="0"/>
       </w:pPr>
+      <w:r>
+        <w:rPr>
+          <w:rFonts w:ascii="Open Sans" w:hAnsi="Open Sans" w:cs="Open Sans"/>
+          <w:b w:val="0"/>
+          <w:i w:val="0"/>
+          <w:color w:val="333333"/>
+          <w:sz w:val="22"/>
+          <w:u w:val="none"/>
+        </w:rPr>
+      </w:r>
     </w:p>
     <w:p>
       <w:pPr>
@@ -1302,11 +1343,12 @@
       </w:pPr>
       <w:r>
         <w:rPr>
-          <w:rFonts w:ascii="Open Sans" w:hAnsi="Open Sans"/>
+          <w:rFonts w:ascii="Open Sans" w:hAnsi="Open Sans" w:cs="Open Sans"/>
           <w:b/>
           <w:i w:val="0"/>
           <w:color w:val="612D4B"/>
           <w:sz w:val="24"/>
+          <w:u w:val="none"/>
         </w:rPr>
         <w:t>Food Service</w:t>
       </w:r>
@@ -1317,11 +1359,12 @@
       </w:pPr>
       <w:r>
         <w:rPr>
-          <w:rFonts w:ascii="Open Sans" w:hAnsi="Open Sans"/>
+          <w:rFonts w:ascii="Open Sans" w:hAnsi="Open Sans" w:cs="Open Sans"/>
           <w:b w:val="0"/>
           <w:i/>
           <w:color w:val="333333"/>
           <w:sz w:val="20"/>
+          <w:u w:val="none"/>
         </w:rPr>
         <w:t>Based on 100 Guests</w:t>
       </w:r>
@@ -1332,11 +1375,12 @@
       </w:pPr>
       <w:r>
         <w:rPr>
-          <w:rFonts w:ascii="Open Sans" w:hAnsi="Open Sans"/>
+          <w:rFonts w:ascii="Open Sans" w:hAnsi="Open Sans" w:cs="Open Sans"/>
           <w:b/>
           <w:i w:val="0"/>
           <w:color w:val="612D4B"/>
           <w:sz w:val="24"/>
+          <w:u w:val="none"/>
         </w:rPr>
         <w:t>Labor Service Fees</w:t>
       </w:r>
@@ -1347,11 +1391,12 @@
       </w:pPr>
       <w:r>
         <w:rPr>
-          <w:rFonts w:ascii="Open Sans" w:hAnsi="Open Sans"/>
+          <w:rFonts w:ascii="Open Sans" w:hAnsi="Open Sans" w:cs="Open Sans"/>
           <w:b/>
           <w:i w:val="0"/>
           <w:color w:val="333333"/>
           <w:sz w:val="22"/>
+          <w:u w:val="none"/>
         </w:rPr>
         <w:t>October, Tuesday 27 2026</w:t>
       </w:r>
@@ -1362,11 +1407,12 @@
       </w:pPr>
       <w:r>
         <w:rPr>
-          <w:rFonts w:ascii="Open Sans" w:hAnsi="Open Sans"/>
+          <w:rFonts w:ascii="Open Sans" w:hAnsi="Open Sans" w:cs="Open Sans"/>
           <w:b w:val="0"/>
           <w:i/>
           <w:color w:val="333333"/>
           <w:sz w:val="20"/>
+          <w:u w:val="none"/>
         </w:rPr>
         <w:t>Staff suggested based on 14,00 hours of labor</w:t>
       </w:r>
@@ -1375,6 +1421,16 @@
       <w:pPr>
         <w:spacing w:after="80" w:before="0"/>
       </w:pPr>
+      <w:r>
+        <w:rPr>
+          <w:rFonts w:ascii="Open Sans" w:hAnsi="Open Sans" w:cs="Open Sans"/>
+          <w:b w:val="0"/>
+          <w:i w:val="0"/>
+          <w:color w:val="333333"/>
+          <w:sz w:val="22"/>
+          <w:u w:val="none"/>
+        </w:rPr>
+      </w:r>
       <w:r>
         <w:rPr>
           <w:b/>
@@ -1390,11 +1446,12 @@
       </w:pPr>
       <w:r>
         <w:rPr>
-          <w:rFonts w:ascii="Open Sans" w:hAnsi="Open Sans"/>
+          <w:rFonts w:ascii="Open Sans" w:hAnsi="Open Sans" w:cs="Open Sans"/>
           <w:b/>
           <w:i w:val="0"/>
           <w:color w:val="612D4B"/>
           <w:sz w:val="24"/>
+          <w:u w:val="none"/>
         </w:rPr>
         <w:t>Extras Services</w:t>
       </w:r>
@@ -1405,11 +1462,12 @@
       </w:pPr>
       <w:r>
         <w:rPr>
-          <w:rFonts w:ascii="Open Sans" w:hAnsi="Open Sans"/>
+          <w:rFonts w:ascii="Open Sans" w:hAnsi="Open Sans" w:cs="Open Sans"/>
           <w:b/>
           <w:i w:val="0"/>
           <w:color w:val="333333"/>
           <w:sz w:val="22"/>
+          <w:u w:val="none"/>
         </w:rPr>
         <w:t>October, Tuesday 27 2026</w:t>
       </w:r>
@@ -1418,6 +1476,16 @@
       <w:pPr>
         <w:spacing w:after="40" w:before="0"/>
       </w:pPr>
+      <w:r>
+        <w:rPr>
+          <w:rFonts w:ascii="Open Sans" w:hAnsi="Open Sans" w:cs="Open Sans"/>
+          <w:b w:val="0"/>
+          <w:i w:val="0"/>
+          <w:color w:val="333333"/>
+          <w:sz w:val="22"/>
+          <w:u w:val="none"/>
+        </w:rPr>
+      </w:r>
       <w:r>
         <w:rPr>
           <w:b/>
@@ -1431,11 +1499,31 @@
       <w:pPr>
         <w:spacing w:after="120" w:before="400"/>
       </w:pPr>
+      <w:r>
+        <w:rPr>
+          <w:rFonts w:ascii="Open Sans" w:hAnsi="Open Sans" w:cs="Open Sans"/>
+          <w:b w:val="0"/>
+          <w:i w:val="0"/>
+          <w:color w:val="333333"/>
+          <w:sz w:val="22"/>
+          <w:u w:val="none"/>
+        </w:rPr>
+      </w:r>
     </w:p>
     <w:p>
       <w:pPr>
         <w:spacing w:after="40" w:before="0"/>
       </w:pPr>
+      <w:r>
+        <w:rPr>
+          <w:rFonts w:ascii="Open Sans" w:hAnsi="Open Sans" w:cs="Open Sans"/>
+          <w:b w:val="0"/>
+          <w:i w:val="0"/>
+          <w:color w:val="333333"/>
+          <w:sz w:val="22"/>
+          <w:u w:val="none"/>
+        </w:rPr>
+      </w:r>
       <w:r>
         <w:t>Food</w:t>
         <w:tab/>
@@ -1447,6 +1535,16 @@
         <w:spacing w:after="40" w:before="0"/>
       </w:pPr>
       <w:r>
+        <w:rPr>
+          <w:rFonts w:ascii="Open Sans" w:hAnsi="Open Sans" w:cs="Open Sans"/>
+          <w:b w:val="0"/>
+          <w:i w:val="0"/>
+          <w:color w:val="333333"/>
+          <w:sz w:val="22"/>
+          <w:u w:val="none"/>
+        </w:rPr>
+      </w:r>
+      <w:r>
         <w:t>Labor Cost</w:t>
         <w:tab/>
         <w:t>15.820,00 $</w:t>
@@ -1457,6 +1555,16 @@
         <w:spacing w:after="40" w:before="0"/>
       </w:pPr>
       <w:r>
+        <w:rPr>
+          <w:rFonts w:ascii="Open Sans" w:hAnsi="Open Sans" w:cs="Open Sans"/>
+          <w:b w:val="0"/>
+          <w:i w:val="0"/>
+          <w:color w:val="333333"/>
+          <w:sz w:val="22"/>
+          <w:u w:val="none"/>
+        </w:rPr>
+      </w:r>
+      <w:r>
         <w:t>Extras Services</w:t>
         <w:tab/>
         <w:t>200,00 $</w:t>
@@ -1467,6 +1575,16 @@
         <w:spacing w:after="40" w:before="0"/>
       </w:pPr>
       <w:r>
+        <w:rPr>
+          <w:rFonts w:ascii="Open Sans" w:hAnsi="Open Sans" w:cs="Open Sans"/>
+          <w:b w:val="0"/>
+          <w:i w:val="0"/>
+          <w:color w:val="333333"/>
+          <w:sz w:val="22"/>
+          <w:u w:val="none"/>
+        </w:rPr>
+      </w:r>
+      <w:r>
         <w:t xml:space="preserve"> </w:t>
         <w:tab/>
       </w:r>
@@ -1476,24 +1594,35 @@
         <w:spacing w:after="40" w:before="0"/>
       </w:pPr>
       <w:r>
+        <w:rPr>
+          <w:rFonts w:ascii="Open Sans" w:hAnsi="Open Sans" w:cs="Open Sans"/>
+          <w:b w:val="0"/>
+          <w:i w:val="0"/>
+          <w:color w:val="333333"/>
+          <w:sz w:val="22"/>
+          <w:u w:val="none"/>
+        </w:rPr>
+      </w:r>
+      <w:r>
         <w:t xml:space="preserve"> Service Charge</w:t>
         <w:tab/>
       </w:r>
     </w:p>
     <w:p>
       <w:pPr>
-        <w:spacing w:after="120" w:before="160"/>
         <w:pBdr>
           <w:top w:val="single" w:sz="12" w:color="612D4B"/>
         </w:pBdr>
-      </w:pPr>
-      <w:r>
-        <w:rPr>
-          <w:rFonts w:ascii="Open Sans" w:hAnsi="Open Sans"/>
+        <w:spacing w:after="120" w:before="160"/>
+      </w:pPr>
+      <w:r>
+        <w:rPr>
+          <w:rFonts w:ascii="Open Sans" w:hAnsi="Open Sans" w:cs="Open Sans"/>
           <w:b/>
           <w:i w:val="0"/>
           <w:color w:val="612D4B"/>
           <w:sz w:val="26"/>
+          <w:u w:val="none"/>
         </w:rPr>
         <w:t>Total Estimate</w:t>
         <w:tab/>
@@ -1860,7 +1989,7 @@
             </w:pPr>
             <w:r>
               <w:rPr>
-                <w:rFonts w:ascii="Cambria" w:hAnsi="Cambria"/>
+                <w:rFonts w:ascii="Open Sans" w:hAnsi="Open Sans" w:cs="Open Sans"/>
                 <w:color w:val="000000"/>
                 <w:sz w:val="18"/>
                 <w:lang w:val="en-US"/>
@@ -1877,6 +2006,7 @@
             </w:pPr>
             <w:r>
               <w:rPr>
+                <w:rFonts w:ascii="Open Sans" w:hAnsi="Open Sans" w:cs="Open Sans"/>
                 <w:sz w:val="20"/>
                 <w:lang w:val="en-US"/>
               </w:rPr>
@@ -1891,6 +2021,7 @@
             </w:pPr>
             <w:r>
               <w:rPr>
+                <w:rFonts w:ascii="Open Sans" w:hAnsi="Open Sans" w:cs="Open Sans"/>
                 <w:sz w:val="20"/>
                 <w:lang w:val="en-US"/>
               </w:rPr>
@@ -1927,6 +2058,7 @@
             </w:pPr>
             <w:r>
               <w:rPr>
+                <w:rFonts w:ascii="Open Sans" w:hAnsi="Open Sans" w:cs="Open Sans"/>
                 <w:sz w:val="20"/>
                 <w:lang w:val="en-US"/>
               </w:rPr>
@@ -1942,6 +2074,7 @@
             </w:pPr>
             <w:r>
               <w:rPr>
+                <w:rFonts w:ascii="Open Sans" w:hAnsi="Open Sans" w:cs="Open Sans"/>
                 <w:sz w:val="20"/>
                 <w:lang w:val="en-US"/>
               </w:rPr>
@@ -1956,6 +2089,7 @@
             </w:pPr>
             <w:r>
               <w:rPr>
+                <w:rFonts w:ascii="Open Sans" w:hAnsi="Open Sans" w:cs="Open Sans"/>
                 <w:sz w:val="20"/>
                 <w:lang w:val="en-US"/>
               </w:rPr>
@@ -1993,6 +2127,7 @@
             </w:pPr>
             <w:r>
               <w:rPr>
+                <w:rFonts w:ascii="Open Sans" w:hAnsi="Open Sans" w:cs="Open Sans"/>
                 <w:sz w:val="20"/>
                 <w:lang w:val="en-US"/>
               </w:rPr>
@@ -2007,6 +2142,7 @@
             </w:pPr>
             <w:r>
               <w:rPr>
+                <w:rFonts w:ascii="Open Sans" w:hAnsi="Open Sans" w:cs="Open Sans"/>
                 <w:sz w:val="20"/>
                 <w:lang w:val="en-US"/>
               </w:rPr>
@@ -2022,6 +2158,7 @@
             </w:pPr>
             <w:r>
               <w:rPr>
+                <w:rFonts w:ascii="Open Sans" w:hAnsi="Open Sans" w:cs="Open Sans"/>
                 <w:sz w:val="20"/>
                 <w:lang w:val="en-US"/>
               </w:rPr>
@@ -2037,6 +2174,7 @@
             </w:pPr>
             <w:r>
               <w:rPr>
+                <w:rFonts w:ascii="Open Sans" w:hAnsi="Open Sans" w:cs="Open Sans"/>
                 <w:sz w:val="20"/>
                 <w:lang w:val="en-US"/>
               </w:rPr>
@@ -2044,6 +2182,7 @@
             </w:r>
             <w:r>
               <w:rPr>
+                <w:rFonts w:ascii="Open Sans" w:hAnsi="Open Sans" w:cs="Open Sans"/>
                 <w:sz w:val="20"/>
                 <w:lang w:val="en-US"/>
               </w:rPr>
@@ -3199,6 +3338,7 @@
         </w:pPr>
         <w:r>
           <w:rPr>
+            <w:rFonts w:ascii="Open Sans" w:hAnsi="Open Sans"/>
             <w:sz w:val="18"/>
             <w:szCs w:val="18"/>
             <w:lang w:val="en-US"/>

--- a/repro_fixed.docx
+++ b/repro_fixed.docx
@@ -1,11 +1,10 @@
 
 <file path=word/document.xml><?xml version="1.0" encoding="utf-8"?>
-<w:document xmlns:o="urn:schemas-microsoft-com:office:office" xmlns:r="http://schemas.openxmlformats.org/officeDocument/2006/relationships" xmlns:v="urn:schemas-microsoft-com:vml" xmlns:w="http://schemas.openxmlformats.org/wordprocessingml/2006/main" xmlns:w10="urn:schemas-microsoft-com:office:word" xmlns:wp="http://schemas.openxmlformats.org/drawingml/2006/wordprocessingDrawing" xmlns:pic="http://schemas.openxmlformats.org/drawingml/2006/picture" xmlns:wps="http://schemas.microsoft.com/office/word/2010/wordprocessingShape" xmlns:wpg="http://schemas.microsoft.com/office/word/2010/wordprocessingGroup" xmlns:mc="http://schemas.openxmlformats.org/markup-compatibility/2006" xmlns:wp14="http://schemas.microsoft.com/office/word/2010/wordprocessingDrawing" xmlns:w14="http://schemas.microsoft.com/office/word/2010/wordml" xmlns:w15="http://schemas.microsoft.com/office/word/2012/wordml" mc:Ignorable="w14 wp14 w15">
+<w:document xmlns:wpc="http://schemas.microsoft.com/office/word/2010/wordprocessingCanvas" xmlns:cx="http://schemas.microsoft.com/office/drawing/2014/chartex" xmlns:cx1="http://schemas.microsoft.com/office/drawing/2015/9/8/chartex" xmlns:cx2="http://schemas.microsoft.com/office/drawing/2015/10/21/chartex" xmlns:cx3="http://schemas.microsoft.com/office/drawing/2016/5/9/chartex" xmlns:cx4="http://schemas.microsoft.com/office/drawing/2016/5/10/chartex" xmlns:cx5="http://schemas.microsoft.com/office/drawing/2016/5/11/chartex" xmlns:cx6="http://schemas.microsoft.com/office/drawing/2016/5/12/chartex" xmlns:cx7="http://schemas.microsoft.com/office/drawing/2016/5/13/chartex" xmlns:cx8="http://schemas.microsoft.com/office/drawing/2016/5/14/chartex" xmlns:mc="http://schemas.openxmlformats.org/markup-compatibility/2006" xmlns:aink="http://schemas.microsoft.com/office/drawing/2016/ink" xmlns:am3d="http://schemas.microsoft.com/office/drawing/2017/model3d" xmlns:o="urn:schemas-microsoft-com:office:office" xmlns:oel="http://schemas.microsoft.com/office/2019/extlst" xmlns:r="http://schemas.openxmlformats.org/officeDocument/2006/relationships" xmlns:m="http://schemas.openxmlformats.org/officeDocument/2006/math" xmlns:v="urn:schemas-microsoft-com:vml" xmlns:wp14="http://schemas.microsoft.com/office/word/2010/wordprocessingDrawing" xmlns:wp="http://schemas.openxmlformats.org/drawingml/2006/wordprocessingDrawing" xmlns:w10="urn:schemas-microsoft-com:office:word" xmlns:w="http://schemas.openxmlformats.org/wordprocessingml/2006/main" xmlns:w14="http://schemas.microsoft.com/office/word/2010/wordml" xmlns:w15="http://schemas.microsoft.com/office/word/2012/wordml" xmlns:w16cex="http://schemas.microsoft.com/office/word/2018/wordml/cex" xmlns:w16cid="http://schemas.microsoft.com/office/word/2016/wordml/cid" xmlns:w16="http://schemas.microsoft.com/office/word/2018/wordml" xmlns:w16du="http://schemas.microsoft.com/office/word/2023/wordml/word16du" xmlns:w16sdtdh="http://schemas.microsoft.com/office/word/2020/wordml/sdtdatahash" xmlns:w16sdtfl="http://schemas.microsoft.com/office/word/2024/wordml/sdtformatlock" xmlns:w16se="http://schemas.microsoft.com/office/word/2015/wordml/symex" xmlns:wpg="http://schemas.microsoft.com/office/word/2010/wordprocessingGroup" xmlns:wpi="http://schemas.microsoft.com/office/word/2010/wordprocessingInk" xmlns:wne="http://schemas.microsoft.com/office/word/2006/wordml" xmlns:wps="http://schemas.microsoft.com/office/word/2010/wordprocessingShape" mc:Ignorable="w14 w15 w16se w16cid w16 w16cex w16sdtdh w16sdtfl w16du wp14">
   <w:body>
     <w:p>
       <w:pPr>
-        <w:pStyle w:val="Normal"/>
-        <w:spacing w:lineRule="auto" w:line="240" w:before="0" w:after="0"/>
+        <w:spacing w:after="0" w:line="240" w:lineRule="auto"/>
         <w:jc w:val="center"/>
         <w:rPr>
           <w:rFonts w:ascii="Open Sans" w:hAnsi="Open Sans" w:cs="Open Sans"/>
@@ -15,8 +14,11 @@
         </w:rPr>
       </w:pPr>
       <w:r>
+        <w:rPr>
+          <w:noProof/>
+        </w:rPr>
         <w:drawing>
-          <wp:anchor behindDoc="0" distT="0" distB="0" distL="0" distR="0" simplePos="0" locked="0" layoutInCell="1" allowOverlap="1" relativeHeight="10">
+          <wp:anchor distT="0" distB="0" distL="0" distR="0" simplePos="0" relativeHeight="10" behindDoc="0" locked="0" layoutInCell="1" allowOverlap="1" wp14:anchorId="5E7733A2" wp14:editId="1E04AF43">
             <wp:simplePos x="0" y="0"/>
             <wp:positionH relativeFrom="column">
               <wp:posOffset>-60960</wp:posOffset>
@@ -27,7 +29,7 @@
             <wp:extent cx="1780540" cy="1464945"/>
             <wp:effectExtent l="0" t="0" r="0" b="0"/>
             <wp:wrapNone/>
-            <wp:docPr id="1" name="Image1" descr=""/>
+            <wp:docPr id="1" name="Image1"/>
             <wp:cNvGraphicFramePr>
               <a:graphicFrameLocks xmlns:a="http://schemas.openxmlformats.org/drawingml/2006/main" noChangeAspect="1"/>
             </wp:cNvGraphicFramePr>
@@ -35,13 +37,13 @@
               <a:graphicData uri="http://schemas.openxmlformats.org/drawingml/2006/picture">
                 <pic:pic xmlns:pic="http://schemas.openxmlformats.org/drawingml/2006/picture">
                   <pic:nvPicPr>
-                    <pic:cNvPr id="1" name="Image1" descr=""/>
+                    <pic:cNvPr id="1" name="Image1"/>
                     <pic:cNvPicPr>
                       <a:picLocks noChangeAspect="1" noChangeArrowheads="1"/>
                     </pic:cNvPicPr>
                   </pic:nvPicPr>
                   <pic:blipFill>
-                    <a:blip r:embed="rId2"/>
+                    <a:blip r:embed="rId8"/>
                     <a:stretch>
                       <a:fillRect/>
                     </a:stretch>
@@ -64,95 +66,88 @@
       </w:r>
       <w:r>
         <w:rPr>
-          <w:rFonts w:cs="Open Sans" w:ascii="Open Sans" w:hAnsi="Open Sans"/>
+          <w:rFonts w:ascii="Open Sans" w:hAnsi="Open Sans" w:cs="Open Sans"/>
           <w:b/>
           <w:color w:val="5A2D5A"/>
           <w:sz w:val="96"/>
         </w:rPr>
         <w:br/>
-        <w:br/>
-        <w:br/>
-        <w:br/>
-      </w:r>
-    </w:p>
-    <w:p>
-      <w:pPr>
-        <w:pStyle w:val="Normal"/>
-        <w:spacing w:lineRule="auto" w:line="240" w:before="0" w:after="0"/>
-        <w:jc w:val="center"/>
+      </w:r>
+      <w:r>
         <w:rPr>
           <w:rFonts w:ascii="Open Sans" w:hAnsi="Open Sans" w:cs="Open Sans"/>
           <w:b/>
           <w:color w:val="5A2D5A"/>
           <w:sz w:val="96"/>
         </w:rPr>
-      </w:pPr>
-      <w:r>
-        <w:rPr>
-          <w:rFonts w:cs="Open Sans" w:ascii="Open Sans" w:hAnsi="Open Sans"/>
+        <w:br/>
+      </w:r>
+      <w:r>
+        <w:rPr>
+          <w:rFonts w:ascii="Open Sans" w:hAnsi="Open Sans" w:cs="Open Sans"/>
           <w:b/>
           <w:color w:val="5A2D5A"/>
           <w:sz w:val="96"/>
         </w:rPr>
+        <w:br/>
+      </w:r>
+      <w:r>
+        <w:rPr>
+          <w:rFonts w:ascii="Open Sans" w:hAnsi="Open Sans" w:cs="Open Sans"/>
+          <w:b/>
+          <w:color w:val="5A2D5A"/>
+          <w:sz w:val="96"/>
+        </w:rPr>
+        <w:br/>
       </w:r>
     </w:p>
     <w:p>
       <w:pPr>
-        <w:pStyle w:val="Default"/>
-        <w:spacing w:lineRule="auto" w:line="240" w:before="0" w:after="0"/>
-        <w:rPr>
-          <w:rFonts w:ascii="Open Sans" w:hAnsi="Open Sans" w:cs="Open Sans"/>
-        </w:rPr>
-      </w:pPr>
-      <w:r>
-        <w:rPr>
-          <w:rFonts w:cs="Open Sans" w:ascii="Open Sans" w:hAnsi="Open Sans"/>
-        </w:rPr>
-      </w:r>
+        <w:spacing w:after="0" w:line="240" w:lineRule="auto"/>
+        <w:jc w:val="center"/>
+        <w:rPr>
+          <w:rFonts w:ascii="Open Sans" w:hAnsi="Open Sans" w:cs="Open Sans"/>
+          <w:b/>
+          <w:color w:val="5A2D5A"/>
+          <w:sz w:val="96"/>
+        </w:rPr>
+      </w:pPr>
     </w:p>
     <w:p>
       <w:pPr>
         <w:pStyle w:val="Default"/>
-        <w:spacing w:lineRule="auto" w:line="240" w:before="0" w:after="0"/>
-        <w:rPr>
-          <w:rFonts w:ascii="Open Sans" w:hAnsi="Open Sans" w:cs="Open Sans"/>
+        <w:spacing w:after="0" w:line="240" w:lineRule="auto"/>
+        <w:rPr>
+          <w:rFonts w:ascii="Open Sans" w:hAnsi="Open Sans" w:cs="Open Sans" w:hint="eastAsia"/>
+        </w:rPr>
+      </w:pPr>
+    </w:p>
+    <w:p>
+      <w:pPr>
+        <w:pStyle w:val="Default"/>
+        <w:spacing w:after="0" w:line="240" w:lineRule="auto"/>
+        <w:rPr>
+          <w:rFonts w:ascii="Open Sans" w:hAnsi="Open Sans" w:cs="Open Sans" w:hint="eastAsia"/>
           <w:b/>
           <w:color w:val="612D4A"/>
           <w:sz w:val="57"/>
         </w:rPr>
       </w:pPr>
-      <w:r>
-        <w:rPr>
-          <w:rFonts w:cs="Open Sans" w:ascii="Open Sans" w:hAnsi="Open Sans"/>
+    </w:p>
+    <w:p>
+      <w:pPr>
+        <w:pStyle w:val="Default"/>
+        <w:spacing w:after="0" w:line="240" w:lineRule="auto"/>
+        <w:rPr>
+          <w:rFonts w:ascii="Open Sans" w:hAnsi="Open Sans" w:cs="Open Sans" w:hint="eastAsia"/>
           <w:b/>
           <w:color w:val="612D4A"/>
           <w:sz w:val="57"/>
         </w:rPr>
-      </w:r>
+      </w:pPr>
     </w:p>
     <w:p>
       <w:pPr>
-        <w:pStyle w:val="Default"/>
-        <w:spacing w:lineRule="auto" w:line="240" w:before="0" w:after="0"/>
-        <w:rPr>
-          <w:rFonts w:ascii="Open Sans" w:hAnsi="Open Sans" w:cs="Open Sans"/>
-          <w:b/>
-          <w:color w:val="612D4A"/>
-          <w:sz w:val="57"/>
-        </w:rPr>
-      </w:pPr>
-      <w:r>
-        <w:rPr>
-          <w:rFonts w:cs="Open Sans" w:ascii="Open Sans" w:hAnsi="Open Sans"/>
-          <w:b/>
-          <w:color w:val="612D4A"/>
-          <w:sz w:val="57"/>
-        </w:rPr>
-      </w:r>
-    </w:p>
-    <w:p>
-      <w:pPr>
-        <w:pStyle w:val="Normal"/>
         <w:rPr>
           <w:rFonts w:ascii="Open Sans" w:hAnsi="Open Sans" w:cs="Open Sans"/>
           <w:color w:val="EE0000"/>
@@ -161,15 +156,71 @@
           <w:lang w:val="en-US"/>
         </w:rPr>
       </w:pPr>
-      <w:r>
-        <w:rPr>
-          <w:rFonts w:cs="Open Sans" w:ascii="Open Sans" w:hAnsi="Open Sans"/>
+      <w:proofErr w:type="spellStart"/>
+      <w:r>
+        <w:rPr>
+          <w:rFonts w:ascii="Open Sans" w:hAnsi="Open Sans" w:cs="Open Sans"/>
           <w:b/>
           <w:color w:val="612D4A"/>
           <w:sz w:val="57"/>
           <w:szCs w:val="57"/>
         </w:rPr>
-        <w:t>Foodesign Conceptual Events Proposal.</w:t>
+        <w:t>Foodesign</w:t>
+      </w:r>
+      <w:proofErr w:type="spellEnd"/>
+      <w:r>
+        <w:rPr>
+          <w:rFonts w:ascii="Open Sans" w:hAnsi="Open Sans" w:cs="Open Sans"/>
+          <w:b/>
+          <w:color w:val="612D4A"/>
+          <w:sz w:val="57"/>
+          <w:szCs w:val="57"/>
+        </w:rPr>
+        <w:t xml:space="preserve"> Conceptual </w:t>
+      </w:r>
+      <w:proofErr w:type="spellStart"/>
+      <w:r>
+        <w:rPr>
+          <w:rFonts w:ascii="Open Sans" w:hAnsi="Open Sans" w:cs="Open Sans"/>
+          <w:b/>
+          <w:color w:val="612D4A"/>
+          <w:sz w:val="57"/>
+          <w:szCs w:val="57"/>
+        </w:rPr>
+        <w:t>Events</w:t>
+      </w:r>
+      <w:proofErr w:type="spellEnd"/>
+      <w:r>
+        <w:rPr>
+          <w:rFonts w:ascii="Open Sans" w:hAnsi="Open Sans" w:cs="Open Sans"/>
+          <w:b/>
+          <w:color w:val="612D4A"/>
+          <w:sz w:val="57"/>
+          <w:szCs w:val="57"/>
+        </w:rPr>
+        <w:t xml:space="preserve"> </w:t>
+      </w:r>
+      <w:proofErr w:type="spellStart"/>
+      <w:r>
+        <w:rPr>
+          <w:rFonts w:ascii="Open Sans" w:hAnsi="Open Sans" w:cs="Open Sans"/>
+          <w:b/>
+          <w:color w:val="612D4A"/>
+          <w:sz w:val="57"/>
+          <w:szCs w:val="57"/>
+        </w:rPr>
+        <w:t>Proposal</w:t>
+      </w:r>
+      <w:proofErr w:type="spellEnd"/>
+      <w:r>
+        <w:rPr>
+          <w:rFonts w:ascii="Open Sans" w:hAnsi="Open Sans" w:cs="Open Sans"/>
+          <w:b/>
+          <w:color w:val="612D4A"/>
+          <w:sz w:val="57"/>
+          <w:szCs w:val="57"/>
+        </w:rPr>
+        <w:t>.</w:t>
       </w:r>
       <w:r>
         <w:br w:type="page"/>
@@ -179,23 +230,15 @@
       <w:tblPr>
         <w:tblStyle w:val="Tablaconcuadrcula"/>
         <w:tblW w:w="10530" w:type="dxa"/>
-        <w:jc w:val="left"/>
         <w:tblInd w:w="-810" w:type="dxa"/>
         <w:tblLayout w:type="fixed"/>
-        <w:tblCellMar>
-          <w:top w:w="0" w:type="dxa"/>
-          <w:left w:w="108" w:type="dxa"/>
-          <w:bottom w:w="0" w:type="dxa"/>
-          <w:right w:w="108" w:type="dxa"/>
-        </w:tblCellMar>
-        <w:tblLook w:val="04a0" w:noVBand="1" w:noHBand="0" w:lastColumn="0" w:firstColumn="1" w:lastRow="0" w:firstRow="1"/>
+        <w:tblLook w:val="04A0" w:firstRow="1" w:lastRow="0" w:firstColumn="1" w:lastColumn="0" w:noHBand="0" w:noVBand="1"/>
       </w:tblPr>
       <w:tblGrid>
         <w:gridCol w:w="3294"/>
-        <w:gridCol w:w="7235"/>
+        <w:gridCol w:w="7236"/>
       </w:tblGrid>
       <w:tr>
-        <w:trPr/>
         <w:tc>
           <w:tcPr>
             <w:tcW w:w="3294" w:type="dxa"/>
@@ -208,174 +251,103 @@
           </w:tcPr>
           <w:p>
             <w:pPr>
-              <w:pStyle w:val="Normal"/>
               <w:pageBreakBefore/>
-              <w:widowControl/>
-              <w:suppressAutoHyphens w:val="true"/>
-              <w:spacing w:lineRule="auto" w:line="240" w:before="0" w:after="0"/>
-              <w:jc w:val="left"/>
-              <w:rPr>
-                <w:rFonts w:ascii="Open Sans" w:hAnsi="Open Sans" w:cs="Open Sans"/>
-                <w:b/>
-                <w:i/>
-                <w:i/>
-                <w:color w:val="612D4B"/>
-                <w:sz w:val="26"/>
-                <w:lang w:val="en-US"/>
-              </w:rPr>
-            </w:pPr>
-            <w:r>
-              <w:rPr>
-                <w:rFonts w:cs="Open Sans" w:ascii="Open Sans" w:hAnsi="Open Sans"/>
+              <w:spacing w:after="0" w:line="240" w:lineRule="auto"/>
+              <w:rPr>
+                <w:rFonts w:ascii="Open Sans" w:hAnsi="Open Sans" w:cs="Open Sans"/>
                 <w:b/>
                 <w:i/>
                 <w:color w:val="612D4B"/>
                 <w:sz w:val="26"/>
                 <w:lang w:val="en-US"/>
               </w:rPr>
-            </w:r>
-          </w:p>
-          <w:p>
-            <w:pPr>
-              <w:pStyle w:val="Normal"/>
-              <w:widowControl/>
-              <w:suppressAutoHyphens w:val="true"/>
-              <w:spacing w:lineRule="auto" w:line="240" w:before="0" w:after="0"/>
-              <w:jc w:val="left"/>
-              <w:rPr>
-                <w:rFonts w:ascii="Open Sans" w:hAnsi="Open Sans" w:cs="Open Sans"/>
-                <w:b/>
-                <w:i/>
-                <w:i/>
-                <w:color w:val="612D4B"/>
-                <w:sz w:val="26"/>
-                <w:lang w:val="en-US"/>
-              </w:rPr>
-            </w:pPr>
-            <w:r>
-              <w:rPr>
-                <w:rFonts w:cs="Open Sans" w:ascii="Open Sans" w:hAnsi="Open Sans"/>
+            </w:pPr>
+          </w:p>
+          <w:p>
+            <w:pPr>
+              <w:spacing w:after="0" w:line="240" w:lineRule="auto"/>
+              <w:rPr>
+                <w:rFonts w:ascii="Open Sans" w:hAnsi="Open Sans" w:cs="Open Sans"/>
                 <w:b/>
                 <w:i/>
                 <w:color w:val="612D4B"/>
                 <w:sz w:val="26"/>
                 <w:lang w:val="en-US"/>
               </w:rPr>
-            </w:r>
-          </w:p>
-          <w:p>
-            <w:pPr>
-              <w:pStyle w:val="Normal"/>
-              <w:widowControl/>
-              <w:suppressAutoHyphens w:val="true"/>
-              <w:spacing w:lineRule="auto" w:line="240" w:before="0" w:after="0"/>
-              <w:jc w:val="left"/>
-              <w:rPr>
-                <w:rFonts w:ascii="Open Sans" w:hAnsi="Open Sans" w:cs="Open Sans"/>
-                <w:b/>
-                <w:i/>
-                <w:i/>
-                <w:color w:val="612D4B"/>
-                <w:sz w:val="26"/>
-                <w:lang w:val="en-US"/>
-              </w:rPr>
-            </w:pPr>
-            <w:r>
-              <w:rPr>
-                <w:rFonts w:cs="Open Sans" w:ascii="Open Sans" w:hAnsi="Open Sans"/>
+            </w:pPr>
+          </w:p>
+          <w:p>
+            <w:pPr>
+              <w:spacing w:after="0" w:line="240" w:lineRule="auto"/>
+              <w:rPr>
+                <w:rFonts w:ascii="Open Sans" w:hAnsi="Open Sans" w:cs="Open Sans"/>
                 <w:b/>
                 <w:i/>
                 <w:color w:val="612D4B"/>
                 <w:sz w:val="26"/>
                 <w:lang w:val="en-US"/>
               </w:rPr>
-            </w:r>
-          </w:p>
-          <w:p>
-            <w:pPr>
-              <w:pStyle w:val="Normal"/>
-              <w:widowControl/>
-              <w:suppressAutoHyphens w:val="true"/>
-              <w:spacing w:lineRule="auto" w:line="240" w:before="0" w:after="0"/>
-              <w:jc w:val="left"/>
-              <w:rPr>
-                <w:rFonts w:ascii="Open Sans" w:hAnsi="Open Sans" w:cs="Open Sans"/>
-                <w:sz w:val="18"/>
-                <w:szCs w:val="18"/>
-                <w:lang w:val="en-US"/>
-              </w:rPr>
-            </w:pPr>
-            <w:r>
-              <w:rPr>
-                <w:rFonts w:eastAsia="Aptos" w:cs="Open Sans" w:ascii="Open Sans" w:hAnsi="Open Sans"/>
+            </w:pPr>
+          </w:p>
+          <w:p>
+            <w:pPr>
+              <w:spacing w:after="0" w:line="240" w:lineRule="auto"/>
+              <w:rPr>
+                <w:rFonts w:ascii="Open Sans" w:hAnsi="Open Sans" w:cs="Open Sans"/>
+                <w:sz w:val="18"/>
+                <w:szCs w:val="18"/>
+                <w:lang w:val="en-US"/>
+              </w:rPr>
+            </w:pPr>
+            <w:r>
+              <w:rPr>
+                <w:rFonts w:ascii="Open Sans" w:eastAsia="Aptos" w:hAnsi="Open Sans" w:cs="Open Sans"/>
                 <w:b/>
                 <w:i/>
                 <w:color w:val="612D4B"/>
-                <w:kern w:val="2"/>
-                <w:sz w:val="18"/>
-                <w:szCs w:val="18"/>
-                <w:lang w:val="en-US" w:eastAsia="en-US" w:bidi="ar-SA"/>
+                <w:sz w:val="18"/>
+                <w:szCs w:val="18"/>
+                <w:lang w:val="en-US"/>
               </w:rPr>
               <w:t>We create everlasting moments</w:t>
             </w:r>
           </w:p>
           <w:p>
             <w:pPr>
-              <w:pStyle w:val="Normal"/>
-              <w:widowControl/>
-              <w:suppressAutoHyphens w:val="true"/>
-              <w:spacing w:lineRule="auto" w:line="240" w:before="0" w:after="0"/>
-              <w:jc w:val="left"/>
-              <w:rPr>
-                <w:rFonts w:ascii="Open Sans" w:hAnsi="Open Sans" w:cs="Open Sans"/>
-                <w:sz w:val="18"/>
-                <w:szCs w:val="18"/>
-                <w:lang w:val="en-US"/>
-              </w:rPr>
-            </w:pPr>
-            <w:r>
-              <w:rPr>
-                <w:rFonts w:cs="Open Sans" w:ascii="Open Sans" w:hAnsi="Open Sans"/>
-                <w:sz w:val="18"/>
-                <w:szCs w:val="18"/>
-                <w:lang w:val="en-US"/>
-              </w:rPr>
-            </w:r>
-          </w:p>
-          <w:p>
-            <w:pPr>
-              <w:pStyle w:val="Normal"/>
-              <w:widowControl/>
-              <w:suppressAutoHyphens w:val="true"/>
-              <w:spacing w:lineRule="auto" w:line="240" w:before="0" w:after="0"/>
-              <w:jc w:val="left"/>
-              <w:rPr>
-                <w:rFonts w:ascii="Open Sans" w:hAnsi="Open Sans" w:cs="Open Sans"/>
-                <w:sz w:val="18"/>
-                <w:szCs w:val="18"/>
-                <w:lang w:val="en-US"/>
-              </w:rPr>
-            </w:pPr>
-            <w:r>
-              <w:rPr>
-                <w:rFonts w:eastAsia="Aptos" w:cs="Open Sans" w:ascii="Open Sans" w:hAnsi="Open Sans"/>
+              <w:spacing w:after="0" w:line="240" w:lineRule="auto"/>
+              <w:rPr>
+                <w:rFonts w:ascii="Open Sans" w:hAnsi="Open Sans" w:cs="Open Sans"/>
+                <w:sz w:val="18"/>
+                <w:szCs w:val="18"/>
+                <w:lang w:val="en-US"/>
+              </w:rPr>
+            </w:pPr>
+          </w:p>
+          <w:p>
+            <w:pPr>
+              <w:spacing w:after="0" w:line="240" w:lineRule="auto"/>
+              <w:rPr>
+                <w:rFonts w:ascii="Open Sans" w:hAnsi="Open Sans" w:cs="Open Sans"/>
+                <w:sz w:val="18"/>
+                <w:szCs w:val="18"/>
+                <w:lang w:val="en-US"/>
+              </w:rPr>
+            </w:pPr>
+            <w:r>
+              <w:rPr>
+                <w:rFonts w:ascii="Open Sans" w:eastAsia="Aptos" w:hAnsi="Open Sans" w:cs="Open Sans"/>
                 <w:b/>
                 <w:color w:val="612D4B"/>
-                <w:kern w:val="2"/>
-                <w:sz w:val="18"/>
-                <w:szCs w:val="18"/>
-                <w:lang w:val="en-US" w:eastAsia="en-US" w:bidi="ar-SA"/>
+                <w:sz w:val="18"/>
+                <w:szCs w:val="18"/>
+                <w:lang w:val="en-US"/>
               </w:rPr>
               <w:t>Client</w:t>
             </w:r>
           </w:p>
           <w:p>
             <w:pPr>
-              <w:pStyle w:val="Normal"/>
-              <w:widowControl/>
-              <w:suppressAutoHyphens w:val="true"/>
-              <w:spacing w:lineRule="auto" w:line="240" w:before="0" w:after="0"/>
-              <w:jc w:val="left"/>
+              <w:spacing w:after="0" w:line="240" w:lineRule="auto"/>
               <w:rPr>
                 <w:rFonts w:ascii="Open Sans" w:hAnsi="Open Sans" w:cs="Open Sans"/>
                 <w:color w:val="000000"/>
@@ -386,94 +358,67 @@
             </w:pPr>
             <w:r>
               <w:rPr>
-                <w:rFonts w:eastAsia="Aptos" w:cs="Open Sans" w:ascii="Open Sans" w:hAnsi="Open Sans"/>
+                <w:rFonts w:ascii="Open Sans" w:eastAsia="Aptos" w:hAnsi="Open Sans" w:cs="Open Sans"/>
                 <w:color w:val="000000"/>
-                <w:kern w:val="2"/>
-                <w:sz w:val="18"/>
-                <w:szCs w:val="18"/>
-                <w:lang w:val="en-US" w:eastAsia="en-US" w:bidi="ar-SA"/>
+                <w:sz w:val="18"/>
+                <w:szCs w:val="18"/>
+                <w:lang w:val="en-US"/>
               </w:rPr>
               <w:t>Test Client</w:t>
             </w:r>
           </w:p>
           <w:p>
             <w:pPr>
-              <w:pStyle w:val="Normal"/>
-              <w:widowControl/>
-              <w:suppressAutoHyphens w:val="true"/>
-              <w:spacing w:lineRule="auto" w:line="240" w:before="0" w:after="0"/>
-              <w:jc w:val="left"/>
-              <w:rPr>
-                <w:rFonts w:ascii="Open Sans" w:hAnsi="Open Sans" w:cs="Open Sans"/>
-                <w:sz w:val="18"/>
-                <w:szCs w:val="18"/>
-                <w:lang w:val="en-US"/>
-              </w:rPr>
-            </w:pPr>
-            <w:r>
-              <w:rPr>
-                <w:rFonts w:eastAsia="Aptos" w:cs="Open Sans" w:ascii="Open Sans" w:hAnsi="Open Sans"/>
-                <w:kern w:val="2"/>
-                <w:sz w:val="18"/>
-                <w:szCs w:val="18"/>
-                <w:lang w:val="en-US" w:eastAsia="en-US" w:bidi="ar-SA"/>
-              </w:rPr>
-            </w:r>
-          </w:p>
-          <w:p>
-            <w:pPr>
-              <w:pStyle w:val="Normal"/>
-              <w:widowControl/>
-              <w:suppressAutoHyphens w:val="true"/>
-              <w:spacing w:lineRule="auto" w:line="240" w:before="0" w:after="0"/>
-              <w:jc w:val="left"/>
-              <w:rPr>
-                <w:rFonts w:ascii="Open Sans" w:hAnsi="Open Sans" w:cs="Open Sans"/>
-                <w:sz w:val="18"/>
-                <w:szCs w:val="18"/>
-                <w:lang w:val="en-US"/>
-              </w:rPr>
-            </w:pPr>
-            <w:r>
-              <w:rPr>
-                <w:rFonts w:eastAsia="Aptos" w:cs="Open Sans" w:ascii="Open Sans" w:hAnsi="Open Sans"/>
-                <w:kern w:val="2"/>
-                <w:sz w:val="18"/>
-                <w:szCs w:val="18"/>
-                <w:lang w:val="en-US" w:eastAsia="en-US" w:bidi="ar-SA"/>
-              </w:rPr>
-            </w:r>
-          </w:p>
-          <w:p>
-            <w:pPr>
-              <w:pStyle w:val="Normal"/>
-              <w:widowControl/>
-              <w:suppressAutoHyphens w:val="true"/>
-              <w:spacing w:lineRule="auto" w:line="240" w:before="0" w:after="0"/>
-              <w:jc w:val="left"/>
-              <w:rPr>
-                <w:rFonts w:ascii="Open Sans" w:hAnsi="Open Sans" w:cs="Open Sans"/>
-                <w:sz w:val="18"/>
-                <w:szCs w:val="18"/>
-                <w:lang w:val="en-US"/>
-              </w:rPr>
-            </w:pPr>
-            <w:r>
-              <w:rPr>
-                <w:rFonts w:cs="Open Sans" w:ascii="Open Sans" w:hAnsi="Open Sans"/>
-                <w:sz w:val="18"/>
-                <w:szCs w:val="18"/>
-                <w:lang w:val="en-US"/>
-              </w:rPr>
-            </w:r>
-          </w:p>
-          <w:p>
-            <w:pPr>
-              <w:pStyle w:val="Normal"/>
-              <w:widowControl/>
-              <w:suppressAutoHyphens w:val="true"/>
-              <w:spacing w:lineRule="auto" w:line="240" w:before="0" w:after="0"/>
-              <w:jc w:val="left"/>
+              <w:spacing w:after="0" w:line="240" w:lineRule="auto"/>
+              <w:rPr>
+                <w:rFonts w:ascii="Open Sans" w:hAnsi="Open Sans" w:cs="Open Sans"/>
+                <w:sz w:val="18"/>
+                <w:szCs w:val="18"/>
+                <w:lang w:val="en-US"/>
+              </w:rPr>
+            </w:pPr>
+            <w:r>
+              <w:rPr>
+                <w:rFonts w:ascii="Open Sans" w:eastAsia="Aptos" w:hAnsi="Open Sans" w:cs="Open Sans"/>
+                <w:sz w:val="18"/>
+                <w:szCs w:val="18"/>
+                <w:lang w:val="en-US"/>
+              </w:rPr>
+            </w:r>
+          </w:p>
+          <w:p>
+            <w:pPr>
+              <w:spacing w:after="0" w:line="240" w:lineRule="auto"/>
+              <w:rPr>
+                <w:rFonts w:ascii="Open Sans" w:hAnsi="Open Sans" w:cs="Open Sans"/>
+                <w:sz w:val="18"/>
+                <w:szCs w:val="18"/>
+                <w:lang w:val="en-US"/>
+              </w:rPr>
+            </w:pPr>
+            <w:r>
+              <w:rPr>
+                <w:rFonts w:ascii="Open Sans" w:eastAsia="Aptos" w:hAnsi="Open Sans" w:cs="Open Sans"/>
+                <w:sz w:val="18"/>
+                <w:szCs w:val="18"/>
+                <w:lang w:val="en-US"/>
+              </w:rPr>
+            </w:r>
+          </w:p>
+          <w:p>
+            <w:pPr>
+              <w:spacing w:after="0" w:line="240" w:lineRule="auto"/>
+              <w:rPr>
+                <w:rFonts w:ascii="Open Sans" w:hAnsi="Open Sans" w:cs="Open Sans"/>
+                <w:sz w:val="18"/>
+                <w:szCs w:val="18"/>
+                <w:lang w:val="en-US"/>
+              </w:rPr>
+            </w:pPr>
+          </w:p>
+          <w:p>
+            <w:pPr>
+              <w:spacing w:after="0" w:line="240" w:lineRule="auto"/>
               <w:rPr>
                 <w:rFonts w:ascii="Open Sans" w:hAnsi="Open Sans" w:cs="Open Sans"/>
                 <w:b/>
@@ -485,291 +430,220 @@
             </w:pPr>
             <w:r>
               <w:rPr>
-                <w:rFonts w:eastAsia="Aptos" w:cs="Open Sans" w:ascii="Open Sans" w:hAnsi="Open Sans"/>
+                <w:rFonts w:ascii="Open Sans" w:eastAsia="Aptos" w:hAnsi="Open Sans" w:cs="Open Sans"/>
                 <w:b/>
                 <w:color w:val="612D4B"/>
-                <w:kern w:val="2"/>
-                <w:sz w:val="18"/>
-                <w:szCs w:val="18"/>
-                <w:lang w:val="en-US" w:eastAsia="en-US" w:bidi="ar-SA"/>
+                <w:sz w:val="18"/>
+                <w:szCs w:val="18"/>
+                <w:lang w:val="en-US"/>
               </w:rPr>
               <w:t>Client Representative</w:t>
             </w:r>
           </w:p>
           <w:p>
             <w:pPr>
-              <w:pStyle w:val="Normal"/>
-              <w:widowControl/>
-              <w:suppressAutoHyphens w:val="true"/>
-              <w:spacing w:lineRule="auto" w:line="240" w:before="0" w:after="0"/>
-              <w:jc w:val="left"/>
-              <w:rPr>
-                <w:rFonts w:ascii="Open Sans" w:hAnsi="Open Sans" w:cs="Open Sans"/>
-                <w:sz w:val="18"/>
-                <w:szCs w:val="18"/>
-                <w:lang w:val="en-US"/>
-              </w:rPr>
-            </w:pPr>
-            <w:r>
-              <w:rPr>
-                <w:rFonts w:eastAsia="Aptos" w:cs="Open Sans" w:ascii="Open Sans" w:hAnsi="Open Sans"/>
-                <w:kern w:val="2"/>
-                <w:sz w:val="18"/>
-                <w:szCs w:val="18"/>
-                <w:lang w:val="en-US" w:eastAsia="en-US" w:bidi="ar-SA"/>
+              <w:spacing w:after="0" w:line="240" w:lineRule="auto"/>
+              <w:rPr>
+                <w:rFonts w:ascii="Open Sans" w:hAnsi="Open Sans" w:cs="Open Sans"/>
+                <w:sz w:val="18"/>
+                <w:szCs w:val="18"/>
+                <w:lang w:val="en-US"/>
+              </w:rPr>
+            </w:pPr>
+            <w:r>
+              <w:rPr>
+                <w:rFonts w:ascii="Open Sans" w:eastAsia="Aptos" w:hAnsi="Open Sans" w:cs="Open Sans"/>
+                <w:sz w:val="18"/>
+                <w:szCs w:val="18"/>
+                <w:lang w:val="en-US"/>
               </w:rPr>
               <w:t>Rep Name</w:t>
             </w:r>
           </w:p>
           <w:p>
             <w:pPr>
-              <w:pStyle w:val="Normal"/>
-              <w:widowControl/>
-              <w:suppressAutoHyphens w:val="true"/>
-              <w:spacing w:lineRule="auto" w:line="240" w:before="0" w:after="0"/>
-              <w:jc w:val="left"/>
-              <w:rPr>
-                <w:rFonts w:ascii="Open Sans" w:hAnsi="Open Sans" w:cs="Open Sans"/>
-                <w:sz w:val="18"/>
-                <w:szCs w:val="18"/>
-                <w:lang w:val="en-US"/>
-              </w:rPr>
-            </w:pPr>
-            <w:r>
-              <w:rPr>
-                <w:rFonts w:eastAsia="Aptos" w:cs="Open Sans" w:ascii="Open Sans" w:hAnsi="Open Sans"/>
-                <w:kern w:val="2"/>
-                <w:sz w:val="18"/>
-                <w:szCs w:val="18"/>
-                <w:lang w:val="en-US" w:eastAsia="en-US" w:bidi="ar-SA"/>
-              </w:rPr>
-            </w:r>
-          </w:p>
-          <w:p>
-            <w:pPr>
-              <w:pStyle w:val="Normal"/>
-              <w:widowControl/>
-              <w:suppressAutoHyphens w:val="true"/>
-              <w:spacing w:lineRule="auto" w:line="240" w:before="0" w:after="0"/>
-              <w:jc w:val="left"/>
-              <w:rPr>
-                <w:rFonts w:ascii="Open Sans" w:hAnsi="Open Sans" w:cs="Open Sans"/>
-                <w:sz w:val="18"/>
-                <w:szCs w:val="18"/>
-                <w:lang w:val="en-US"/>
-              </w:rPr>
-            </w:pPr>
-            <w:r>
-              <w:rPr>
-                <w:rFonts w:eastAsia="Aptos" w:cs="Open Sans" w:ascii="Open Sans" w:hAnsi="Open Sans"/>
-                <w:kern w:val="2"/>
-                <w:sz w:val="18"/>
-                <w:szCs w:val="18"/>
-                <w:lang w:val="en-US" w:eastAsia="en-US" w:bidi="ar-SA"/>
+              <w:spacing w:after="0" w:line="240" w:lineRule="auto"/>
+              <w:rPr>
+                <w:rFonts w:ascii="Open Sans" w:hAnsi="Open Sans" w:cs="Open Sans"/>
+                <w:sz w:val="18"/>
+                <w:szCs w:val="18"/>
+                <w:lang w:val="en-US"/>
+              </w:rPr>
+            </w:pPr>
+            <w:r>
+              <w:rPr>
+                <w:rFonts w:ascii="Open Sans" w:eastAsia="Aptos" w:hAnsi="Open Sans" w:cs="Open Sans"/>
+                <w:sz w:val="18"/>
+                <w:szCs w:val="18"/>
+                <w:lang w:val="en-US"/>
+              </w:rPr>
+            </w:r>
+          </w:p>
+          <w:p>
+            <w:pPr>
+              <w:spacing w:after="0" w:line="240" w:lineRule="auto"/>
+              <w:rPr>
+                <w:rFonts w:ascii="Open Sans" w:hAnsi="Open Sans" w:cs="Open Sans"/>
+                <w:sz w:val="18"/>
+                <w:szCs w:val="18"/>
+                <w:lang w:val="en-US"/>
+              </w:rPr>
+            </w:pPr>
+            <w:r>
+              <w:rPr>
+                <w:rFonts w:ascii="Open Sans" w:eastAsia="Aptos" w:hAnsi="Open Sans" w:cs="Open Sans"/>
+                <w:sz w:val="18"/>
+                <w:szCs w:val="18"/>
+                <w:lang w:val="en-US"/>
               </w:rPr>
               <w:t xml:space="preserve">Ph: </w:t>
             </w:r>
           </w:p>
           <w:p>
             <w:pPr>
-              <w:pStyle w:val="Normal"/>
-              <w:widowControl/>
-              <w:suppressAutoHyphens w:val="true"/>
-              <w:spacing w:lineRule="auto" w:line="240" w:before="0" w:after="0"/>
-              <w:jc w:val="left"/>
-              <w:rPr>
-                <w:rFonts w:ascii="Open Sans" w:hAnsi="Open Sans" w:cs="Open Sans"/>
-                <w:sz w:val="18"/>
-                <w:szCs w:val="18"/>
-                <w:lang w:val="en-US"/>
-              </w:rPr>
-            </w:pPr>
-            <w:r>
-              <w:rPr>
-                <w:rFonts w:cs="Open Sans" w:ascii="Open Sans" w:hAnsi="Open Sans"/>
-                <w:sz w:val="18"/>
-                <w:szCs w:val="18"/>
-                <w:lang w:val="en-US"/>
-              </w:rPr>
-            </w:r>
-          </w:p>
-          <w:p>
-            <w:pPr>
-              <w:pStyle w:val="Normal"/>
-              <w:widowControl/>
-              <w:suppressAutoHyphens w:val="true"/>
-              <w:spacing w:lineRule="auto" w:line="240" w:before="0" w:after="0"/>
-              <w:jc w:val="left"/>
-              <w:rPr>
-                <w:rFonts w:ascii="Open Sans" w:hAnsi="Open Sans" w:cs="Open Sans"/>
-                <w:sz w:val="18"/>
-                <w:szCs w:val="18"/>
-                <w:lang w:val="en-US"/>
-              </w:rPr>
-            </w:pPr>
-            <w:r>
-              <w:rPr>
-                <w:rFonts w:eastAsia="Aptos" w:cs="Open Sans" w:ascii="Open Sans" w:hAnsi="Open Sans"/>
+              <w:spacing w:after="0" w:line="240" w:lineRule="auto"/>
+              <w:rPr>
+                <w:rFonts w:ascii="Open Sans" w:hAnsi="Open Sans" w:cs="Open Sans"/>
+                <w:sz w:val="18"/>
+                <w:szCs w:val="18"/>
+                <w:lang w:val="en-US"/>
+              </w:rPr>
+            </w:pPr>
+          </w:p>
+          <w:p>
+            <w:pPr>
+              <w:spacing w:after="0" w:line="240" w:lineRule="auto"/>
+              <w:rPr>
+                <w:rFonts w:ascii="Open Sans" w:hAnsi="Open Sans" w:cs="Open Sans"/>
+                <w:sz w:val="18"/>
+                <w:szCs w:val="18"/>
+                <w:lang w:val="en-US"/>
+              </w:rPr>
+            </w:pPr>
+            <w:r>
+              <w:rPr>
+                <w:rFonts w:ascii="Open Sans" w:eastAsia="Aptos" w:hAnsi="Open Sans" w:cs="Open Sans"/>
                 <w:b/>
                 <w:color w:val="612D4B"/>
-                <w:kern w:val="2"/>
-                <w:sz w:val="18"/>
-                <w:szCs w:val="18"/>
-                <w:lang w:val="en-US" w:eastAsia="en-US" w:bidi="ar-SA"/>
+                <w:sz w:val="18"/>
+                <w:szCs w:val="18"/>
+                <w:lang w:val="en-US"/>
               </w:rPr>
               <w:t>Event Details</w:t>
             </w:r>
           </w:p>
           <w:p>
             <w:pPr>
-              <w:pStyle w:val="Normal"/>
-              <w:widowControl/>
-              <w:suppressAutoHyphens w:val="true"/>
-              <w:spacing w:lineRule="auto" w:line="240" w:before="0" w:after="0"/>
-              <w:jc w:val="left"/>
-              <w:rPr>
-                <w:rFonts w:ascii="Open Sans" w:hAnsi="Open Sans" w:cs="Open Sans"/>
-                <w:sz w:val="18"/>
-                <w:szCs w:val="18"/>
-                <w:lang w:val="en-US"/>
-              </w:rPr>
-            </w:pPr>
-            <w:r>
-              <w:rPr>
-                <w:rFonts w:eastAsia="Aptos" w:cs="Open Sans" w:ascii="Open Sans" w:hAnsi="Open Sans"/>
-                <w:kern w:val="2"/>
-                <w:sz w:val="18"/>
-                <w:szCs w:val="18"/>
-                <w:lang w:val="en-US" w:eastAsia="en-US" w:bidi="ar-SA"/>
-              </w:rPr>
-            </w:r>
-          </w:p>
-          <w:p>
-            <w:pPr>
-              <w:pStyle w:val="Normal"/>
-              <w:widowControl/>
-              <w:suppressAutoHyphens w:val="true"/>
-              <w:spacing w:lineRule="auto" w:line="240" w:before="0" w:after="0"/>
-              <w:jc w:val="left"/>
-              <w:rPr>
-                <w:rFonts w:ascii="Open Sans" w:hAnsi="Open Sans" w:cs="Open Sans"/>
-                <w:sz w:val="18"/>
-                <w:szCs w:val="18"/>
-                <w:lang w:val="en-US"/>
-              </w:rPr>
-            </w:pPr>
-            <w:r>
-              <w:rPr>
-                <w:rFonts w:eastAsia="Aptos" w:cs="Open Sans" w:ascii="Open Sans" w:hAnsi="Open Sans"/>
-                <w:kern w:val="2"/>
-                <w:sz w:val="18"/>
-                <w:szCs w:val="18"/>
-                <w:lang w:val="en-US" w:eastAsia="en-US" w:bidi="ar-SA"/>
+              <w:spacing w:after="0" w:line="240" w:lineRule="auto"/>
+              <w:rPr>
+                <w:rFonts w:ascii="Open Sans" w:hAnsi="Open Sans" w:cs="Open Sans"/>
+                <w:sz w:val="18"/>
+                <w:szCs w:val="18"/>
+                <w:lang w:val="en-US"/>
+              </w:rPr>
+            </w:pPr>
+            <w:r>
+              <w:rPr>
+                <w:rFonts w:ascii="Open Sans" w:eastAsia="Aptos" w:hAnsi="Open Sans" w:cs="Open Sans"/>
+                <w:sz w:val="18"/>
+                <w:szCs w:val="18"/>
+                <w:lang w:val="en-US"/>
+              </w:rPr>
+            </w:r>
+          </w:p>
+          <w:p>
+            <w:pPr>
+              <w:spacing w:after="0" w:line="240" w:lineRule="auto"/>
+              <w:rPr>
+                <w:rFonts w:ascii="Open Sans" w:hAnsi="Open Sans" w:cs="Open Sans"/>
+                <w:sz w:val="18"/>
+                <w:szCs w:val="18"/>
+                <w:lang w:val="en-US"/>
+              </w:rPr>
+            </w:pPr>
+            <w:r>
+              <w:rPr>
+                <w:rFonts w:ascii="Open Sans" w:eastAsia="Aptos" w:hAnsi="Open Sans" w:cs="Open Sans"/>
+                <w:sz w:val="18"/>
+                <w:szCs w:val="18"/>
+                <w:lang w:val="en-US"/>
               </w:rPr>
               <w:t xml:space="preserve">Event Code: </w:t>
             </w:r>
           </w:p>
           <w:p>
             <w:pPr>
-              <w:pStyle w:val="Normal"/>
-              <w:widowControl/>
-              <w:suppressAutoHyphens w:val="true"/>
-              <w:spacing w:lineRule="auto" w:line="240" w:before="0" w:after="0"/>
-              <w:jc w:val="left"/>
-              <w:rPr>
-                <w:rFonts w:ascii="Open Sans" w:hAnsi="Open Sans" w:cs="Open Sans"/>
-                <w:sz w:val="18"/>
-                <w:szCs w:val="18"/>
-                <w:lang w:val="en-US"/>
-              </w:rPr>
-            </w:pPr>
-            <w:r>
-              <w:rPr>
-                <w:rFonts w:eastAsia="Aptos" w:cs="Open Sans" w:ascii="Open Sans" w:hAnsi="Open Sans"/>
-                <w:kern w:val="2"/>
-                <w:sz w:val="18"/>
-                <w:szCs w:val="18"/>
-                <w:lang w:val="en-US" w:eastAsia="en-US" w:bidi="ar-SA"/>
+              <w:spacing w:after="0" w:line="240" w:lineRule="auto"/>
+              <w:rPr>
+                <w:rFonts w:ascii="Open Sans" w:hAnsi="Open Sans" w:cs="Open Sans"/>
+                <w:sz w:val="18"/>
+                <w:szCs w:val="18"/>
+                <w:lang w:val="en-US"/>
+              </w:rPr>
+            </w:pPr>
+            <w:r>
+              <w:rPr>
+                <w:rFonts w:ascii="Open Sans" w:eastAsia="Aptos" w:hAnsi="Open Sans" w:cs="Open Sans"/>
+                <w:sz w:val="18"/>
+                <w:szCs w:val="18"/>
+                <w:lang w:val="en-US"/>
               </w:rPr>
               <w:t>Start: Tuesday, Oct 27 2026</w:t>
             </w:r>
           </w:p>
           <w:p>
             <w:pPr>
-              <w:pStyle w:val="Normal"/>
-              <w:widowControl/>
-              <w:suppressAutoHyphens w:val="true"/>
-              <w:spacing w:lineRule="auto" w:line="240" w:before="0" w:after="0"/>
-              <w:jc w:val="left"/>
-              <w:rPr>
-                <w:rFonts w:ascii="Open Sans" w:hAnsi="Open Sans" w:cs="Open Sans"/>
-                <w:sz w:val="18"/>
-                <w:szCs w:val="18"/>
-                <w:lang w:val="en-US"/>
-              </w:rPr>
-            </w:pPr>
-            <w:r>
-              <w:rPr>
-                <w:rFonts w:eastAsia="Aptos" w:cs="Open Sans" w:ascii="Open Sans" w:hAnsi="Open Sans"/>
-                <w:kern w:val="2"/>
-                <w:sz w:val="18"/>
-                <w:szCs w:val="18"/>
-                <w:lang w:val="en-US" w:eastAsia="en-US" w:bidi="ar-SA"/>
+              <w:spacing w:after="0" w:line="240" w:lineRule="auto"/>
+              <w:rPr>
+                <w:rFonts w:ascii="Open Sans" w:hAnsi="Open Sans" w:cs="Open Sans"/>
+                <w:sz w:val="18"/>
+                <w:szCs w:val="18"/>
+                <w:lang w:val="en-US"/>
+              </w:rPr>
+            </w:pPr>
+            <w:r>
+              <w:rPr>
+                <w:rFonts w:ascii="Open Sans" w:eastAsia="Aptos" w:hAnsi="Open Sans" w:cs="Open Sans"/>
+                <w:sz w:val="18"/>
+                <w:szCs w:val="18"/>
+                <w:lang w:val="en-US"/>
               </w:rPr>
               <w:t>End: Friday, Oct 30 2026</w:t>
+            </w:r>
+            <w:r>
+              <w:rPr>
+                <w:rFonts w:ascii="Open Sans" w:eastAsia="Aptos" w:hAnsi="Open Sans" w:cs="Open Sans"/>
+                <w:sz w:val="18"/>
+                <w:szCs w:val="18"/>
+                <w:lang w:val="en-US"/>
+              </w:rPr>
               <w:br/>
               <w:t>100 Guests</w:t>
             </w:r>
           </w:p>
           <w:p>
             <w:pPr>
-              <w:pStyle w:val="Normal"/>
-              <w:widowControl/>
-              <w:suppressAutoHyphens w:val="true"/>
-              <w:spacing w:lineRule="auto" w:line="240" w:before="0" w:after="0"/>
-              <w:jc w:val="left"/>
-              <w:rPr>
-                <w:rFonts w:ascii="Open Sans" w:hAnsi="Open Sans" w:eastAsia="" w:cs="Open Sans" w:eastAsiaTheme="majorEastAsia"/>
+              <w:spacing w:after="0" w:line="240" w:lineRule="auto"/>
+              <w:rPr>
+                <w:rFonts w:ascii="Open Sans" w:eastAsiaTheme="majorEastAsia" w:hAnsi="Open Sans" w:cs="Open Sans"/>
                 <w:color w:val="EE0000"/>
                 <w:sz w:val="22"/>
                 <w:szCs w:val="22"/>
                 <w:lang w:val="en-US"/>
               </w:rPr>
             </w:pPr>
-            <w:r>
-              <w:rPr>
-                <w:rFonts w:eastAsia="" w:cs="Open Sans" w:eastAsiaTheme="majorEastAsia" w:ascii="Open Sans" w:hAnsi="Open Sans"/>
+          </w:p>
+          <w:p>
+            <w:pPr>
+              <w:spacing w:after="0" w:line="240" w:lineRule="auto"/>
+              <w:rPr>
+                <w:rFonts w:ascii="Open Sans" w:eastAsiaTheme="majorEastAsia" w:hAnsi="Open Sans" w:cs="Open Sans"/>
                 <w:color w:val="EE0000"/>
                 <w:sz w:val="22"/>
                 <w:szCs w:val="22"/>
                 <w:lang w:val="en-US"/>
               </w:rPr>
-            </w:r>
-          </w:p>
-          <w:p>
-            <w:pPr>
-              <w:pStyle w:val="Normal"/>
-              <w:widowControl/>
-              <w:suppressAutoHyphens w:val="true"/>
-              <w:spacing w:lineRule="auto" w:line="240" w:before="0" w:after="0"/>
-              <w:jc w:val="left"/>
-              <w:rPr>
-                <w:rFonts w:ascii="Open Sans" w:hAnsi="Open Sans" w:eastAsia="" w:cs="Open Sans" w:eastAsiaTheme="majorEastAsia"/>
-                <w:color w:val="EE0000"/>
-                <w:sz w:val="22"/>
-                <w:szCs w:val="22"/>
-                <w:lang w:val="en-US"/>
-              </w:rPr>
-            </w:pPr>
-            <w:r>
-              <w:rPr>
-                <w:rFonts w:eastAsia="" w:cs="Open Sans" w:eastAsiaTheme="majorEastAsia" w:ascii="Open Sans" w:hAnsi="Open Sans"/>
-                <w:color w:val="EE0000"/>
-                <w:sz w:val="22"/>
-                <w:szCs w:val="22"/>
-                <w:lang w:val="en-US"/>
-              </w:rPr>
-            </w:r>
+            </w:pPr>
           </w:p>
         </w:tc>
         <w:tc>
@@ -784,10 +658,7 @@
           </w:tcPr>
           <w:p>
             <w:pPr>
-              <w:pStyle w:val="Normal"/>
-              <w:widowControl/>
-              <w:suppressAutoHyphens w:val="true"/>
-              <w:spacing w:lineRule="auto" w:line="240" w:before="0" w:after="0"/>
+              <w:spacing w:after="0" w:line="240" w:lineRule="auto"/>
               <w:jc w:val="both"/>
               <w:rPr>
                 <w:rFonts w:ascii="Open Sans" w:hAnsi="Open Sans" w:cs="Open Sans"/>
@@ -795,20 +666,21 @@
                 <w:lang w:val="en-US"/>
               </w:rPr>
             </w:pPr>
-            <w:r>
-              <w:rPr>
-                <w:rFonts w:cs="Open Sans" w:ascii="Open Sans" w:hAnsi="Open Sans"/>
+          </w:p>
+          <w:p>
+            <w:pPr>
+              <w:spacing w:after="0" w:line="240" w:lineRule="auto"/>
+              <w:jc w:val="both"/>
+              <w:rPr>
+                <w:rFonts w:ascii="Open Sans" w:hAnsi="Open Sans" w:cs="Open Sans"/>
                 <w:color w:val="323232"/>
                 <w:lang w:val="en-US"/>
               </w:rPr>
-            </w:r>
-          </w:p>
-          <w:p>
-            <w:pPr>
-              <w:pStyle w:val="Normal"/>
-              <w:widowControl/>
-              <w:suppressAutoHyphens w:val="true"/>
-              <w:spacing w:lineRule="auto" w:line="240" w:before="0" w:after="0"/>
+            </w:pPr>
+          </w:p>
+          <w:p>
+            <w:pPr>
+              <w:spacing w:after="0" w:line="240" w:lineRule="auto"/>
               <w:jc w:val="both"/>
               <w:rPr>
                 <w:rFonts w:ascii="Open Sans" w:hAnsi="Open Sans" w:cs="Open Sans"/>
@@ -816,41 +688,10 @@
                 <w:lang w:val="en-US"/>
               </w:rPr>
             </w:pPr>
-            <w:r>
-              <w:rPr>
-                <w:rFonts w:cs="Open Sans" w:ascii="Open Sans" w:hAnsi="Open Sans"/>
-                <w:color w:val="323232"/>
-                <w:lang w:val="en-US"/>
-              </w:rPr>
-            </w:r>
-          </w:p>
-          <w:p>
-            <w:pPr>
-              <w:pStyle w:val="Normal"/>
-              <w:widowControl/>
-              <w:suppressAutoHyphens w:val="true"/>
-              <w:spacing w:lineRule="auto" w:line="240" w:before="0" w:after="0"/>
-              <w:jc w:val="both"/>
-              <w:rPr>
-                <w:rFonts w:ascii="Open Sans" w:hAnsi="Open Sans" w:cs="Open Sans"/>
-                <w:color w:val="323232"/>
-                <w:lang w:val="en-US"/>
-              </w:rPr>
-            </w:pPr>
-            <w:r>
-              <w:rPr>
-                <w:rFonts w:cs="Open Sans" w:ascii="Open Sans" w:hAnsi="Open Sans"/>
-                <w:color w:val="323232"/>
-                <w:lang w:val="en-US"/>
-              </w:rPr>
-            </w:r>
-          </w:p>
-          <w:p>
-            <w:pPr>
-              <w:pStyle w:val="Normal"/>
-              <w:widowControl/>
-              <w:suppressAutoHyphens w:val="true"/>
-              <w:spacing w:lineRule="auto" w:line="240" w:before="0" w:after="0"/>
+          </w:p>
+          <w:p>
+            <w:pPr>
+              <w:spacing w:after="0" w:line="240" w:lineRule="auto"/>
               <w:jc w:val="both"/>
               <w:rPr>
                 <w:rFonts w:ascii="Open Sans" w:hAnsi="Open Sans" w:cs="Open Sans"/>
@@ -862,123 +703,67 @@
             </w:pPr>
             <w:r>
               <w:rPr>
-                <w:rFonts w:eastAsia="Aptos" w:cs="Open Sans" w:ascii="Open Sans" w:hAnsi="Open Sans"/>
-                <w:color w:val="323232"/>
-                <w:kern w:val="2"/>
-                <w:sz w:val="20"/>
-                <w:szCs w:val="20"/>
-                <w:lang w:val="en-US" w:eastAsia="en-US" w:bidi="ar-SA"/>
-              </w:rPr>
-              <w:t>Dear Test Client, thank you for the opportunity to provide our services for your events. We look forward to sharing our services with you and your guests. Booking staff, planning and directing an event can be stressful. Therefore, we promise to do everything we can to ease the burden on you.</w:t>
-            </w:r>
-            <w:r>
-              <w:rPr>
-                <w:rFonts w:eastAsia="Aptos" w:cs="Open Sans" w:ascii="Open Sans" w:hAnsi="Open Sans"/>
-                <w:color w:val="323232"/>
-                <w:kern w:val="2"/>
-                <w:sz w:val="20"/>
-                <w:szCs w:val="20"/>
-                <w:lang w:val="en-US" w:eastAsia="en-US" w:bidi="ar-SA"/>
-              </w:rPr>
-            </w:r>
-            <w:r>
-              <w:rPr>
-                <w:rFonts w:eastAsia="Aptos" w:cs="Open Sans" w:ascii="Open Sans" w:hAnsi="Open Sans"/>
-                <w:color w:val="323232"/>
-                <w:kern w:val="2"/>
-                <w:sz w:val="20"/>
-                <w:szCs w:val="20"/>
-                <w:lang w:val="en-US" w:eastAsia="en-US" w:bidi="ar-SA"/>
-              </w:rPr>
-            </w:r>
-            <w:r>
-              <w:rPr>
-                <w:rFonts w:eastAsia="Aptos" w:cs="Open Sans" w:ascii="Open Sans" w:hAnsi="Open Sans"/>
-                <w:color w:val="323232"/>
-                <w:kern w:val="2"/>
-                <w:sz w:val="20"/>
-                <w:szCs w:val="20"/>
-                <w:lang w:val="en-US" w:eastAsia="en-US" w:bidi="ar-SA"/>
-              </w:rPr>
-            </w:r>
-          </w:p>
-          <w:p>
-            <w:pPr>
-              <w:pStyle w:val="Normal"/>
-              <w:widowControl/>
-              <w:suppressAutoHyphens w:val="true"/>
-              <w:spacing w:lineRule="auto" w:line="240" w:before="0" w:after="0"/>
-              <w:jc w:val="left"/>
-              <w:rPr>
-                <w:rFonts w:ascii="Open Sans" w:hAnsi="Open Sans" w:cs="Open Sans"/>
-                <w:sz w:val="20"/>
-                <w:szCs w:val="20"/>
-                <w:lang w:val="en-US"/>
-              </w:rPr>
-            </w:pPr>
-            <w:r>
-              <w:rPr>
-                <w:rFonts w:cs="Open Sans" w:ascii="Open Sans" w:hAnsi="Open Sans"/>
-                <w:sz w:val="20"/>
-                <w:szCs w:val="20"/>
-                <w:lang w:val="en-US"/>
-              </w:rPr>
-            </w:r>
-          </w:p>
-          <w:p>
-            <w:pPr>
-              <w:pStyle w:val="Default"/>
-              <w:widowControl/>
-              <w:spacing w:lineRule="auto" w:line="240" w:before="0" w:after="0"/>
-              <w:jc w:val="both"/>
-              <w:rPr>
-                <w:rFonts w:ascii="Open Sans" w:hAnsi="Open Sans" w:eastAsia="" w:cs="Open Sans" w:eastAsiaTheme="minorEastAsia"/>
+                <w:rFonts w:ascii="Open Sans" w:eastAsia="Aptos" w:hAnsi="Open Sans" w:cs="Open Sans"/>
                 <w:color w:val="323232"/>
                 <w:sz w:val="20"/>
                 <w:szCs w:val="20"/>
-              </w:rPr>
-            </w:pPr>
-            <w:r>
-              <w:rPr>
-                <w:rFonts w:eastAsia="" w:cs="Open Sans" w:ascii="Open Sans" w:hAnsi="Open Sans" w:eastAsiaTheme="minorEastAsia"/>
+                <w:lang w:val="en-US"/>
+              </w:rPr>
+              <w:t>Dear Test Client, thank you for the opportunity to provide our services for your events. We look forward to sharing our services with you and your guests. Booking staff, planning and directing an event can be stressful. Therefore, we promise to do everything we can to ease the burden on you.</w:t>
+            </w:r>
+          </w:p>
+          <w:p>
+            <w:pPr>
+              <w:spacing w:after="0" w:line="240" w:lineRule="auto"/>
+              <w:rPr>
+                <w:rFonts w:ascii="Open Sans" w:hAnsi="Open Sans" w:cs="Open Sans"/>
+                <w:sz w:val="20"/>
+                <w:szCs w:val="20"/>
+                <w:lang w:val="en-US"/>
+              </w:rPr>
+            </w:pPr>
+          </w:p>
+          <w:p>
+            <w:pPr>
+              <w:pStyle w:val="Default"/>
+              <w:spacing w:after="0" w:line="240" w:lineRule="auto"/>
+              <w:jc w:val="both"/>
+              <w:rPr>
+                <w:rFonts w:ascii="Open Sans" w:eastAsiaTheme="minorEastAsia" w:hAnsi="Open Sans" w:cs="Open Sans"/>
                 <w:color w:val="323232"/>
                 <w:sz w:val="20"/>
                 <w:szCs w:val="20"/>
-                <w:lang w:eastAsia="en-US" w:bidi="ar-SA"/>
-              </w:rPr>
-              <w:t>We have taken all your concerns and requests into consideration as we developed this proposal and quote. We would like to assure you that our wait staff, catering and event services will meet your high food standards and suit your personal tastes.</w:t>
-            </w:r>
-          </w:p>
-          <w:p>
-            <w:pPr>
-              <w:pStyle w:val="Default"/>
-              <w:widowControl/>
-              <w:spacing w:lineRule="auto" w:line="240" w:before="0" w:after="0"/>
-              <w:jc w:val="left"/>
-              <w:rPr>
-                <w:rFonts w:ascii="Open Sans" w:hAnsi="Open Sans" w:eastAsia="" w:cs="Open Sans" w:eastAsiaTheme="minorEastAsia"/>
+              </w:rPr>
+            </w:pPr>
+            <w:r>
+              <w:rPr>
+                <w:rFonts w:ascii="Open Sans" w:eastAsiaTheme="minorEastAsia" w:hAnsi="Open Sans" w:cs="Open Sans"/>
                 <w:color w:val="323232"/>
                 <w:sz w:val="20"/>
                 <w:szCs w:val="20"/>
               </w:rPr>
-            </w:pPr>
-            <w:r>
-              <w:rPr>
-                <w:rFonts w:eastAsia="" w:cs="Open Sans" w:eastAsiaTheme="minorEastAsia" w:ascii="Open Sans" w:hAnsi="Open Sans"/>
+              <w:t>We have taken all your concerns and requests into consideration as we developed this proposal and quote. We would like to assure you that our wait staff, catering and event services will meet your high food standards and suit your personal tastes.</w:t>
+            </w:r>
+          </w:p>
+          <w:p>
+            <w:pPr>
+              <w:pStyle w:val="Default"/>
+              <w:spacing w:after="0" w:line="240" w:lineRule="auto"/>
+              <w:rPr>
+                <w:rFonts w:ascii="Open Sans" w:eastAsiaTheme="minorEastAsia" w:hAnsi="Open Sans" w:cs="Open Sans"/>
                 <w:color w:val="323232"/>
                 <w:sz w:val="20"/>
                 <w:szCs w:val="20"/>
               </w:rPr>
-            </w:r>
+            </w:pPr>
           </w:p>
           <w:p>
             <w:pPr>
               <w:pStyle w:val="Default"/>
-              <w:widowControl/>
-              <w:spacing w:lineRule="auto" w:line="240" w:before="0" w:after="0"/>
+              <w:spacing w:after="0" w:line="240" w:lineRule="auto"/>
               <w:jc w:val="both"/>
               <w:rPr>
-                <w:rFonts w:ascii="Open Sans" w:hAnsi="Open Sans" w:eastAsia="" w:cs="Open Sans" w:eastAsiaTheme="minorEastAsia"/>
+                <w:rFonts w:ascii="Open Sans" w:eastAsiaTheme="minorEastAsia" w:hAnsi="Open Sans" w:cs="Open Sans"/>
                 <w:color w:val="323232"/>
                 <w:sz w:val="20"/>
                 <w:szCs w:val="20"/>
@@ -986,11 +771,10 @@
             </w:pPr>
             <w:r>
               <w:rPr>
-                <w:rFonts w:eastAsia="" w:cs="Open Sans" w:ascii="Open Sans" w:hAnsi="Open Sans" w:eastAsiaTheme="minorEastAsia"/>
+                <w:rFonts w:ascii="Open Sans" w:eastAsiaTheme="minorEastAsia" w:hAnsi="Open Sans" w:cs="Open Sans"/>
                 <w:color w:val="323232"/>
                 <w:sz w:val="20"/>
                 <w:szCs w:val="20"/>
-                <w:lang w:eastAsia="en-US" w:bidi="ar-SA"/>
               </w:rPr>
               <w:t>In this proposal, we have only included the services that you have selected. Please feel free to notify us if you have any concerns or additional services that you would like to request. We hope that you will find this proposal to your liking. We are looking forward to helping provide all your guests with an enjoyable and unforgettable experience.</w:t>
             </w:r>
@@ -998,11 +782,10 @@
           <w:p>
             <w:pPr>
               <w:pStyle w:val="Default"/>
-              <w:widowControl/>
-              <w:spacing w:lineRule="auto" w:line="240" w:before="0" w:after="0"/>
+              <w:spacing w:after="0" w:line="240" w:lineRule="auto"/>
               <w:jc w:val="both"/>
               <w:rPr>
-                <w:rFonts w:ascii="Open Sans" w:hAnsi="Open Sans" w:eastAsia="" w:cs="Open Sans" w:eastAsiaTheme="minorEastAsia"/>
+                <w:rFonts w:ascii="Open Sans" w:eastAsiaTheme="minorEastAsia" w:hAnsi="Open Sans" w:cs="Open Sans"/>
                 <w:color w:val="323232"/>
                 <w:sz w:val="20"/>
                 <w:szCs w:val="20"/>
@@ -1010,11 +793,10 @@
             </w:pPr>
             <w:r>
               <w:rPr>
-                <w:rFonts w:eastAsia="" w:cs="Open Sans" w:ascii="Open Sans" w:hAnsi="Open Sans" w:eastAsiaTheme="minorEastAsia"/>
+                <w:rFonts w:ascii="Open Sans" w:eastAsiaTheme="minorEastAsia" w:hAnsi="Open Sans" w:cs="Open Sans"/>
                 <w:color w:val="323232"/>
                 <w:sz w:val="20"/>
                 <w:szCs w:val="20"/>
-                <w:lang w:eastAsia="en-US" w:bidi="ar-SA"/>
               </w:rPr>
               <w:t>Sincerely.</w:t>
             </w:r>
@@ -1022,33 +804,35 @@
           <w:p>
             <w:pPr>
               <w:pStyle w:val="Default"/>
-              <w:widowControl/>
-              <w:spacing w:lineRule="auto" w:line="240" w:before="0" w:after="0"/>
+              <w:spacing w:after="0" w:line="240" w:lineRule="auto"/>
               <w:jc w:val="both"/>
               <w:rPr>
-                <w:rFonts w:ascii="Open Sans" w:hAnsi="Open Sans" w:eastAsia="" w:cs="Open Sans" w:eastAsiaTheme="minorEastAsia"/>
+                <w:rFonts w:ascii="Open Sans" w:eastAsiaTheme="minorEastAsia" w:hAnsi="Open Sans" w:cs="Open Sans"/>
                 <w:color w:val="323232"/>
                 <w:sz w:val="20"/>
                 <w:szCs w:val="20"/>
               </w:rPr>
             </w:pPr>
-            <w:r>
-              <w:rPr>
-                <w:rFonts w:eastAsia="" w:cs="Open Sans" w:eastAsiaTheme="minorEastAsia" w:ascii="Open Sans" w:hAnsi="Open Sans"/>
+          </w:p>
+          <w:p>
+            <w:pPr>
+              <w:pStyle w:val="Default"/>
+              <w:spacing w:after="0" w:line="240" w:lineRule="auto"/>
+              <w:jc w:val="both"/>
+              <w:rPr>
+                <w:rFonts w:ascii="Open Sans" w:eastAsiaTheme="minorEastAsia" w:hAnsi="Open Sans" w:cs="Open Sans"/>
                 <w:color w:val="323232"/>
                 <w:sz w:val="20"/>
                 <w:szCs w:val="20"/>
               </w:rPr>
-            </w:r>
+            </w:pPr>
           </w:p>
           <w:p>
             <w:pPr>
               <w:pStyle w:val="Default"/>
-              <w:widowControl/>
-              <w:spacing w:lineRule="auto" w:line="240" w:before="0" w:after="0"/>
-              <w:jc w:val="both"/>
-              <w:rPr>
-                <w:rFonts w:ascii="Open Sans" w:hAnsi="Open Sans" w:eastAsia="" w:cs="Open Sans" w:eastAsiaTheme="minorEastAsia"/>
+              <w:spacing w:after="0" w:line="240" w:lineRule="auto"/>
+              <w:rPr>
+                <w:rFonts w:ascii="Open Sans" w:eastAsiaTheme="minorEastAsia" w:hAnsi="Open Sans" w:cs="Open Sans"/>
                 <w:color w:val="323232"/>
                 <w:sz w:val="20"/>
                 <w:szCs w:val="20"/>
@@ -1056,71 +840,54 @@
             </w:pPr>
             <w:r>
               <w:rPr>
-                <w:rFonts w:eastAsia="" w:cs="Open Sans" w:eastAsiaTheme="minorEastAsia" w:ascii="Open Sans" w:hAnsi="Open Sans"/>
+                <w:rFonts w:ascii="Open Sans" w:eastAsiaTheme="minorEastAsia" w:hAnsi="Open Sans" w:cs="Open Sans"/>
                 <w:color w:val="323232"/>
                 <w:sz w:val="20"/>
                 <w:szCs w:val="20"/>
               </w:rPr>
-            </w:r>
-          </w:p>
-          <w:p>
-            <w:pPr>
-              <w:pStyle w:val="Default"/>
-              <w:widowControl/>
-              <w:spacing w:lineRule="auto" w:line="240" w:before="0" w:after="0"/>
-              <w:jc w:val="left"/>
-              <w:rPr>
-                <w:rFonts w:ascii="Open Sans" w:hAnsi="Open Sans" w:eastAsia="" w:cs="Open Sans" w:eastAsiaTheme="minorEastAsia"/>
+              <w:t>____________________________________</w:t>
+            </w:r>
+          </w:p>
+          <w:p>
+            <w:pPr>
+              <w:spacing w:after="0" w:line="240" w:lineRule="auto"/>
+              <w:rPr>
+                <w:rFonts w:ascii="Open Sans" w:eastAsiaTheme="majorEastAsia" w:hAnsi="Open Sans" w:cs="Open Sans"/>
+                <w:color w:val="EE0000"/>
+                <w:sz w:val="22"/>
+                <w:szCs w:val="22"/>
+                <w:lang w:val="en-US"/>
+              </w:rPr>
+            </w:pPr>
+            <w:proofErr w:type="spellStart"/>
+            <w:r>
+              <w:rPr>
+                <w:rFonts w:ascii="Open Sans" w:eastAsiaTheme="minorEastAsia" w:hAnsi="Open Sans" w:cs="Open Sans"/>
                 <w:color w:val="323232"/>
                 <w:sz w:val="20"/>
                 <w:szCs w:val="20"/>
-              </w:rPr>
-            </w:pPr>
-            <w:r>
-              <w:rPr>
-                <w:rFonts w:eastAsia="" w:cs="Open Sans" w:ascii="Open Sans" w:hAnsi="Open Sans" w:eastAsiaTheme="minorEastAsia"/>
+                <w:lang w:val="en-US"/>
+              </w:rPr>
+              <w:t>Foodesign</w:t>
+            </w:r>
+            <w:proofErr w:type="spellEnd"/>
+            <w:r>
+              <w:rPr>
+                <w:rFonts w:ascii="Open Sans" w:eastAsiaTheme="minorEastAsia" w:hAnsi="Open Sans" w:cs="Open Sans"/>
                 <w:color w:val="323232"/>
                 <w:sz w:val="20"/>
                 <w:szCs w:val="20"/>
-                <w:lang w:eastAsia="en-US" w:bidi="ar-SA"/>
-              </w:rPr>
-              <w:t>____________________________________</w:t>
-            </w:r>
-          </w:p>
-          <w:p>
-            <w:pPr>
-              <w:pStyle w:val="Normal"/>
-              <w:widowControl/>
-              <w:suppressAutoHyphens w:val="true"/>
-              <w:spacing w:lineRule="auto" w:line="240" w:before="0" w:after="0"/>
-              <w:jc w:val="left"/>
-              <w:rPr>
-                <w:rFonts w:ascii="Open Sans" w:hAnsi="Open Sans" w:eastAsia="" w:cs="Open Sans" w:eastAsiaTheme="majorEastAsia"/>
-                <w:color w:val="EE0000"/>
+                <w:lang w:val="en-US"/>
+              </w:rPr>
+              <w:t xml:space="preserve"> Conceptual Event</w:t>
+            </w:r>
+            <w:r>
+              <w:rPr>
+                <w:rFonts w:ascii="Open Sans" w:eastAsiaTheme="minorEastAsia" w:hAnsi="Open Sans" w:cs="Open Sans"/>
+                <w:color w:val="323232"/>
                 <w:sz w:val="22"/>
                 <w:szCs w:val="22"/>
                 <w:lang w:val="en-US"/>
-              </w:rPr>
-            </w:pPr>
-            <w:r>
-              <w:rPr>
-                <w:rFonts w:eastAsia="" w:cs="Open Sans" w:ascii="Open Sans" w:hAnsi="Open Sans" w:eastAsiaTheme="minorEastAsia"/>
-                <w:color w:val="323232"/>
-                <w:kern w:val="2"/>
-                <w:sz w:val="20"/>
-                <w:szCs w:val="20"/>
-                <w:lang w:val="en-US" w:eastAsia="en-US" w:bidi="ar-SA"/>
-              </w:rPr>
-              <w:t>Foodesign Conceptual Event</w:t>
-            </w:r>
-            <w:r>
-              <w:rPr>
-                <w:rFonts w:eastAsia="" w:cs="Open Sans" w:ascii="Open Sans" w:hAnsi="Open Sans" w:eastAsiaTheme="minorEastAsia"/>
-                <w:color w:val="323232"/>
-                <w:kern w:val="2"/>
-                <w:sz w:val="22"/>
-                <w:szCs w:val="22"/>
-                <w:lang w:val="en-US" w:eastAsia="en-US" w:bidi="ar-SA"/>
               </w:rPr>
               <w:t>.</w:t>
             </w:r>
@@ -1130,8 +897,7 @@
     </w:tbl>
     <w:p>
       <w:pPr>
-        <w:pStyle w:val="Normal"/>
-        <w:spacing w:lineRule="auto" w:line="240" w:before="0" w:after="0"/>
+        <w:spacing w:after="0" w:line="240" w:lineRule="auto"/>
         <w:rPr>
           <w:rFonts w:ascii="Open Sans" w:hAnsi="Open Sans" w:cs="Open Sans"/>
           <w:sz w:val="22"/>
@@ -1139,18 +905,10 @@
           <w:lang w:val="en-US"/>
         </w:rPr>
       </w:pPr>
-      <w:r>
-        <w:rPr>
-          <w:rFonts w:cs="Open Sans" w:ascii="Open Sans" w:hAnsi="Open Sans"/>
-          <w:sz w:val="22"/>
-          <w:szCs w:val="22"/>
-          <w:lang w:val="en-US"/>
-        </w:rPr>
-      </w:r>
     </w:p>
     <w:p>
       <w:pPr>
-        <w:pStyle w:val="Normal"/>
+        <w:spacing w:after="0"/>
         <w:rPr>
           <w:rFonts w:ascii="Open Sans" w:hAnsi="Open Sans" w:cs="Open Sans"/>
           <w:b/>
@@ -1160,15 +918,6 @@
         </w:rPr>
       </w:pPr>
       <w:r>
-        <w:rPr>
-          <w:rFonts w:cs="Open Sans" w:ascii="Open Sans" w:hAnsi="Open Sans"/>
-          <w:b/>
-          <w:color w:val="612D4B"/>
-          <w:sz w:val="28"/>
-          <w:lang w:val="en-US"/>
-        </w:rPr>
-      </w:r>
-      <w:r>
         <w:br w:type="page"/>
       </w:r>
     </w:p>
@@ -1206,7 +955,7 @@
     </w:p>
     <w:p>
       <w:pPr>
-        <w:spacing w:after="120" w:before="200"/>
+        <w:spacing w:after="0" w:before="200"/>
       </w:pPr>
       <w:r>
         <w:rPr>
@@ -1269,7 +1018,7 @@
     </w:p>
     <w:p>
       <w:pPr>
-        <w:spacing w:after="120" w:before="0"/>
+        <w:spacing w:after="0" w:before="0"/>
       </w:pPr>
       <w:r>
         <w:rPr>
@@ -1478,7 +1227,7 @@
     </w:p>
     <w:p>
       <w:pPr>
-        <w:spacing w:after="120" w:before="200"/>
+        <w:spacing w:after="0" w:before="200"/>
       </w:pPr>
       <w:r>
         <w:rPr>
@@ -1895,16 +1644,10 @@
     </w:p>
     <w:p>
       <w:pPr>
-        <w:pStyle w:val="Normal"/>
-        <w:rPr>
-          <w:rFonts w:ascii="Open Sans" w:hAnsi="Open Sans" w:cs="Open Sans"/>
-        </w:rPr>
-      </w:pPr>
-      <w:r>
-        <w:rPr>
-          <w:rFonts w:cs="Open Sans" w:ascii="Open Sans" w:hAnsi="Open Sans"/>
-        </w:rPr>
-      </w:r>
+        <w:rPr>
+          <w:rFonts w:ascii="Open Sans" w:hAnsi="Open Sans" w:cs="Open Sans"/>
+        </w:rPr>
+      </w:pPr>
       <w:r>
         <w:br w:type="page"/>
       </w:r>
@@ -1913,23 +1656,14 @@
       <w:tblPr>
         <w:tblStyle w:val="Tablaconcuadrcula"/>
         <w:tblW w:w="9720" w:type="dxa"/>
-        <w:jc w:val="left"/>
-        <w:tblInd w:w="0" w:type="dxa"/>
         <w:tblLayout w:type="fixed"/>
-        <w:tblCellMar>
-          <w:top w:w="0" w:type="dxa"/>
-          <w:left w:w="108" w:type="dxa"/>
-          <w:bottom w:w="0" w:type="dxa"/>
-          <w:right w:w="108" w:type="dxa"/>
-        </w:tblCellMar>
-        <w:tblLook w:val="04a0" w:noVBand="1" w:noHBand="0" w:lastColumn="0" w:firstColumn="1" w:lastRow="0" w:firstRow="1"/>
+        <w:tblLook w:val="04A0" w:firstRow="1" w:lastRow="0" w:firstColumn="1" w:lastColumn="0" w:noHBand="0" w:noVBand="1"/>
       </w:tblPr>
       <w:tblGrid>
         <w:gridCol w:w="2970"/>
-        <w:gridCol w:w="6749"/>
+        <w:gridCol w:w="6750"/>
       </w:tblGrid>
       <w:tr>
-        <w:trPr/>
         <w:tc>
           <w:tcPr>
             <w:tcW w:w="2970" w:type="dxa"/>
@@ -1942,90 +1676,65 @@
           </w:tcPr>
           <w:p>
             <w:pPr>
-              <w:pStyle w:val="Normal"/>
               <w:pageBreakBefore/>
-              <w:widowControl/>
-              <w:suppressAutoHyphens w:val="true"/>
-              <w:spacing w:lineRule="auto" w:line="240" w:before="0" w:after="0"/>
-              <w:jc w:val="left"/>
-              <w:rPr>
-                <w:rFonts w:ascii="Open Sans" w:hAnsi="Open Sans" w:cs="Open Sans"/>
-                <w:sz w:val="18"/>
-                <w:szCs w:val="18"/>
-                <w:lang w:val="en-US"/>
-              </w:rPr>
-            </w:pPr>
-            <w:r>
-              <w:rPr>
-                <w:rFonts w:eastAsia="Aptos" w:cs="Open Sans" w:ascii="Open Sans" w:hAnsi="Open Sans"/>
+              <w:spacing w:after="0" w:line="240" w:lineRule="auto"/>
+              <w:rPr>
+                <w:rFonts w:ascii="Open Sans" w:hAnsi="Open Sans" w:cs="Open Sans"/>
+                <w:sz w:val="18"/>
+                <w:szCs w:val="18"/>
+                <w:lang w:val="en-US"/>
+              </w:rPr>
+            </w:pPr>
+            <w:r>
+              <w:rPr>
+                <w:rFonts w:ascii="Open Sans" w:eastAsia="Aptos" w:hAnsi="Open Sans" w:cs="Open Sans"/>
                 <w:b/>
                 <w:i/>
                 <w:color w:val="612D4B"/>
-                <w:kern w:val="2"/>
-                <w:sz w:val="18"/>
-                <w:szCs w:val="18"/>
-                <w:lang w:val="en-US" w:eastAsia="en-US" w:bidi="ar-SA"/>
-              </w:rPr>
+                <w:sz w:val="18"/>
+                <w:szCs w:val="18"/>
+                <w:lang w:val="en-US"/>
+              </w:rPr>
+              <w:lastRenderedPageBreak/>
               <w:t>We create everlasting moments</w:t>
             </w:r>
           </w:p>
           <w:p>
             <w:pPr>
-              <w:pStyle w:val="Normal"/>
-              <w:widowControl/>
-              <w:suppressAutoHyphens w:val="true"/>
-              <w:spacing w:lineRule="auto" w:line="240" w:before="0" w:after="0"/>
-              <w:jc w:val="left"/>
-              <w:rPr>
-                <w:rFonts w:ascii="Open Sans" w:hAnsi="Open Sans" w:cs="Open Sans"/>
-                <w:sz w:val="18"/>
-                <w:szCs w:val="18"/>
-                <w:lang w:val="en-US"/>
-              </w:rPr>
-            </w:pPr>
-            <w:r>
-              <w:rPr>
-                <w:rFonts w:cs="Open Sans" w:ascii="Open Sans" w:hAnsi="Open Sans"/>
-                <w:sz w:val="18"/>
-                <w:szCs w:val="18"/>
-                <w:lang w:val="en-US"/>
-              </w:rPr>
-            </w:r>
-          </w:p>
-          <w:p>
-            <w:pPr>
-              <w:pStyle w:val="Normal"/>
-              <w:widowControl/>
-              <w:suppressAutoHyphens w:val="true"/>
-              <w:spacing w:lineRule="auto" w:line="240" w:before="0" w:after="0"/>
-              <w:jc w:val="left"/>
-              <w:rPr>
-                <w:rFonts w:ascii="Open Sans" w:hAnsi="Open Sans" w:cs="Open Sans"/>
-                <w:sz w:val="18"/>
-                <w:szCs w:val="18"/>
-                <w:lang w:val="en-US"/>
-              </w:rPr>
-            </w:pPr>
-            <w:r>
-              <w:rPr>
-                <w:rFonts w:eastAsia="Aptos" w:cs="Open Sans" w:ascii="Open Sans" w:hAnsi="Open Sans"/>
+              <w:spacing w:after="0" w:line="240" w:lineRule="auto"/>
+              <w:rPr>
+                <w:rFonts w:ascii="Open Sans" w:hAnsi="Open Sans" w:cs="Open Sans"/>
+                <w:sz w:val="18"/>
+                <w:szCs w:val="18"/>
+                <w:lang w:val="en-US"/>
+              </w:rPr>
+            </w:pPr>
+          </w:p>
+          <w:p>
+            <w:pPr>
+              <w:spacing w:after="0" w:line="240" w:lineRule="auto"/>
+              <w:rPr>
+                <w:rFonts w:ascii="Open Sans" w:hAnsi="Open Sans" w:cs="Open Sans"/>
+                <w:sz w:val="18"/>
+                <w:szCs w:val="18"/>
+                <w:lang w:val="en-US"/>
+              </w:rPr>
+            </w:pPr>
+            <w:r>
+              <w:rPr>
+                <w:rFonts w:ascii="Open Sans" w:eastAsia="Aptos" w:hAnsi="Open Sans" w:cs="Open Sans"/>
                 <w:b/>
                 <w:color w:val="612D4B"/>
-                <w:kern w:val="2"/>
-                <w:sz w:val="18"/>
-                <w:szCs w:val="18"/>
-                <w:lang w:val="en-US" w:eastAsia="en-US" w:bidi="ar-SA"/>
+                <w:sz w:val="18"/>
+                <w:szCs w:val="18"/>
+                <w:lang w:val="en-US"/>
               </w:rPr>
               <w:t>Client</w:t>
             </w:r>
           </w:p>
           <w:p>
             <w:pPr>
-              <w:pStyle w:val="Normal"/>
-              <w:widowControl/>
-              <w:suppressAutoHyphens w:val="true"/>
-              <w:spacing w:lineRule="auto" w:line="240" w:before="0" w:after="0"/>
-              <w:jc w:val="left"/>
+              <w:spacing w:after="0" w:line="240" w:lineRule="auto"/>
               <w:rPr>
                 <w:rFonts w:ascii="Open Sans" w:hAnsi="Open Sans" w:cs="Open Sans"/>
                 <w:color w:val="000000"/>
@@ -2036,94 +1745,67 @@
             </w:pPr>
             <w:r>
               <w:rPr>
-                <w:rFonts w:eastAsia="Aptos" w:cs="Open Sans" w:ascii="Open Sans" w:hAnsi="Open Sans"/>
+                <w:rFonts w:ascii="Open Sans" w:eastAsia="Aptos" w:hAnsi="Open Sans" w:cs="Open Sans"/>
                 <w:color w:val="000000"/>
-                <w:kern w:val="2"/>
-                <w:sz w:val="18"/>
-                <w:szCs w:val="18"/>
-                <w:lang w:val="en-US" w:eastAsia="en-US" w:bidi="ar-SA"/>
+                <w:sz w:val="18"/>
+                <w:szCs w:val="18"/>
+                <w:lang w:val="en-US"/>
               </w:rPr>
               <w:t>Test Client</w:t>
             </w:r>
           </w:p>
           <w:p>
             <w:pPr>
-              <w:pStyle w:val="Normal"/>
-              <w:widowControl/>
-              <w:suppressAutoHyphens w:val="true"/>
-              <w:spacing w:lineRule="auto" w:line="240" w:before="0" w:after="0"/>
-              <w:jc w:val="left"/>
-              <w:rPr>
-                <w:rFonts w:ascii="Open Sans" w:hAnsi="Open Sans" w:cs="Open Sans"/>
-                <w:sz w:val="18"/>
-                <w:szCs w:val="18"/>
-                <w:lang w:val="en-US"/>
-              </w:rPr>
-            </w:pPr>
-            <w:r>
-              <w:rPr>
-                <w:rFonts w:eastAsia="Aptos" w:cs="Open Sans" w:ascii="Open Sans" w:hAnsi="Open Sans"/>
-                <w:kern w:val="2"/>
-                <w:sz w:val="18"/>
-                <w:szCs w:val="18"/>
-                <w:lang w:val="en-US" w:eastAsia="en-US" w:bidi="ar-SA"/>
-              </w:rPr>
-            </w:r>
-          </w:p>
-          <w:p>
-            <w:pPr>
-              <w:pStyle w:val="Normal"/>
-              <w:widowControl/>
-              <w:suppressAutoHyphens w:val="true"/>
-              <w:spacing w:lineRule="auto" w:line="240" w:before="0" w:after="0"/>
-              <w:jc w:val="left"/>
-              <w:rPr>
-                <w:rFonts w:ascii="Open Sans" w:hAnsi="Open Sans" w:cs="Open Sans"/>
-                <w:sz w:val="18"/>
-                <w:szCs w:val="18"/>
-                <w:lang w:val="en-US"/>
-              </w:rPr>
-            </w:pPr>
-            <w:r>
-              <w:rPr>
-                <w:rFonts w:eastAsia="Aptos" w:cs="Open Sans" w:ascii="Open Sans" w:hAnsi="Open Sans"/>
-                <w:kern w:val="2"/>
-                <w:sz w:val="18"/>
-                <w:szCs w:val="18"/>
-                <w:lang w:val="en-US" w:eastAsia="en-US" w:bidi="ar-SA"/>
-              </w:rPr>
-            </w:r>
-          </w:p>
-          <w:p>
-            <w:pPr>
-              <w:pStyle w:val="Normal"/>
-              <w:widowControl/>
-              <w:suppressAutoHyphens w:val="true"/>
-              <w:spacing w:lineRule="auto" w:line="240" w:before="0" w:after="0"/>
-              <w:jc w:val="left"/>
-              <w:rPr>
-                <w:rFonts w:ascii="Open Sans" w:hAnsi="Open Sans" w:cs="Open Sans"/>
-                <w:sz w:val="18"/>
-                <w:szCs w:val="18"/>
-                <w:lang w:val="en-US"/>
-              </w:rPr>
-            </w:pPr>
-            <w:r>
-              <w:rPr>
-                <w:rFonts w:cs="Open Sans" w:ascii="Open Sans" w:hAnsi="Open Sans"/>
-                <w:sz w:val="18"/>
-                <w:szCs w:val="18"/>
-                <w:lang w:val="en-US"/>
-              </w:rPr>
-            </w:r>
-          </w:p>
-          <w:p>
-            <w:pPr>
-              <w:pStyle w:val="Normal"/>
-              <w:widowControl/>
-              <w:suppressAutoHyphens w:val="true"/>
-              <w:spacing w:lineRule="auto" w:line="240" w:before="0" w:after="0"/>
-              <w:jc w:val="left"/>
+              <w:spacing w:after="0" w:line="240" w:lineRule="auto"/>
+              <w:rPr>
+                <w:rFonts w:ascii="Open Sans" w:hAnsi="Open Sans" w:cs="Open Sans"/>
+                <w:sz w:val="18"/>
+                <w:szCs w:val="18"/>
+                <w:lang w:val="en-US"/>
+              </w:rPr>
+            </w:pPr>
+            <w:r>
+              <w:rPr>
+                <w:rFonts w:ascii="Open Sans" w:eastAsia="Aptos" w:hAnsi="Open Sans" w:cs="Open Sans"/>
+                <w:sz w:val="18"/>
+                <w:szCs w:val="18"/>
+                <w:lang w:val="en-US"/>
+              </w:rPr>
+            </w:r>
+          </w:p>
+          <w:p>
+            <w:pPr>
+              <w:spacing w:after="0" w:line="240" w:lineRule="auto"/>
+              <w:rPr>
+                <w:rFonts w:ascii="Open Sans" w:hAnsi="Open Sans" w:cs="Open Sans"/>
+                <w:sz w:val="18"/>
+                <w:szCs w:val="18"/>
+                <w:lang w:val="en-US"/>
+              </w:rPr>
+            </w:pPr>
+            <w:r>
+              <w:rPr>
+                <w:rFonts w:ascii="Open Sans" w:eastAsia="Aptos" w:hAnsi="Open Sans" w:cs="Open Sans"/>
+                <w:sz w:val="18"/>
+                <w:szCs w:val="18"/>
+                <w:lang w:val="en-US"/>
+              </w:rPr>
+            </w:r>
+          </w:p>
+          <w:p>
+            <w:pPr>
+              <w:spacing w:after="0" w:line="240" w:lineRule="auto"/>
+              <w:rPr>
+                <w:rFonts w:ascii="Open Sans" w:hAnsi="Open Sans" w:cs="Open Sans"/>
+                <w:sz w:val="18"/>
+                <w:szCs w:val="18"/>
+                <w:lang w:val="en-US"/>
+              </w:rPr>
+            </w:pPr>
+          </w:p>
+          <w:p>
+            <w:pPr>
+              <w:spacing w:after="0" w:line="240" w:lineRule="auto"/>
               <w:rPr>
                 <w:rFonts w:ascii="Open Sans" w:hAnsi="Open Sans" w:cs="Open Sans"/>
                 <w:b/>
@@ -2135,291 +1817,220 @@
             </w:pPr>
             <w:r>
               <w:rPr>
-                <w:rFonts w:eastAsia="Aptos" w:cs="Open Sans" w:ascii="Open Sans" w:hAnsi="Open Sans"/>
+                <w:rFonts w:ascii="Open Sans" w:eastAsia="Aptos" w:hAnsi="Open Sans" w:cs="Open Sans"/>
                 <w:b/>
                 <w:color w:val="612D4B"/>
-                <w:kern w:val="2"/>
-                <w:sz w:val="18"/>
-                <w:szCs w:val="18"/>
-                <w:lang w:val="en-US" w:eastAsia="en-US" w:bidi="ar-SA"/>
+                <w:sz w:val="18"/>
+                <w:szCs w:val="18"/>
+                <w:lang w:val="en-US"/>
               </w:rPr>
               <w:t>Client Representative</w:t>
             </w:r>
           </w:p>
           <w:p>
             <w:pPr>
-              <w:pStyle w:val="Normal"/>
-              <w:widowControl/>
-              <w:suppressAutoHyphens w:val="true"/>
-              <w:spacing w:lineRule="auto" w:line="240" w:before="0" w:after="0"/>
-              <w:jc w:val="left"/>
-              <w:rPr>
-                <w:rFonts w:ascii="Open Sans" w:hAnsi="Open Sans" w:cs="Open Sans"/>
-                <w:sz w:val="18"/>
-                <w:szCs w:val="18"/>
-                <w:lang w:val="en-US"/>
-              </w:rPr>
-            </w:pPr>
-            <w:r>
-              <w:rPr>
-                <w:rFonts w:eastAsia="Aptos" w:cs="Open Sans" w:ascii="Open Sans" w:hAnsi="Open Sans"/>
-                <w:kern w:val="2"/>
-                <w:sz w:val="18"/>
-                <w:szCs w:val="18"/>
-                <w:lang w:val="en-US" w:eastAsia="en-US" w:bidi="ar-SA"/>
+              <w:spacing w:after="0" w:line="240" w:lineRule="auto"/>
+              <w:rPr>
+                <w:rFonts w:ascii="Open Sans" w:hAnsi="Open Sans" w:cs="Open Sans"/>
+                <w:sz w:val="18"/>
+                <w:szCs w:val="18"/>
+                <w:lang w:val="en-US"/>
+              </w:rPr>
+            </w:pPr>
+            <w:r>
+              <w:rPr>
+                <w:rFonts w:ascii="Open Sans" w:eastAsia="Aptos" w:hAnsi="Open Sans" w:cs="Open Sans"/>
+                <w:sz w:val="18"/>
+                <w:szCs w:val="18"/>
+                <w:lang w:val="en-US"/>
               </w:rPr>
               <w:t>Rep Name</w:t>
             </w:r>
           </w:p>
           <w:p>
             <w:pPr>
-              <w:pStyle w:val="Normal"/>
-              <w:widowControl/>
-              <w:suppressAutoHyphens w:val="true"/>
-              <w:spacing w:lineRule="auto" w:line="240" w:before="0" w:after="0"/>
-              <w:jc w:val="left"/>
-              <w:rPr>
-                <w:rFonts w:ascii="Open Sans" w:hAnsi="Open Sans" w:cs="Open Sans"/>
-                <w:sz w:val="18"/>
-                <w:szCs w:val="18"/>
-                <w:lang w:val="en-US"/>
-              </w:rPr>
-            </w:pPr>
-            <w:r>
-              <w:rPr>
-                <w:rFonts w:eastAsia="Aptos" w:cs="Open Sans" w:ascii="Open Sans" w:hAnsi="Open Sans"/>
-                <w:kern w:val="2"/>
-                <w:sz w:val="18"/>
-                <w:szCs w:val="18"/>
-                <w:lang w:val="en-US" w:eastAsia="en-US" w:bidi="ar-SA"/>
-              </w:rPr>
-            </w:r>
-          </w:p>
-          <w:p>
-            <w:pPr>
-              <w:pStyle w:val="Normal"/>
-              <w:widowControl/>
-              <w:suppressAutoHyphens w:val="true"/>
-              <w:spacing w:lineRule="auto" w:line="240" w:before="0" w:after="0"/>
-              <w:jc w:val="left"/>
-              <w:rPr>
-                <w:rFonts w:ascii="Open Sans" w:hAnsi="Open Sans" w:cs="Open Sans"/>
-                <w:sz w:val="18"/>
-                <w:szCs w:val="18"/>
-                <w:lang w:val="en-US"/>
-              </w:rPr>
-            </w:pPr>
-            <w:r>
-              <w:rPr>
-                <w:rFonts w:eastAsia="Aptos" w:cs="Open Sans" w:ascii="Open Sans" w:hAnsi="Open Sans"/>
-                <w:kern w:val="2"/>
-                <w:sz w:val="18"/>
-                <w:szCs w:val="18"/>
-                <w:lang w:val="en-US" w:eastAsia="en-US" w:bidi="ar-SA"/>
+              <w:spacing w:after="0" w:line="240" w:lineRule="auto"/>
+              <w:rPr>
+                <w:rFonts w:ascii="Open Sans" w:hAnsi="Open Sans" w:cs="Open Sans"/>
+                <w:sz w:val="18"/>
+                <w:szCs w:val="18"/>
+                <w:lang w:val="en-US"/>
+              </w:rPr>
+            </w:pPr>
+            <w:r>
+              <w:rPr>
+                <w:rFonts w:ascii="Open Sans" w:eastAsia="Aptos" w:hAnsi="Open Sans" w:cs="Open Sans"/>
+                <w:sz w:val="18"/>
+                <w:szCs w:val="18"/>
+                <w:lang w:val="en-US"/>
+              </w:rPr>
+            </w:r>
+          </w:p>
+          <w:p>
+            <w:pPr>
+              <w:spacing w:after="0" w:line="240" w:lineRule="auto"/>
+              <w:rPr>
+                <w:rFonts w:ascii="Open Sans" w:hAnsi="Open Sans" w:cs="Open Sans"/>
+                <w:sz w:val="18"/>
+                <w:szCs w:val="18"/>
+                <w:lang w:val="en-US"/>
+              </w:rPr>
+            </w:pPr>
+            <w:r>
+              <w:rPr>
+                <w:rFonts w:ascii="Open Sans" w:eastAsia="Aptos" w:hAnsi="Open Sans" w:cs="Open Sans"/>
+                <w:sz w:val="18"/>
+                <w:szCs w:val="18"/>
+                <w:lang w:val="en-US"/>
               </w:rPr>
               <w:t xml:space="preserve">Ph: </w:t>
             </w:r>
           </w:p>
           <w:p>
             <w:pPr>
-              <w:pStyle w:val="Normal"/>
-              <w:widowControl/>
-              <w:suppressAutoHyphens w:val="true"/>
-              <w:spacing w:lineRule="auto" w:line="240" w:before="0" w:after="0"/>
-              <w:jc w:val="left"/>
-              <w:rPr>
-                <w:rFonts w:ascii="Open Sans" w:hAnsi="Open Sans" w:cs="Open Sans"/>
-                <w:sz w:val="18"/>
-                <w:szCs w:val="18"/>
-                <w:lang w:val="en-US"/>
-              </w:rPr>
-            </w:pPr>
-            <w:r>
-              <w:rPr>
-                <w:rFonts w:cs="Open Sans" w:ascii="Open Sans" w:hAnsi="Open Sans"/>
-                <w:sz w:val="18"/>
-                <w:szCs w:val="18"/>
-                <w:lang w:val="en-US"/>
-              </w:rPr>
-            </w:r>
-          </w:p>
-          <w:p>
-            <w:pPr>
-              <w:pStyle w:val="Normal"/>
-              <w:widowControl/>
-              <w:suppressAutoHyphens w:val="true"/>
-              <w:spacing w:lineRule="auto" w:line="240" w:before="0" w:after="0"/>
-              <w:jc w:val="left"/>
-              <w:rPr>
-                <w:rFonts w:ascii="Open Sans" w:hAnsi="Open Sans" w:cs="Open Sans"/>
-                <w:sz w:val="18"/>
-                <w:szCs w:val="18"/>
-                <w:lang w:val="en-US"/>
-              </w:rPr>
-            </w:pPr>
-            <w:r>
-              <w:rPr>
-                <w:rFonts w:eastAsia="Aptos" w:cs="Open Sans" w:ascii="Open Sans" w:hAnsi="Open Sans"/>
+              <w:spacing w:after="0" w:line="240" w:lineRule="auto"/>
+              <w:rPr>
+                <w:rFonts w:ascii="Open Sans" w:hAnsi="Open Sans" w:cs="Open Sans"/>
+                <w:sz w:val="18"/>
+                <w:szCs w:val="18"/>
+                <w:lang w:val="en-US"/>
+              </w:rPr>
+            </w:pPr>
+          </w:p>
+          <w:p>
+            <w:pPr>
+              <w:spacing w:after="0" w:line="240" w:lineRule="auto"/>
+              <w:rPr>
+                <w:rFonts w:ascii="Open Sans" w:hAnsi="Open Sans" w:cs="Open Sans"/>
+                <w:sz w:val="18"/>
+                <w:szCs w:val="18"/>
+                <w:lang w:val="en-US"/>
+              </w:rPr>
+            </w:pPr>
+            <w:r>
+              <w:rPr>
+                <w:rFonts w:ascii="Open Sans" w:eastAsia="Aptos" w:hAnsi="Open Sans" w:cs="Open Sans"/>
                 <w:b/>
                 <w:color w:val="612D4B"/>
-                <w:kern w:val="2"/>
-                <w:sz w:val="18"/>
-                <w:szCs w:val="18"/>
-                <w:lang w:val="en-US" w:eastAsia="en-US" w:bidi="ar-SA"/>
+                <w:sz w:val="18"/>
+                <w:szCs w:val="18"/>
+                <w:lang w:val="en-US"/>
               </w:rPr>
               <w:t>Event Details</w:t>
             </w:r>
           </w:p>
           <w:p>
             <w:pPr>
-              <w:pStyle w:val="Normal"/>
-              <w:widowControl/>
-              <w:suppressAutoHyphens w:val="true"/>
-              <w:spacing w:lineRule="auto" w:line="240" w:before="0" w:after="0"/>
-              <w:jc w:val="left"/>
-              <w:rPr>
-                <w:rFonts w:ascii="Open Sans" w:hAnsi="Open Sans" w:cs="Open Sans"/>
-                <w:sz w:val="18"/>
-                <w:szCs w:val="18"/>
-                <w:lang w:val="en-US"/>
-              </w:rPr>
-            </w:pPr>
-            <w:r>
-              <w:rPr>
-                <w:rFonts w:eastAsia="Aptos" w:cs="Open Sans" w:ascii="Open Sans" w:hAnsi="Open Sans"/>
-                <w:kern w:val="2"/>
-                <w:sz w:val="18"/>
-                <w:szCs w:val="18"/>
-                <w:lang w:val="en-US" w:eastAsia="en-US" w:bidi="ar-SA"/>
-              </w:rPr>
-            </w:r>
-          </w:p>
-          <w:p>
-            <w:pPr>
-              <w:pStyle w:val="Normal"/>
-              <w:widowControl/>
-              <w:suppressAutoHyphens w:val="true"/>
-              <w:spacing w:lineRule="auto" w:line="240" w:before="0" w:after="0"/>
-              <w:jc w:val="left"/>
-              <w:rPr>
-                <w:rFonts w:ascii="Open Sans" w:hAnsi="Open Sans" w:cs="Open Sans"/>
-                <w:sz w:val="18"/>
-                <w:szCs w:val="18"/>
-                <w:lang w:val="en-US"/>
-              </w:rPr>
-            </w:pPr>
-            <w:r>
-              <w:rPr>
-                <w:rFonts w:eastAsia="Aptos" w:cs="Open Sans" w:ascii="Open Sans" w:hAnsi="Open Sans"/>
-                <w:kern w:val="2"/>
-                <w:sz w:val="18"/>
-                <w:szCs w:val="18"/>
-                <w:lang w:val="en-US" w:eastAsia="en-US" w:bidi="ar-SA"/>
+              <w:spacing w:after="0" w:line="240" w:lineRule="auto"/>
+              <w:rPr>
+                <w:rFonts w:ascii="Open Sans" w:hAnsi="Open Sans" w:cs="Open Sans"/>
+                <w:sz w:val="18"/>
+                <w:szCs w:val="18"/>
+                <w:lang w:val="en-US"/>
+              </w:rPr>
+            </w:pPr>
+            <w:r>
+              <w:rPr>
+                <w:rFonts w:ascii="Open Sans" w:eastAsia="Aptos" w:hAnsi="Open Sans" w:cs="Open Sans"/>
+                <w:sz w:val="18"/>
+                <w:szCs w:val="18"/>
+                <w:lang w:val="en-US"/>
+              </w:rPr>
+            </w:r>
+          </w:p>
+          <w:p>
+            <w:pPr>
+              <w:spacing w:after="0" w:line="240" w:lineRule="auto"/>
+              <w:rPr>
+                <w:rFonts w:ascii="Open Sans" w:hAnsi="Open Sans" w:cs="Open Sans"/>
+                <w:sz w:val="18"/>
+                <w:szCs w:val="18"/>
+                <w:lang w:val="en-US"/>
+              </w:rPr>
+            </w:pPr>
+            <w:r>
+              <w:rPr>
+                <w:rFonts w:ascii="Open Sans" w:eastAsia="Aptos" w:hAnsi="Open Sans" w:cs="Open Sans"/>
+                <w:sz w:val="18"/>
+                <w:szCs w:val="18"/>
+                <w:lang w:val="en-US"/>
               </w:rPr>
               <w:t xml:space="preserve">Event Code: </w:t>
             </w:r>
           </w:p>
           <w:p>
             <w:pPr>
-              <w:pStyle w:val="Normal"/>
-              <w:widowControl/>
-              <w:suppressAutoHyphens w:val="true"/>
-              <w:spacing w:lineRule="auto" w:line="240" w:before="0" w:after="0"/>
-              <w:jc w:val="left"/>
-              <w:rPr>
-                <w:rFonts w:ascii="Open Sans" w:hAnsi="Open Sans" w:cs="Open Sans"/>
-                <w:sz w:val="18"/>
-                <w:szCs w:val="18"/>
-                <w:lang w:val="en-US"/>
-              </w:rPr>
-            </w:pPr>
-            <w:r>
-              <w:rPr>
-                <w:rFonts w:eastAsia="Aptos" w:cs="Open Sans" w:ascii="Open Sans" w:hAnsi="Open Sans"/>
-                <w:kern w:val="2"/>
-                <w:sz w:val="18"/>
-                <w:szCs w:val="18"/>
-                <w:lang w:val="en-US" w:eastAsia="en-US" w:bidi="ar-SA"/>
+              <w:spacing w:after="0" w:line="240" w:lineRule="auto"/>
+              <w:rPr>
+                <w:rFonts w:ascii="Open Sans" w:hAnsi="Open Sans" w:cs="Open Sans"/>
+                <w:sz w:val="18"/>
+                <w:szCs w:val="18"/>
+                <w:lang w:val="en-US"/>
+              </w:rPr>
+            </w:pPr>
+            <w:r>
+              <w:rPr>
+                <w:rFonts w:ascii="Open Sans" w:eastAsia="Aptos" w:hAnsi="Open Sans" w:cs="Open Sans"/>
+                <w:sz w:val="18"/>
+                <w:szCs w:val="18"/>
+                <w:lang w:val="en-US"/>
               </w:rPr>
               <w:t>Start: Tuesday, Oct 27 2026</w:t>
             </w:r>
           </w:p>
           <w:p>
             <w:pPr>
-              <w:pStyle w:val="Normal"/>
-              <w:widowControl/>
-              <w:suppressAutoHyphens w:val="true"/>
-              <w:spacing w:lineRule="auto" w:line="240" w:before="0" w:after="0"/>
-              <w:jc w:val="left"/>
-              <w:rPr>
-                <w:rFonts w:ascii="Open Sans" w:hAnsi="Open Sans" w:cs="Open Sans"/>
-                <w:sz w:val="18"/>
-                <w:szCs w:val="18"/>
-                <w:lang w:val="en-US"/>
-              </w:rPr>
-            </w:pPr>
-            <w:r>
-              <w:rPr>
-                <w:rFonts w:eastAsia="Aptos" w:cs="Open Sans" w:ascii="Open Sans" w:hAnsi="Open Sans"/>
-                <w:kern w:val="2"/>
-                <w:sz w:val="18"/>
-                <w:szCs w:val="18"/>
-                <w:lang w:val="en-US" w:eastAsia="en-US" w:bidi="ar-SA"/>
+              <w:spacing w:after="0" w:line="240" w:lineRule="auto"/>
+              <w:rPr>
+                <w:rFonts w:ascii="Open Sans" w:hAnsi="Open Sans" w:cs="Open Sans"/>
+                <w:sz w:val="18"/>
+                <w:szCs w:val="18"/>
+                <w:lang w:val="en-US"/>
+              </w:rPr>
+            </w:pPr>
+            <w:r>
+              <w:rPr>
+                <w:rFonts w:ascii="Open Sans" w:eastAsia="Aptos" w:hAnsi="Open Sans" w:cs="Open Sans"/>
+                <w:sz w:val="18"/>
+                <w:szCs w:val="18"/>
+                <w:lang w:val="en-US"/>
               </w:rPr>
               <w:t>End: Friday, Oct 30 2026</w:t>
+            </w:r>
+            <w:r>
+              <w:rPr>
+                <w:rFonts w:ascii="Open Sans" w:eastAsia="Aptos" w:hAnsi="Open Sans" w:cs="Open Sans"/>
+                <w:sz w:val="18"/>
+                <w:szCs w:val="18"/>
+                <w:lang w:val="en-US"/>
+              </w:rPr>
               <w:br/>
               <w:t>100 Guests</w:t>
             </w:r>
           </w:p>
           <w:p>
             <w:pPr>
-              <w:pStyle w:val="Normal"/>
-              <w:widowControl/>
-              <w:suppressAutoHyphens w:val="true"/>
-              <w:spacing w:lineRule="auto" w:line="240" w:before="0" w:after="0"/>
-              <w:jc w:val="left"/>
-              <w:rPr>
-                <w:rFonts w:ascii="Open Sans" w:hAnsi="Open Sans" w:eastAsia="" w:cs="Open Sans" w:eastAsiaTheme="majorEastAsia"/>
+              <w:spacing w:after="0" w:line="240" w:lineRule="auto"/>
+              <w:rPr>
+                <w:rFonts w:ascii="Open Sans" w:eastAsiaTheme="majorEastAsia" w:hAnsi="Open Sans" w:cs="Open Sans"/>
                 <w:color w:val="EE0000"/>
                 <w:sz w:val="22"/>
                 <w:szCs w:val="22"/>
                 <w:lang w:val="en-US"/>
               </w:rPr>
             </w:pPr>
-            <w:r>
-              <w:rPr>
-                <w:rFonts w:eastAsia="" w:cs="Open Sans" w:eastAsiaTheme="majorEastAsia" w:ascii="Open Sans" w:hAnsi="Open Sans"/>
+          </w:p>
+          <w:p>
+            <w:pPr>
+              <w:spacing w:after="0" w:line="240" w:lineRule="auto"/>
+              <w:rPr>
+                <w:rFonts w:ascii="Open Sans" w:eastAsiaTheme="majorEastAsia" w:hAnsi="Open Sans" w:cs="Open Sans"/>
                 <w:color w:val="EE0000"/>
                 <w:sz w:val="22"/>
                 <w:szCs w:val="22"/>
                 <w:lang w:val="en-US"/>
               </w:rPr>
-            </w:r>
-          </w:p>
-          <w:p>
-            <w:pPr>
-              <w:pStyle w:val="Normal"/>
-              <w:widowControl/>
-              <w:suppressAutoHyphens w:val="true"/>
-              <w:spacing w:lineRule="auto" w:line="240" w:before="0" w:after="0"/>
-              <w:jc w:val="left"/>
-              <w:rPr>
-                <w:rFonts w:ascii="Open Sans" w:hAnsi="Open Sans" w:eastAsia="" w:cs="Open Sans" w:eastAsiaTheme="majorEastAsia"/>
-                <w:color w:val="EE0000"/>
-                <w:sz w:val="22"/>
-                <w:szCs w:val="22"/>
-                <w:lang w:val="en-US"/>
-              </w:rPr>
-            </w:pPr>
-            <w:r>
-              <w:rPr>
-                <w:rFonts w:eastAsia="" w:cs="Open Sans" w:eastAsiaTheme="majorEastAsia" w:ascii="Open Sans" w:hAnsi="Open Sans"/>
-                <w:color w:val="EE0000"/>
-                <w:sz w:val="22"/>
-                <w:szCs w:val="22"/>
-                <w:lang w:val="en-US"/>
-              </w:rPr>
-            </w:r>
+            </w:pPr>
           </w:p>
         </w:tc>
         <w:tc>
@@ -2434,11 +2045,7 @@
           </w:tcPr>
           <w:p>
             <w:pPr>
-              <w:pStyle w:val="Normal"/>
-              <w:widowControl/>
-              <w:suppressAutoHyphens w:val="true"/>
-              <w:spacing w:lineRule="auto" w:line="240" w:before="0" w:after="0"/>
-              <w:jc w:val="left"/>
+              <w:spacing w:after="0" w:line="240" w:lineRule="auto"/>
               <w:rPr>
                 <w:rFonts w:ascii="Open Sans" w:hAnsi="Open Sans" w:cs="Open Sans"/>
                 <w:b/>
@@ -2450,51 +2057,32 @@
             </w:pPr>
             <w:r>
               <w:rPr>
-                <w:rFonts w:eastAsia="Aptos" w:cs="Open Sans" w:ascii="Open Sans" w:hAnsi="Open Sans"/>
-                <w:b/>
-                <w:color w:val="612D4B"/>
-                <w:kern w:val="2"/>
-                <w:sz w:val="20"/>
-                <w:szCs w:val="20"/>
-                <w:lang w:val="en-US" w:eastAsia="en-US" w:bidi="ar-SA"/>
-              </w:rPr>
-              <w:t>Explanation of Fees</w:t>
-            </w:r>
-          </w:p>
-          <w:p>
-            <w:pPr>
-              <w:pStyle w:val="Normal"/>
-              <w:widowControl/>
-              <w:suppressAutoHyphens w:val="true"/>
-              <w:spacing w:lineRule="auto" w:line="240" w:before="0" w:after="0"/>
-              <w:jc w:val="left"/>
-              <w:rPr>
-                <w:rFonts w:ascii="Open Sans" w:hAnsi="Open Sans" w:cs="Open Sans"/>
+                <w:rFonts w:ascii="Open Sans" w:eastAsia="Aptos" w:hAnsi="Open Sans" w:cs="Open Sans"/>
                 <w:b/>
                 <w:color w:val="612D4B"/>
                 <w:sz w:val="20"/>
                 <w:szCs w:val="20"/>
                 <w:lang w:val="en-US"/>
               </w:rPr>
-            </w:pPr>
-            <w:r>
-              <w:rPr>
-                <w:rFonts w:cs="Open Sans" w:ascii="Open Sans" w:hAnsi="Open Sans"/>
+              <w:t>Explanation of Fees</w:t>
+            </w:r>
+          </w:p>
+          <w:p>
+            <w:pPr>
+              <w:spacing w:after="0" w:line="240" w:lineRule="auto"/>
+              <w:rPr>
+                <w:rFonts w:ascii="Open Sans" w:hAnsi="Open Sans" w:cs="Open Sans"/>
                 <w:b/>
                 <w:color w:val="612D4B"/>
                 <w:sz w:val="20"/>
                 <w:szCs w:val="20"/>
                 <w:lang w:val="en-US"/>
               </w:rPr>
-            </w:r>
-          </w:p>
-          <w:p>
-            <w:pPr>
-              <w:pStyle w:val="Normal"/>
-              <w:widowControl/>
-              <w:suppressAutoHyphens w:val="true"/>
-              <w:spacing w:lineRule="auto" w:line="240" w:before="0" w:after="0"/>
-              <w:jc w:val="left"/>
+            </w:pPr>
+          </w:p>
+          <w:p>
+            <w:pPr>
+              <w:spacing w:after="0" w:line="240" w:lineRule="auto"/>
               <w:rPr>
                 <w:rFonts w:ascii="Open Sans" w:hAnsi="Open Sans" w:cs="Open Sans"/>
                 <w:b/>
@@ -2506,23 +2094,19 @@
             </w:pPr>
             <w:r>
               <w:rPr>
-                <w:rFonts w:eastAsia="Aptos" w:cs="Open Sans" w:ascii="Open Sans" w:hAnsi="Open Sans"/>
+                <w:rFonts w:ascii="Open Sans" w:eastAsia="Aptos" w:hAnsi="Open Sans" w:cs="Open Sans"/>
                 <w:b/>
                 <w:bCs/>
-                <w:kern w:val="2"/>
-                <w:sz w:val="18"/>
-                <w:szCs w:val="18"/>
-                <w:lang w:val="en-US" w:eastAsia="en-US" w:bidi="ar-SA"/>
+                <w:sz w:val="18"/>
+                <w:szCs w:val="18"/>
+                <w:lang w:val="en-US"/>
               </w:rPr>
               <w:t>Event Planning Service</w:t>
             </w:r>
           </w:p>
           <w:p>
             <w:pPr>
-              <w:pStyle w:val="Normal"/>
-              <w:widowControl/>
-              <w:suppressAutoHyphens w:val="true"/>
-              <w:spacing w:lineRule="auto" w:line="240" w:before="0" w:after="0"/>
+              <w:spacing w:after="0" w:line="240" w:lineRule="auto"/>
               <w:jc w:val="both"/>
               <w:rPr>
                 <w:rFonts w:ascii="Open Sans" w:hAnsi="Open Sans" w:cs="Open Sans"/>
@@ -2533,22 +2117,37 @@
             </w:pPr>
             <w:r>
               <w:rPr>
-                <w:rFonts w:eastAsia="Aptos" w:cs="Open Sans" w:ascii="Open Sans" w:hAnsi="Open Sans"/>
-                <w:kern w:val="2"/>
-                <w:sz w:val="18"/>
-                <w:szCs w:val="18"/>
-                <w:lang w:val="en-US" w:eastAsia="en-US" w:bidi="ar-SA"/>
-              </w:rPr>
-              <w:t>If a client resquets that the caterer coordinate the venue rental &amp; décor, entertainment, photography, valet parking, flower arranging, or other aspects of planning the event, there will be a small fee charged for this service to account for the labor needed to plan the event as agreed upon in writing by the parties at the time of such request.</w:t>
-            </w:r>
-          </w:p>
-          <w:p>
-            <w:pPr>
-              <w:pStyle w:val="Normal"/>
-              <w:widowControl/>
-              <w:suppressAutoHyphens w:val="true"/>
-              <w:spacing w:lineRule="auto" w:line="240" w:before="0" w:after="0"/>
-              <w:jc w:val="left"/>
+                <w:rFonts w:ascii="Open Sans" w:eastAsia="Aptos" w:hAnsi="Open Sans" w:cs="Open Sans"/>
+                <w:sz w:val="18"/>
+                <w:szCs w:val="18"/>
+                <w:lang w:val="en-US"/>
+              </w:rPr>
+              <w:t xml:space="preserve">If a client </w:t>
+            </w:r>
+            <w:proofErr w:type="spellStart"/>
+            <w:r>
+              <w:rPr>
+                <w:rFonts w:ascii="Open Sans" w:eastAsia="Aptos" w:hAnsi="Open Sans" w:cs="Open Sans"/>
+                <w:sz w:val="18"/>
+                <w:szCs w:val="18"/>
+                <w:lang w:val="en-US"/>
+              </w:rPr>
+              <w:t>resquets</w:t>
+            </w:r>
+            <w:proofErr w:type="spellEnd"/>
+            <w:r>
+              <w:rPr>
+                <w:rFonts w:ascii="Open Sans" w:eastAsia="Aptos" w:hAnsi="Open Sans" w:cs="Open Sans"/>
+                <w:sz w:val="18"/>
+                <w:szCs w:val="18"/>
+                <w:lang w:val="en-US"/>
+              </w:rPr>
+              <w:t xml:space="preserve"> that the caterer coordinate the venue rental &amp; décor, entertainment, photography, valet parking, flower arranging, or other aspects of planning the event, there will be a small fee charged for this service to account for the labor needed to plan the event as agreed upon in writing by the parties at the time of such request.</w:t>
+            </w:r>
+          </w:p>
+          <w:p>
+            <w:pPr>
+              <w:spacing w:after="0" w:line="240" w:lineRule="auto"/>
               <w:rPr>
                 <w:rFonts w:ascii="Open Sans" w:hAnsi="Open Sans" w:cs="Open Sans"/>
                 <w:b/>
@@ -2558,115 +2157,86 @@
                 <w:lang w:val="en-US"/>
               </w:rPr>
             </w:pPr>
-            <w:r>
-              <w:rPr>
-                <w:rFonts w:cs="Open Sans" w:ascii="Open Sans" w:hAnsi="Open Sans"/>
+          </w:p>
+          <w:p>
+            <w:pPr>
+              <w:spacing w:after="0" w:line="240" w:lineRule="auto"/>
+              <w:rPr>
+                <w:rFonts w:ascii="Open Sans" w:hAnsi="Open Sans" w:cs="Open Sans"/>
                 <w:b/>
                 <w:bCs/>
                 <w:sz w:val="18"/>
                 <w:szCs w:val="18"/>
                 <w:lang w:val="en-US"/>
               </w:rPr>
-            </w:r>
-          </w:p>
-          <w:p>
-            <w:pPr>
-              <w:pStyle w:val="Normal"/>
-              <w:widowControl/>
-              <w:suppressAutoHyphens w:val="true"/>
-              <w:spacing w:lineRule="auto" w:line="240" w:before="0" w:after="0"/>
-              <w:jc w:val="left"/>
-              <w:rPr>
-                <w:rFonts w:ascii="Open Sans" w:hAnsi="Open Sans" w:cs="Open Sans"/>
+            </w:pPr>
+            <w:r>
+              <w:rPr>
+                <w:rFonts w:ascii="Open Sans" w:eastAsia="Aptos" w:hAnsi="Open Sans" w:cs="Open Sans"/>
                 <w:b/>
                 <w:bCs/>
                 <w:sz w:val="18"/>
                 <w:szCs w:val="18"/>
                 <w:lang w:val="en-US"/>
               </w:rPr>
-            </w:pPr>
-            <w:r>
-              <w:rPr>
-                <w:rFonts w:eastAsia="Aptos" w:cs="Open Sans" w:ascii="Open Sans" w:hAnsi="Open Sans"/>
-                <w:b/>
-                <w:bCs/>
-                <w:kern w:val="2"/>
-                <w:sz w:val="18"/>
-                <w:szCs w:val="18"/>
-                <w:lang w:val="en-US" w:eastAsia="en-US" w:bidi="ar-SA"/>
-              </w:rPr>
               <w:t>Delivery Fee</w:t>
             </w:r>
           </w:p>
           <w:p>
             <w:pPr>
-              <w:pStyle w:val="ListParagraph"/>
-              <w:widowControl/>
+              <w:pStyle w:val="Prrafodelista"/>
               <w:numPr>
                 <w:ilvl w:val="0"/>
                 <w:numId w:val="1"/>
               </w:numPr>
-              <w:suppressAutoHyphens w:val="true"/>
-              <w:spacing w:lineRule="auto" w:line="240" w:before="0" w:after="0"/>
-              <w:ind w:hanging="360" w:left="290"/>
-              <w:contextualSpacing/>
-              <w:jc w:val="left"/>
-              <w:rPr>
-                <w:rFonts w:ascii="Open Sans" w:hAnsi="Open Sans" w:cs="Open Sans"/>
-                <w:sz w:val="18"/>
-                <w:szCs w:val="18"/>
-                <w:lang w:val="en-US"/>
-              </w:rPr>
-            </w:pPr>
-            <w:r>
-              <w:rPr>
-                <w:rFonts w:eastAsia="Aptos" w:cs="Open Sans" w:ascii="Open Sans" w:hAnsi="Open Sans"/>
-                <w:kern w:val="2"/>
-                <w:sz w:val="18"/>
-                <w:szCs w:val="18"/>
-                <w:lang w:val="en-US" w:eastAsia="en-US" w:bidi="ar-SA"/>
+              <w:spacing w:after="0" w:line="240" w:lineRule="auto"/>
+              <w:ind w:left="290"/>
+              <w:rPr>
+                <w:rFonts w:ascii="Open Sans" w:hAnsi="Open Sans" w:cs="Open Sans"/>
+                <w:sz w:val="18"/>
+                <w:szCs w:val="18"/>
+                <w:lang w:val="en-US"/>
+              </w:rPr>
+            </w:pPr>
+            <w:r>
+              <w:rPr>
+                <w:rFonts w:ascii="Open Sans" w:eastAsia="Aptos" w:hAnsi="Open Sans" w:cs="Open Sans"/>
+                <w:sz w:val="18"/>
+                <w:szCs w:val="18"/>
+                <w:lang w:val="en-US"/>
               </w:rPr>
               <w:t>Not Applicable.</w:t>
             </w:r>
           </w:p>
           <w:p>
             <w:pPr>
-              <w:pStyle w:val="ListParagraph"/>
-              <w:widowControl/>
+              <w:pStyle w:val="Prrafodelista"/>
               <w:numPr>
                 <w:ilvl w:val="0"/>
                 <w:numId w:val="1"/>
               </w:numPr>
-              <w:suppressAutoHyphens w:val="true"/>
-              <w:spacing w:lineRule="auto" w:line="240" w:before="0" w:after="0"/>
-              <w:ind w:hanging="360" w:left="290"/>
-              <w:contextualSpacing/>
-              <w:jc w:val="left"/>
-              <w:rPr>
-                <w:rFonts w:ascii="Open Sans" w:hAnsi="Open Sans" w:cs="Open Sans"/>
-                <w:sz w:val="18"/>
-                <w:szCs w:val="18"/>
-                <w:lang w:val="en-US"/>
-              </w:rPr>
-            </w:pPr>
-            <w:r>
-              <w:rPr>
-                <w:rFonts w:eastAsia="Aptos" w:cs="Open Sans" w:ascii="Open Sans" w:hAnsi="Open Sans"/>
-                <w:kern w:val="2"/>
-                <w:sz w:val="18"/>
-                <w:szCs w:val="18"/>
-                <w:lang w:val="en-US" w:eastAsia="en-US" w:bidi="ar-SA"/>
+              <w:spacing w:after="0" w:line="240" w:lineRule="auto"/>
+              <w:ind w:left="290"/>
+              <w:rPr>
+                <w:rFonts w:ascii="Open Sans" w:hAnsi="Open Sans" w:cs="Open Sans"/>
+                <w:sz w:val="18"/>
+                <w:szCs w:val="18"/>
+                <w:lang w:val="en-US"/>
+              </w:rPr>
+            </w:pPr>
+            <w:r>
+              <w:rPr>
+                <w:rFonts w:ascii="Open Sans" w:eastAsia="Aptos" w:hAnsi="Open Sans" w:cs="Open Sans"/>
+                <w:sz w:val="18"/>
+                <w:szCs w:val="18"/>
+                <w:lang w:val="en-US"/>
               </w:rPr>
               <w:t>If the event takes place more than x miles from N/A, a fee of x$/mile will be added to the total costs to cover gas and vehicle mileage.</w:t>
             </w:r>
           </w:p>
           <w:p>
             <w:pPr>
-              <w:pStyle w:val="Normal"/>
-              <w:widowControl/>
-              <w:suppressAutoHyphens w:val="true"/>
-              <w:spacing w:lineRule="auto" w:line="240" w:before="0" w:after="0"/>
-              <w:jc w:val="left"/>
+              <w:spacing w:after="0" w:line="240" w:lineRule="auto"/>
               <w:rPr>
                 <w:rFonts w:ascii="Open Sans" w:hAnsi="Open Sans" w:cs="Open Sans"/>
                 <w:b/>
@@ -2676,100 +2246,87 @@
                 <w:lang w:val="en-US"/>
               </w:rPr>
             </w:pPr>
-            <w:r>
-              <w:rPr>
-                <w:rFonts w:cs="Open Sans" w:ascii="Open Sans" w:hAnsi="Open Sans"/>
+          </w:p>
+          <w:p>
+            <w:pPr>
+              <w:spacing w:after="0" w:line="240" w:lineRule="auto"/>
+              <w:rPr>
+                <w:rFonts w:ascii="Open Sans" w:hAnsi="Open Sans" w:cs="Open Sans"/>
                 <w:b/>
                 <w:bCs/>
                 <w:sz w:val="18"/>
                 <w:szCs w:val="18"/>
                 <w:lang w:val="en-US"/>
               </w:rPr>
-            </w:r>
-          </w:p>
-          <w:p>
-            <w:pPr>
-              <w:pStyle w:val="Normal"/>
-              <w:widowControl/>
-              <w:suppressAutoHyphens w:val="true"/>
-              <w:spacing w:lineRule="auto" w:line="240" w:before="0" w:after="0"/>
-              <w:jc w:val="left"/>
-              <w:rPr>
-                <w:rFonts w:ascii="Open Sans" w:hAnsi="Open Sans" w:cs="Open Sans"/>
+            </w:pPr>
+            <w:r>
+              <w:rPr>
+                <w:rFonts w:ascii="Open Sans" w:eastAsia="Aptos" w:hAnsi="Open Sans" w:cs="Open Sans"/>
                 <w:b/>
                 <w:bCs/>
                 <w:sz w:val="18"/>
                 <w:szCs w:val="18"/>
                 <w:lang w:val="en-US"/>
               </w:rPr>
-            </w:pPr>
-            <w:r>
-              <w:rPr>
-                <w:rFonts w:eastAsia="Aptos" w:cs="Open Sans" w:ascii="Open Sans" w:hAnsi="Open Sans"/>
+              <w:t>Service Charge</w:t>
+            </w:r>
+          </w:p>
+          <w:p>
+            <w:pPr>
+              <w:spacing w:after="0" w:line="240" w:lineRule="auto"/>
+              <w:jc w:val="both"/>
+              <w:rPr>
+                <w:rFonts w:ascii="Open Sans" w:hAnsi="Open Sans" w:cs="Open Sans"/>
+                <w:sz w:val="18"/>
+                <w:szCs w:val="18"/>
+                <w:lang w:val="en-US"/>
+              </w:rPr>
+            </w:pPr>
+            <w:r>
+              <w:rPr>
+                <w:rFonts w:ascii="Open Sans" w:eastAsia="Aptos" w:hAnsi="Open Sans" w:cs="Open Sans"/>
+                <w:sz w:val="18"/>
+                <w:szCs w:val="18"/>
+                <w:lang w:val="en-US"/>
+              </w:rPr>
+              <w:t xml:space="preserve">A service charge of </w:t>
+            </w:r>
+            <w:r>
+              <w:rPr>
+                <w:rFonts w:ascii="Open Sans" w:eastAsia="Aptos" w:hAnsi="Open Sans" w:cs="Open Sans"/>
                 <w:b/>
                 <w:bCs/>
-                <w:kern w:val="2"/>
-                <w:sz w:val="18"/>
-                <w:szCs w:val="18"/>
-                <w:lang w:val="en-US" w:eastAsia="en-US" w:bidi="ar-SA"/>
-              </w:rPr>
-              <w:t>Service Charge</w:t>
-            </w:r>
-          </w:p>
-          <w:p>
-            <w:pPr>
-              <w:pStyle w:val="Normal"/>
-              <w:widowControl/>
-              <w:suppressAutoHyphens w:val="true"/>
-              <w:spacing w:lineRule="auto" w:line="240" w:before="0" w:after="0"/>
-              <w:jc w:val="both"/>
-              <w:rPr>
-                <w:rFonts w:ascii="Open Sans" w:hAnsi="Open Sans" w:cs="Open Sans"/>
-                <w:sz w:val="18"/>
-                <w:szCs w:val="18"/>
-                <w:lang w:val="en-US"/>
-              </w:rPr>
-            </w:pPr>
-            <w:r>
-              <w:rPr>
-                <w:rFonts w:eastAsia="Aptos" w:cs="Open Sans" w:ascii="Open Sans" w:hAnsi="Open Sans"/>
-                <w:kern w:val="2"/>
-                <w:sz w:val="18"/>
-                <w:szCs w:val="18"/>
-                <w:lang w:val="en-US" w:eastAsia="en-US" w:bidi="ar-SA"/>
-              </w:rPr>
-              <w:t xml:space="preserve">A service charge of </w:t>
-            </w:r>
-            <w:r>
-              <w:rPr>
-                <w:rFonts w:eastAsia="Aptos" w:cs="Open Sans" w:ascii="Open Sans" w:hAnsi="Open Sans"/>
+                <w:sz w:val="18"/>
+                <w:szCs w:val="18"/>
+                <w:lang w:val="en-US"/>
+              </w:rPr>
+            </w:r>
+            <w:r>
+              <w:rPr>
+                <w:rFonts w:ascii="Open Sans" w:eastAsia="Aptos" w:hAnsi="Open Sans" w:cs="Open Sans"/>
+                <w:sz w:val="18"/>
+                <w:szCs w:val="18"/>
+                <w:lang w:val="en-US"/>
+              </w:rPr>
+              <w:t xml:space="preserve"> is Indicated in your proposal of service. This fee covers all administration, insurance fees, transportation, site visits, trucking, &amp; supplemental costs associated with the event planning.</w:t>
+            </w:r>
+          </w:p>
+          <w:p>
+            <w:pPr>
+              <w:spacing w:after="0" w:line="240" w:lineRule="auto"/>
+              <w:rPr>
+                <w:rFonts w:ascii="Open Sans" w:hAnsi="Open Sans" w:cs="Open Sans"/>
                 <w:b/>
                 <w:bCs/>
-                <w:kern w:val="2"/>
-                <w:sz w:val="18"/>
-                <w:szCs w:val="18"/>
-                <w:shd w:fill="auto" w:val="clear"/>
-                <w:lang w:val="en-US" w:eastAsia="en-US" w:bidi="ar-SA"/>
-              </w:rPr>
-            </w:r>
-            <w:r>
-              <w:rPr>
-                <w:rFonts w:eastAsia="Aptos" w:cs="Open Sans" w:ascii="Open Sans" w:hAnsi="Open Sans"/>
-                <w:kern w:val="2"/>
-                <w:sz w:val="18"/>
-                <w:szCs w:val="18"/>
-                <w:lang w:val="en-US" w:eastAsia="en-US" w:bidi="ar-SA"/>
-              </w:rPr>
-              <w:t xml:space="preserve"> is Indicated in your proposal of service. This fee covers all administration, insurance fees, transportation, site visits, trucking, &amp; supplemental costs associated with the event planning.</w:t>
-            </w:r>
-          </w:p>
-          <w:p>
-            <w:pPr>
-              <w:pStyle w:val="Normal"/>
-              <w:widowControl/>
-              <w:suppressAutoHyphens w:val="true"/>
-              <w:spacing w:lineRule="auto" w:line="240" w:before="0" w:after="0"/>
-              <w:jc w:val="left"/>
+                <w:sz w:val="18"/>
+                <w:szCs w:val="18"/>
+                <w:lang w:val="en-US"/>
+              </w:rPr>
+            </w:pPr>
+          </w:p>
+          <w:p>
+            <w:pPr>
+              <w:spacing w:after="0" w:line="240" w:lineRule="auto"/>
               <w:rPr>
                 <w:rFonts w:ascii="Open Sans" w:hAnsi="Open Sans" w:cs="Open Sans"/>
                 <w:b/>
@@ -2781,22 +2338,40 @@
             </w:pPr>
             <w:r>
               <w:rPr>
-                <w:rFonts w:cs="Open Sans" w:ascii="Open Sans" w:hAnsi="Open Sans"/>
+                <w:rFonts w:ascii="Open Sans" w:eastAsia="Aptos" w:hAnsi="Open Sans" w:cs="Open Sans"/>
                 <w:b/>
                 <w:bCs/>
                 <w:sz w:val="18"/>
                 <w:szCs w:val="18"/>
                 <w:lang w:val="en-US"/>
               </w:rPr>
-            </w:r>
-          </w:p>
-          <w:p>
-            <w:pPr>
-              <w:pStyle w:val="Normal"/>
-              <w:widowControl/>
-              <w:suppressAutoHyphens w:val="true"/>
-              <w:spacing w:lineRule="auto" w:line="240" w:before="0" w:after="0"/>
-              <w:jc w:val="left"/>
+              <w:t>Gratuities</w:t>
+            </w:r>
+          </w:p>
+          <w:p>
+            <w:pPr>
+              <w:spacing w:after="0" w:line="240" w:lineRule="auto"/>
+              <w:jc w:val="both"/>
+              <w:rPr>
+                <w:rFonts w:ascii="Open Sans" w:hAnsi="Open Sans" w:cs="Open Sans"/>
+                <w:sz w:val="18"/>
+                <w:szCs w:val="18"/>
+                <w:lang w:val="en-US"/>
+              </w:rPr>
+            </w:pPr>
+            <w:r>
+              <w:rPr>
+                <w:rFonts w:ascii="Open Sans" w:eastAsia="Aptos" w:hAnsi="Open Sans" w:cs="Open Sans"/>
+                <w:sz w:val="18"/>
+                <w:szCs w:val="18"/>
+                <w:lang w:val="en-US"/>
+              </w:rPr>
+              <w:t>Gratuities are not included in the proposal and are at the sole discretion of the client.</w:t>
+            </w:r>
+          </w:p>
+          <w:p>
+            <w:pPr>
+              <w:spacing w:after="0" w:line="240" w:lineRule="auto"/>
               <w:rPr>
                 <w:rFonts w:ascii="Open Sans" w:hAnsi="Open Sans" w:cs="Open Sans"/>
                 <w:b/>
@@ -2806,63 +2381,53 @@
                 <w:lang w:val="en-US"/>
               </w:rPr>
             </w:pPr>
-            <w:r>
-              <w:rPr>
-                <w:rFonts w:eastAsia="Aptos" w:cs="Open Sans" w:ascii="Open Sans" w:hAnsi="Open Sans"/>
+          </w:p>
+          <w:p>
+            <w:pPr>
+              <w:spacing w:after="0" w:line="240" w:lineRule="auto"/>
+              <w:rPr>
+                <w:rFonts w:ascii="Open Sans" w:hAnsi="Open Sans" w:cs="Open Sans"/>
                 <w:b/>
                 <w:bCs/>
-                <w:kern w:val="2"/>
-                <w:sz w:val="18"/>
-                <w:szCs w:val="18"/>
-                <w:lang w:val="en-US" w:eastAsia="en-US" w:bidi="ar-SA"/>
-              </w:rPr>
-              <w:t>Gratuities</w:t>
-            </w:r>
-          </w:p>
-          <w:p>
-            <w:pPr>
-              <w:pStyle w:val="Normal"/>
-              <w:widowControl/>
-              <w:suppressAutoHyphens w:val="true"/>
-              <w:spacing w:lineRule="auto" w:line="240" w:before="0" w:after="0"/>
-              <w:jc w:val="both"/>
-              <w:rPr>
-                <w:rFonts w:ascii="Open Sans" w:hAnsi="Open Sans" w:cs="Open Sans"/>
-                <w:sz w:val="18"/>
-                <w:szCs w:val="18"/>
-                <w:lang w:val="en-US"/>
-              </w:rPr>
-            </w:pPr>
-            <w:r>
-              <w:rPr>
-                <w:rFonts w:eastAsia="Aptos" w:cs="Open Sans" w:ascii="Open Sans" w:hAnsi="Open Sans"/>
-                <w:kern w:val="2"/>
-                <w:sz w:val="18"/>
-                <w:szCs w:val="18"/>
-                <w:lang w:val="en-US" w:eastAsia="en-US" w:bidi="ar-SA"/>
-              </w:rPr>
-              <w:t>Gratuities are not included in the proposal and are at the sole discretion of the client.</w:t>
-            </w:r>
-          </w:p>
-          <w:p>
-            <w:pPr>
-              <w:pStyle w:val="Normal"/>
-              <w:widowControl/>
-              <w:suppressAutoHyphens w:val="true"/>
-              <w:spacing w:lineRule="auto" w:line="240" w:before="0" w:after="0"/>
-              <w:jc w:val="left"/>
-              <w:rPr>
-                <w:rFonts w:ascii="Open Sans" w:hAnsi="Open Sans" w:cs="Open Sans"/>
+                <w:sz w:val="18"/>
+                <w:szCs w:val="18"/>
+                <w:lang w:val="en-US"/>
+              </w:rPr>
+            </w:pPr>
+            <w:r>
+              <w:rPr>
+                <w:rFonts w:ascii="Open Sans" w:eastAsia="Aptos" w:hAnsi="Open Sans" w:cs="Open Sans"/>
                 <w:b/>
                 <w:bCs/>
                 <w:sz w:val="18"/>
                 <w:szCs w:val="18"/>
                 <w:lang w:val="en-US"/>
               </w:rPr>
-            </w:pPr>
-            <w:r>
-              <w:rPr>
-                <w:rFonts w:cs="Open Sans" w:ascii="Open Sans" w:hAnsi="Open Sans"/>
+              <w:t>Taxes and Insurance</w:t>
+            </w:r>
+          </w:p>
+          <w:p>
+            <w:pPr>
+              <w:spacing w:after="0" w:line="240" w:lineRule="auto"/>
+              <w:rPr>
+                <w:rFonts w:ascii="Open Sans" w:hAnsi="Open Sans" w:cs="Open Sans"/>
+                <w:sz w:val="18"/>
+                <w:szCs w:val="18"/>
+                <w:lang w:val="en-US"/>
+              </w:rPr>
+            </w:pPr>
+            <w:r>
+              <w:rPr>
+                <w:rFonts w:ascii="Open Sans" w:eastAsia="Aptos" w:hAnsi="Open Sans" w:cs="Open Sans"/>
+                <w:sz w:val="18"/>
+                <w:szCs w:val="18"/>
+                <w:lang w:val="en-US"/>
+              </w:rPr>
+              <w:t>All prices are subject to an  service and   Sale Tax</w:t>
+            </w:r>
+            <w:r>
+              <w:rPr>
+                <w:rFonts w:ascii="Open Sans" w:eastAsia="Aptos" w:hAnsi="Open Sans" w:cs="Open Sans"/>
                 <w:b/>
                 <w:bCs/>
                 <w:sz w:val="18"/>
@@ -2870,170 +2435,198 @@
                 <w:lang w:val="en-US"/>
               </w:rPr>
             </w:r>
-          </w:p>
-          <w:p>
-            <w:pPr>
-              <w:pStyle w:val="Normal"/>
-              <w:widowControl/>
-              <w:suppressAutoHyphens w:val="true"/>
-              <w:spacing w:lineRule="auto" w:line="240" w:before="0" w:after="0"/>
-              <w:jc w:val="left"/>
-              <w:rPr>
-                <w:rFonts w:ascii="Open Sans" w:hAnsi="Open Sans" w:cs="Open Sans"/>
+            <w:r>
+              <w:rPr>
+                <w:rFonts w:ascii="Open Sans" w:eastAsia="Aptos" w:hAnsi="Open Sans" w:cs="Open Sans"/>
+                <w:sz w:val="18"/>
+                <w:szCs w:val="18"/>
+                <w:lang w:val="en-US"/>
+              </w:rPr>
+            </w:r>
+            <w:r>
+              <w:rPr>
+                <w:rFonts w:ascii="Open Sans" w:eastAsia="Aptos" w:hAnsi="Open Sans" w:cs="Open Sans"/>
                 <w:b/>
                 <w:bCs/>
                 <w:sz w:val="18"/>
                 <w:szCs w:val="18"/>
                 <w:lang w:val="en-US"/>
               </w:rPr>
-            </w:pPr>
-            <w:r>
-              <w:rPr>
-                <w:rFonts w:eastAsia="Aptos" w:cs="Open Sans" w:ascii="Open Sans" w:hAnsi="Open Sans"/>
+            </w:r>
+            <w:r>
+              <w:rPr>
+                <w:rFonts w:ascii="Open Sans" w:eastAsia="Aptos" w:hAnsi="Open Sans" w:cs="Open Sans"/>
+                <w:sz w:val="18"/>
+                <w:szCs w:val="18"/>
+                <w:lang w:val="en-US"/>
+              </w:rPr>
+            </w:r>
+          </w:p>
+          <w:p>
+            <w:pPr>
+              <w:spacing w:after="0" w:line="240" w:lineRule="auto"/>
+              <w:rPr>
+                <w:rFonts w:ascii="Open Sans" w:hAnsi="Open Sans" w:cs="Open Sans"/>
                 <w:b/>
                 <w:bCs/>
-                <w:kern w:val="2"/>
-                <w:sz w:val="18"/>
-                <w:szCs w:val="18"/>
-                <w:lang w:val="en-US" w:eastAsia="en-US" w:bidi="ar-SA"/>
-              </w:rPr>
-              <w:t>Taxes and Insurance</w:t>
-            </w:r>
-          </w:p>
-          <w:p>
-            <w:pPr>
-              <w:pStyle w:val="Normal"/>
-              <w:widowControl/>
-              <w:suppressAutoHyphens w:val="true"/>
-              <w:spacing w:lineRule="auto" w:line="240" w:before="0" w:after="0"/>
-              <w:jc w:val="left"/>
-              <w:rPr>
-                <w:rFonts w:ascii="Open Sans" w:hAnsi="Open Sans" w:cs="Open Sans"/>
-                <w:sz w:val="18"/>
-                <w:szCs w:val="18"/>
-                <w:lang w:val="en-US"/>
-              </w:rPr>
-            </w:pPr>
-            <w:r>
-              <w:rPr>
-                <w:rFonts w:eastAsia="Aptos" w:cs="Open Sans" w:ascii="Open Sans" w:hAnsi="Open Sans"/>
-                <w:kern w:val="2"/>
-                <w:sz w:val="18"/>
-                <w:szCs w:val="18"/>
-                <w:lang w:val="en-US" w:eastAsia="en-US" w:bidi="ar-SA"/>
-              </w:rPr>
-              <w:t>All prices are subject to an  service and   Sale Tax</w:t>
-            </w:r>
-            <w:r>
-              <w:rPr>
-                <w:rFonts w:eastAsia="Aptos" w:cs="Open Sans" w:ascii="Open Sans" w:hAnsi="Open Sans"/>
+                <w:sz w:val="18"/>
+                <w:szCs w:val="18"/>
+                <w:lang w:val="en-US"/>
+              </w:rPr>
+            </w:pPr>
+          </w:p>
+          <w:p>
+            <w:pPr>
+              <w:spacing w:after="0" w:line="240" w:lineRule="auto"/>
+              <w:rPr>
+                <w:rFonts w:ascii="Open Sans" w:hAnsi="Open Sans" w:cs="Open Sans"/>
                 <w:b/>
                 <w:bCs/>
-                <w:kern w:val="2"/>
-                <w:sz w:val="18"/>
-                <w:szCs w:val="18"/>
-                <w:shd w:fill="auto" w:val="clear"/>
-                <w:lang w:val="en-US" w:eastAsia="en-US" w:bidi="ar-SA"/>
-              </w:rPr>
-            </w:r>
-            <w:r>
-              <w:rPr>
-                <w:rFonts w:eastAsia="Aptos" w:cs="Open Sans" w:ascii="Open Sans" w:hAnsi="Open Sans"/>
-                <w:kern w:val="2"/>
-                <w:sz w:val="18"/>
-                <w:szCs w:val="18"/>
-                <w:lang w:val="en-US" w:eastAsia="en-US" w:bidi="ar-SA"/>
-              </w:rPr>
-            </w:r>
-            <w:r>
-              <w:rPr>
-                <w:rFonts w:eastAsia="Aptos" w:cs="Open Sans" w:ascii="Open Sans" w:hAnsi="Open Sans"/>
-                <w:kern w:val="2"/>
-                <w:sz w:val="18"/>
-                <w:szCs w:val="18"/>
-                <w:shd w:fill="auto" w:val="clear"/>
-                <w:lang w:val="en-US" w:eastAsia="en-US" w:bidi="ar-SA"/>
-              </w:rPr>
-            </w:r>
-            <w:r>
-              <w:rPr>
-                <w:rFonts w:eastAsia="Aptos" w:cs="Open Sans" w:ascii="Open Sans" w:hAnsi="Open Sans"/>
+                <w:sz w:val="18"/>
+                <w:szCs w:val="18"/>
+                <w:lang w:val="en-US"/>
+              </w:rPr>
+            </w:pPr>
+            <w:r>
+              <w:rPr>
+                <w:rFonts w:ascii="Open Sans" w:eastAsia="Aptos" w:hAnsi="Open Sans" w:cs="Open Sans"/>
                 <w:b/>
                 <w:bCs/>
-                <w:kern w:val="2"/>
-                <w:sz w:val="18"/>
-                <w:szCs w:val="18"/>
-                <w:shd w:fill="auto" w:val="clear"/>
-                <w:lang w:val="en-US" w:eastAsia="en-US" w:bidi="ar-SA"/>
-              </w:rPr>
-            </w:r>
-            <w:r>
-              <w:rPr>
-                <w:rFonts w:eastAsia="Aptos" w:cs="Open Sans" w:ascii="Open Sans" w:hAnsi="Open Sans"/>
+                <w:sz w:val="18"/>
+                <w:szCs w:val="18"/>
+                <w:lang w:val="en-US"/>
+              </w:rPr>
+              <w:t>Governing Terms</w:t>
+            </w:r>
+          </w:p>
+          <w:p>
+            <w:pPr>
+              <w:spacing w:after="0" w:line="240" w:lineRule="auto"/>
+              <w:jc w:val="both"/>
+              <w:rPr>
+                <w:rFonts w:ascii="Open Sans" w:hAnsi="Open Sans" w:cs="Open Sans"/>
+                <w:sz w:val="18"/>
+                <w:szCs w:val="18"/>
+                <w:lang w:val="en-US"/>
+              </w:rPr>
+            </w:pPr>
+            <w:proofErr w:type="spellStart"/>
+            <w:r>
+              <w:rPr>
+                <w:rFonts w:ascii="Open Sans" w:eastAsia="Aptos" w:hAnsi="Open Sans" w:cs="Open Sans"/>
+                <w:sz w:val="18"/>
+                <w:szCs w:val="18"/>
+                <w:lang w:val="en-US"/>
+              </w:rPr>
+              <w:t>Foodesign</w:t>
+            </w:r>
+            <w:proofErr w:type="spellEnd"/>
+            <w:r>
+              <w:rPr>
+                <w:rFonts w:ascii="Open Sans" w:eastAsia="Aptos" w:hAnsi="Open Sans" w:cs="Open Sans"/>
+                <w:sz w:val="18"/>
+                <w:szCs w:val="18"/>
+                <w:lang w:val="en-US"/>
+              </w:rPr>
+              <w:t xml:space="preserve"> Conceptual Events and the Client acknowledge and agree that this proposal is governed by the Master Caterer Agreement executed between the parties.</w:t>
+            </w:r>
+          </w:p>
+          <w:p>
+            <w:pPr>
+              <w:spacing w:after="0" w:line="240" w:lineRule="auto"/>
+              <w:rPr>
+                <w:rFonts w:ascii="Open Sans" w:hAnsi="Open Sans" w:cs="Open Sans"/>
                 <w:b/>
                 <w:bCs/>
-                <w:kern w:val="2"/>
-                <w:sz w:val="18"/>
-                <w:szCs w:val="18"/>
-                <w:lang w:val="en-US" w:eastAsia="en-US" w:bidi="ar-SA"/>
-              </w:rPr>
-            </w:r>
-            <w:r>
-              <w:rPr>
-                <w:rFonts w:eastAsia="Aptos" w:cs="Open Sans" w:ascii="Open Sans" w:hAnsi="Open Sans"/>
+                <w:sz w:val="18"/>
+                <w:szCs w:val="18"/>
+                <w:lang w:val="en-US"/>
+              </w:rPr>
+            </w:pPr>
+          </w:p>
+          <w:p>
+            <w:pPr>
+              <w:spacing w:after="0" w:line="240" w:lineRule="auto"/>
+              <w:rPr>
+                <w:rFonts w:ascii="Open Sans" w:hAnsi="Open Sans" w:cs="Open Sans"/>
                 <w:b/>
                 <w:bCs/>
-                <w:kern w:val="2"/>
-                <w:sz w:val="18"/>
-                <w:szCs w:val="18"/>
-                <w:shd w:fill="auto" w:val="clear"/>
-                <w:lang w:val="en-US" w:eastAsia="en-US" w:bidi="ar-SA"/>
-              </w:rPr>
-            </w:r>
-            <w:r>
-              <w:rPr>
-                <w:rFonts w:eastAsia="Aptos" w:cs="Open Sans" w:ascii="Open Sans" w:hAnsi="Open Sans"/>
-                <w:kern w:val="2"/>
-                <w:sz w:val="18"/>
-                <w:szCs w:val="18"/>
-                <w:lang w:val="en-US" w:eastAsia="en-US" w:bidi="ar-SA"/>
-              </w:rPr>
-            </w:r>
-          </w:p>
-          <w:p>
-            <w:pPr>
-              <w:pStyle w:val="Normal"/>
-              <w:widowControl/>
-              <w:suppressAutoHyphens w:val="true"/>
-              <w:spacing w:lineRule="auto" w:line="240" w:before="0" w:after="0"/>
-              <w:jc w:val="left"/>
-              <w:rPr>
-                <w:rFonts w:ascii="Open Sans" w:hAnsi="Open Sans" w:cs="Open Sans"/>
+                <w:sz w:val="18"/>
+                <w:szCs w:val="18"/>
+                <w:lang w:val="en-US"/>
+              </w:rPr>
+            </w:pPr>
+            <w:r>
+              <w:rPr>
+                <w:rFonts w:ascii="Open Sans" w:eastAsia="Aptos" w:hAnsi="Open Sans" w:cs="Open Sans"/>
                 <w:b/>
                 <w:bCs/>
                 <w:sz w:val="18"/>
                 <w:szCs w:val="18"/>
                 <w:lang w:val="en-US"/>
               </w:rPr>
-            </w:pPr>
-            <w:r>
-              <w:rPr>
-                <w:rFonts w:cs="Open Sans" w:ascii="Open Sans" w:hAnsi="Open Sans"/>
+              <w:t>Acceptance By Client</w:t>
+            </w:r>
+          </w:p>
+          <w:p>
+            <w:pPr>
+              <w:spacing w:after="0" w:line="240" w:lineRule="auto"/>
+              <w:jc w:val="both"/>
+              <w:rPr>
+                <w:rFonts w:ascii="Open Sans" w:hAnsi="Open Sans" w:cs="Open Sans"/>
+                <w:sz w:val="18"/>
+                <w:szCs w:val="18"/>
+                <w:lang w:val="en-US"/>
+              </w:rPr>
+            </w:pPr>
+            <w:r>
+              <w:rPr>
+                <w:rFonts w:ascii="Open Sans" w:eastAsia="Aptos" w:hAnsi="Open Sans" w:cs="Open Sans"/>
+                <w:sz w:val="18"/>
+                <w:szCs w:val="18"/>
+                <w:lang w:val="en-US"/>
+              </w:rPr>
+              <w:t xml:space="preserve">The undersigned, as a duly authorized representative of the Client, Test Client, hereby contract the services of </w:t>
+            </w:r>
+            <w:proofErr w:type="spellStart"/>
+            <w:r>
+              <w:rPr>
+                <w:rFonts w:ascii="Open Sans" w:eastAsia="Aptos" w:hAnsi="Open Sans" w:cs="Open Sans"/>
+                <w:sz w:val="18"/>
+                <w:szCs w:val="18"/>
+                <w:lang w:val="en-US"/>
+              </w:rPr>
+              <w:t>Foodesign</w:t>
+            </w:r>
+            <w:proofErr w:type="spellEnd"/>
+            <w:r>
+              <w:rPr>
+                <w:rFonts w:ascii="Open Sans" w:eastAsia="Aptos" w:hAnsi="Open Sans" w:cs="Open Sans"/>
+                <w:sz w:val="18"/>
+                <w:szCs w:val="18"/>
+                <w:lang w:val="en-US"/>
+              </w:rPr>
+              <w:t xml:space="preserve"> Conceptual Events as listed and quoted in this proposal on behalf of the Client according to the terms and conditions herein.</w:t>
+            </w:r>
+          </w:p>
+          <w:p>
+            <w:pPr>
+              <w:spacing w:after="0" w:line="240" w:lineRule="auto"/>
+              <w:jc w:val="both"/>
+              <w:rPr>
+                <w:rFonts w:ascii="Open Sans" w:hAnsi="Open Sans" w:cs="Open Sans"/>
                 <w:b/>
                 <w:bCs/>
                 <w:sz w:val="18"/>
                 <w:szCs w:val="18"/>
                 <w:lang w:val="en-US"/>
               </w:rPr>
-            </w:r>
-          </w:p>
-          <w:p>
-            <w:pPr>
-              <w:pStyle w:val="Normal"/>
-              <w:widowControl/>
-              <w:suppressAutoHyphens w:val="true"/>
-              <w:spacing w:lineRule="auto" w:line="240" w:before="0" w:after="0"/>
-              <w:jc w:val="left"/>
+            </w:pPr>
+          </w:p>
+          <w:p>
+            <w:pPr>
+              <w:spacing w:after="0" w:line="240" w:lineRule="auto"/>
+              <w:jc w:val="both"/>
               <w:rPr>
                 <w:rFonts w:ascii="Open Sans" w:hAnsi="Open Sans" w:cs="Open Sans"/>
                 <w:b/>
@@ -3045,76 +2638,119 @@
             </w:pPr>
             <w:r>
               <w:rPr>
-                <w:rFonts w:eastAsia="Aptos" w:cs="Open Sans" w:ascii="Open Sans" w:hAnsi="Open Sans"/>
+                <w:rFonts w:ascii="Open Sans" w:eastAsia="Aptos" w:hAnsi="Open Sans" w:cs="Open Sans"/>
                 <w:b/>
                 <w:bCs/>
-                <w:kern w:val="2"/>
-                <w:sz w:val="18"/>
-                <w:szCs w:val="18"/>
-                <w:lang w:val="en-US" w:eastAsia="en-US" w:bidi="ar-SA"/>
-              </w:rPr>
-              <w:t>Governing Terms</w:t>
-            </w:r>
-          </w:p>
-          <w:p>
-            <w:pPr>
-              <w:pStyle w:val="Normal"/>
-              <w:widowControl/>
-              <w:suppressAutoHyphens w:val="true"/>
-              <w:spacing w:lineRule="auto" w:line="240" w:before="0" w:after="0"/>
-              <w:jc w:val="both"/>
-              <w:rPr>
-                <w:rFonts w:ascii="Open Sans" w:hAnsi="Open Sans" w:cs="Open Sans"/>
-                <w:sz w:val="18"/>
-                <w:szCs w:val="18"/>
-                <w:lang w:val="en-US"/>
-              </w:rPr>
-            </w:pPr>
-            <w:r>
-              <w:rPr>
-                <w:rFonts w:eastAsia="Aptos" w:cs="Open Sans" w:ascii="Open Sans" w:hAnsi="Open Sans"/>
-                <w:kern w:val="2"/>
-                <w:sz w:val="18"/>
-                <w:szCs w:val="18"/>
-                <w:lang w:val="en-US" w:eastAsia="en-US" w:bidi="ar-SA"/>
-              </w:rPr>
-              <w:t>Foodesign Conceptual Events and the Client acknowledge and agree that this proposal is governed by the Master Caterer Agreement executed between the parties.</w:t>
-            </w:r>
-          </w:p>
-          <w:p>
-            <w:pPr>
-              <w:pStyle w:val="Normal"/>
-              <w:widowControl/>
-              <w:suppressAutoHyphens w:val="true"/>
-              <w:spacing w:lineRule="auto" w:line="240" w:before="0" w:after="0"/>
-              <w:jc w:val="left"/>
-              <w:rPr>
-                <w:rFonts w:ascii="Open Sans" w:hAnsi="Open Sans" w:cs="Open Sans"/>
+                <w:sz w:val="18"/>
+                <w:szCs w:val="18"/>
+                <w:lang w:val="en-US"/>
+              </w:rPr>
+              <w:t>Signed</w:t>
+            </w:r>
+            <w:r>
+              <w:rPr>
+                <w:rFonts w:ascii="Open Sans" w:eastAsia="Aptos" w:hAnsi="Open Sans" w:cs="Open Sans"/>
+                <w:sz w:val="18"/>
+                <w:szCs w:val="18"/>
+                <w:lang w:val="en-US"/>
+              </w:rPr>
+              <w:t>:___________________________________</w:t>
+            </w:r>
+            <w:r>
+              <w:rPr>
+                <w:rFonts w:ascii="Open Sans" w:eastAsia="Aptos" w:hAnsi="Open Sans" w:cs="Open Sans"/>
                 <w:b/>
                 <w:bCs/>
                 <w:sz w:val="18"/>
                 <w:szCs w:val="18"/>
                 <w:lang w:val="en-US"/>
               </w:rPr>
-            </w:pPr>
-            <w:r>
-              <w:rPr>
-                <w:rFonts w:cs="Open Sans" w:ascii="Open Sans" w:hAnsi="Open Sans"/>
+              <w:t xml:space="preserve"> Name:____________________________________</w:t>
+            </w:r>
+          </w:p>
+          <w:p>
+            <w:pPr>
+              <w:spacing w:after="0" w:line="240" w:lineRule="auto"/>
+              <w:jc w:val="both"/>
+              <w:rPr>
+                <w:rFonts w:ascii="Open Sans" w:hAnsi="Open Sans" w:cs="Open Sans"/>
+                <w:sz w:val="18"/>
+                <w:szCs w:val="18"/>
+                <w:lang w:val="en-US"/>
+              </w:rPr>
+            </w:pPr>
+            <w:r>
+              <w:rPr>
+                <w:rFonts w:ascii="Open Sans" w:eastAsia="Aptos" w:hAnsi="Open Sans" w:cs="Open Sans"/>
                 <w:b/>
                 <w:bCs/>
                 <w:sz w:val="18"/>
                 <w:szCs w:val="18"/>
                 <w:lang w:val="en-US"/>
               </w:rPr>
-            </w:r>
-          </w:p>
-          <w:p>
-            <w:pPr>
-              <w:pStyle w:val="Normal"/>
-              <w:widowControl/>
-              <w:suppressAutoHyphens w:val="true"/>
-              <w:spacing w:lineRule="auto" w:line="240" w:before="0" w:after="0"/>
-              <w:jc w:val="left"/>
+              <w:t>Data:</w:t>
+            </w:r>
+            <w:r>
+              <w:rPr>
+                <w:rFonts w:ascii="Open Sans" w:eastAsia="Aptos" w:hAnsi="Open Sans" w:cs="Open Sans"/>
+                <w:sz w:val="18"/>
+                <w:szCs w:val="18"/>
+                <w:lang w:val="en-US"/>
+              </w:rPr>
+              <w:t xml:space="preserve"> _____________________________________</w:t>
+            </w:r>
+          </w:p>
+          <w:p>
+            <w:pPr>
+              <w:spacing w:after="0" w:line="240" w:lineRule="auto"/>
+              <w:jc w:val="both"/>
+              <w:rPr>
+                <w:rFonts w:ascii="Open Sans" w:hAnsi="Open Sans" w:cs="Open Sans"/>
+                <w:sz w:val="18"/>
+                <w:szCs w:val="18"/>
+                <w:lang w:val="en-US"/>
+              </w:rPr>
+            </w:pPr>
+          </w:p>
+          <w:p>
+            <w:pPr>
+              <w:spacing w:after="0" w:line="240" w:lineRule="auto"/>
+              <w:jc w:val="both"/>
+              <w:rPr>
+                <w:rFonts w:ascii="Open Sans" w:hAnsi="Open Sans" w:cs="Open Sans"/>
+                <w:sz w:val="18"/>
+                <w:szCs w:val="18"/>
+                <w:lang w:val="en-US"/>
+              </w:rPr>
+            </w:pPr>
+          </w:p>
+          <w:p>
+            <w:pPr>
+              <w:spacing w:after="0" w:line="240" w:lineRule="auto"/>
+              <w:jc w:val="both"/>
+              <w:rPr>
+                <w:rFonts w:ascii="Open Sans" w:hAnsi="Open Sans" w:cs="Open Sans"/>
+                <w:sz w:val="18"/>
+                <w:szCs w:val="18"/>
+                <w:lang w:val="en-US"/>
+              </w:rPr>
+            </w:pPr>
+          </w:p>
+          <w:p>
+            <w:pPr>
+              <w:spacing w:after="0" w:line="240" w:lineRule="auto"/>
+              <w:jc w:val="both"/>
+              <w:rPr>
+                <w:rFonts w:ascii="Open Sans" w:hAnsi="Open Sans" w:cs="Open Sans"/>
+                <w:sz w:val="18"/>
+                <w:szCs w:val="18"/>
+                <w:lang w:val="en-US"/>
+              </w:rPr>
+            </w:pPr>
+          </w:p>
+          <w:p>
+            <w:pPr>
+              <w:spacing w:after="0" w:line="240" w:lineRule="auto"/>
               <w:rPr>
                 <w:rFonts w:ascii="Open Sans" w:hAnsi="Open Sans" w:cs="Open Sans"/>
                 <w:b/>
@@ -3124,128 +2760,159 @@
                 <w:lang w:val="en-US"/>
               </w:rPr>
             </w:pPr>
-            <w:r>
-              <w:rPr>
-                <w:rFonts w:eastAsia="Aptos" w:cs="Open Sans" w:ascii="Open Sans" w:hAnsi="Open Sans"/>
+            <w:proofErr w:type="spellStart"/>
+            <w:r>
+              <w:rPr>
+                <w:rFonts w:ascii="Open Sans" w:eastAsia="Aptos" w:hAnsi="Open Sans" w:cs="Open Sans"/>
                 <w:b/>
                 <w:bCs/>
-                <w:kern w:val="2"/>
-                <w:sz w:val="18"/>
-                <w:szCs w:val="18"/>
-                <w:lang w:val="en-US" w:eastAsia="en-US" w:bidi="ar-SA"/>
-              </w:rPr>
-              <w:t>Acceptance By Client</w:t>
-            </w:r>
-          </w:p>
-          <w:p>
-            <w:pPr>
-              <w:pStyle w:val="Normal"/>
-              <w:widowControl/>
-              <w:suppressAutoHyphens w:val="true"/>
-              <w:spacing w:lineRule="auto" w:line="240" w:before="0" w:after="0"/>
-              <w:jc w:val="both"/>
-              <w:rPr>
-                <w:rFonts w:ascii="Open Sans" w:hAnsi="Open Sans" w:cs="Open Sans"/>
-                <w:sz w:val="18"/>
-                <w:szCs w:val="18"/>
-                <w:lang w:val="en-US"/>
-              </w:rPr>
-            </w:pPr>
-            <w:r>
-              <w:rPr>
-                <w:rFonts w:eastAsia="Aptos" w:cs="Open Sans" w:ascii="Open Sans" w:hAnsi="Open Sans"/>
-                <w:kern w:val="2"/>
-                <w:sz w:val="18"/>
-                <w:szCs w:val="18"/>
-                <w:lang w:val="en-US" w:eastAsia="en-US" w:bidi="ar-SA"/>
-              </w:rPr>
-              <w:t>The undersigned, as a duly authorized representative of the Client, Test Client, hereby contract the services of Foodesign Conceptual Events as listed and quoted in this proposal on behalf of the Client according to the terms and conditions herein.</w:t>
-            </w:r>
-          </w:p>
-          <w:p>
-            <w:pPr>
-              <w:pStyle w:val="Normal"/>
-              <w:widowControl/>
-              <w:suppressAutoHyphens w:val="true"/>
-              <w:spacing w:lineRule="auto" w:line="240" w:before="0" w:after="0"/>
-              <w:jc w:val="both"/>
-              <w:rPr>
-                <w:rFonts w:ascii="Open Sans" w:hAnsi="Open Sans" w:cs="Open Sans"/>
+                <w:sz w:val="18"/>
+                <w:szCs w:val="18"/>
+                <w:lang w:val="en-US"/>
+              </w:rPr>
+              <w:t>Foodesign</w:t>
+            </w:r>
+            <w:proofErr w:type="spellEnd"/>
+            <w:r>
+              <w:rPr>
+                <w:rFonts w:ascii="Open Sans" w:eastAsia="Aptos" w:hAnsi="Open Sans" w:cs="Open Sans"/>
                 <w:b/>
                 <w:bCs/>
                 <w:sz w:val="18"/>
                 <w:szCs w:val="18"/>
                 <w:lang w:val="en-US"/>
               </w:rPr>
-            </w:pPr>
-            <w:r>
-              <w:rPr>
-                <w:rFonts w:cs="Open Sans" w:ascii="Open Sans" w:hAnsi="Open Sans"/>
+              <w:t xml:space="preserve"> Conceptual Events Policies</w:t>
+            </w:r>
+          </w:p>
+          <w:p>
+            <w:pPr>
+              <w:spacing w:after="0" w:line="240" w:lineRule="auto"/>
+              <w:rPr>
+                <w:rFonts w:ascii="Open Sans" w:hAnsi="Open Sans" w:cs="Open Sans"/>
+                <w:sz w:val="18"/>
+                <w:szCs w:val="18"/>
+                <w:lang w:val="en-US"/>
+              </w:rPr>
+            </w:pPr>
+          </w:p>
+          <w:p>
+            <w:pPr>
+              <w:spacing w:after="0" w:line="240" w:lineRule="auto"/>
+              <w:jc w:val="both"/>
+              <w:rPr>
+                <w:rFonts w:ascii="Open Sans" w:hAnsi="Open Sans" w:cs="Open Sans"/>
+                <w:sz w:val="18"/>
+                <w:szCs w:val="18"/>
+                <w:lang w:val="en-US"/>
+              </w:rPr>
+            </w:pPr>
+            <w:r>
+              <w:rPr>
+                <w:rFonts w:ascii="Open Sans" w:eastAsia="Aptos" w:hAnsi="Open Sans" w:cs="Open Sans"/>
+                <w:sz w:val="18"/>
+                <w:szCs w:val="18"/>
+                <w:lang w:val="en-US"/>
+              </w:rPr>
+              <w:t>The fees and pricing quoted in this proposal are estimates based on the client’s guaranteed minimum guest count and guaranteed time duration. If more guests are served or the caterer’s services are needed for additional time not included in the client’s estimated duration, the caterer reserves the right to charge a fair price for the additional food, drink, labor and services required. If fewer guests attend or less time is needed, the caterer will still be paid according to the guaranteed minimum guest count and time duration.</w:t>
+            </w:r>
+          </w:p>
+          <w:p>
+            <w:pPr>
+              <w:spacing w:after="0" w:line="240" w:lineRule="auto"/>
+              <w:jc w:val="both"/>
+              <w:rPr>
+                <w:rFonts w:ascii="Open Sans" w:hAnsi="Open Sans" w:cs="Open Sans"/>
+                <w:sz w:val="18"/>
+                <w:szCs w:val="18"/>
+                <w:lang w:val="en-US"/>
+              </w:rPr>
+            </w:pPr>
+          </w:p>
+          <w:p>
+            <w:pPr>
+              <w:spacing w:after="0" w:line="240" w:lineRule="auto"/>
+              <w:jc w:val="both"/>
+              <w:rPr>
+                <w:rFonts w:ascii="Open Sans" w:hAnsi="Open Sans" w:cs="Open Sans"/>
                 <w:b/>
                 <w:bCs/>
                 <w:sz w:val="18"/>
                 <w:szCs w:val="18"/>
                 <w:lang w:val="en-US"/>
               </w:rPr>
-            </w:r>
-          </w:p>
-          <w:p>
-            <w:pPr>
-              <w:pStyle w:val="Normal"/>
-              <w:widowControl/>
-              <w:suppressAutoHyphens w:val="true"/>
-              <w:spacing w:lineRule="auto" w:line="240" w:before="0" w:after="0"/>
-              <w:jc w:val="both"/>
-              <w:rPr>
-                <w:rFonts w:ascii="Open Sans" w:hAnsi="Open Sans" w:cs="Open Sans"/>
+            </w:pPr>
+            <w:r>
+              <w:rPr>
+                <w:rFonts w:ascii="Open Sans" w:eastAsia="Aptos" w:hAnsi="Open Sans" w:cs="Open Sans"/>
                 <w:b/>
                 <w:bCs/>
                 <w:sz w:val="18"/>
                 <w:szCs w:val="18"/>
                 <w:lang w:val="en-US"/>
               </w:rPr>
-            </w:pPr>
-            <w:r>
-              <w:rPr>
-                <w:rFonts w:eastAsia="Aptos" w:cs="Open Sans" w:ascii="Open Sans" w:hAnsi="Open Sans"/>
+              <w:t>Deposit</w:t>
+            </w:r>
+          </w:p>
+          <w:p>
+            <w:pPr>
+              <w:spacing w:after="0" w:line="240" w:lineRule="auto"/>
+              <w:jc w:val="both"/>
+              <w:rPr>
+                <w:rFonts w:ascii="Open Sans" w:hAnsi="Open Sans" w:cs="Open Sans"/>
+                <w:sz w:val="18"/>
+                <w:szCs w:val="18"/>
+                <w:lang w:val="en-US"/>
+              </w:rPr>
+            </w:pPr>
+            <w:r>
+              <w:rPr>
+                <w:rFonts w:ascii="Open Sans" w:eastAsia="Aptos" w:hAnsi="Open Sans" w:cs="Open Sans"/>
+                <w:sz w:val="18"/>
+                <w:szCs w:val="18"/>
+                <w:lang w:val="en-US"/>
+              </w:rPr>
+              <w:t>An initial deposit of 50% of the Final total costs is required to contract the caterer for the event. Upon cancellation of the caterer’s services within 31 days of the planned event date, a full refund of the deposit will be supplied. If the caterer’s services are canceled within 25 to 30 days of the event, 50% of the deposit will be refunded. If cancellation notice is given less than 25 days before the event, no refund of the deposit will be supplied.</w:t>
+            </w:r>
+          </w:p>
+          <w:p>
+            <w:pPr>
+              <w:spacing w:after="0" w:line="240" w:lineRule="auto"/>
+              <w:jc w:val="both"/>
+              <w:rPr>
+                <w:rFonts w:ascii="Open Sans" w:hAnsi="Open Sans" w:cs="Open Sans"/>
+                <w:sz w:val="18"/>
+                <w:szCs w:val="18"/>
+                <w:lang w:val="en-US"/>
+              </w:rPr>
+            </w:pPr>
+          </w:p>
+          <w:p>
+            <w:pPr>
+              <w:spacing w:after="0" w:line="240" w:lineRule="auto"/>
+              <w:jc w:val="both"/>
+              <w:rPr>
+                <w:rFonts w:ascii="Open Sans" w:hAnsi="Open Sans" w:cs="Open Sans"/>
+                <w:sz w:val="18"/>
+                <w:szCs w:val="18"/>
+                <w:lang w:val="en-US"/>
+              </w:rPr>
+            </w:pPr>
+            <w:r>
+              <w:rPr>
+                <w:rFonts w:ascii="Open Sans" w:eastAsia="Aptos" w:hAnsi="Open Sans" w:cs="Open Sans"/>
                 <w:b/>
                 <w:bCs/>
-                <w:kern w:val="2"/>
-                <w:sz w:val="18"/>
-                <w:szCs w:val="18"/>
-                <w:lang w:val="en-US" w:eastAsia="en-US" w:bidi="ar-SA"/>
-              </w:rPr>
-              <w:t>Signed</w:t>
-            </w:r>
-            <w:r>
-              <w:rPr>
-                <w:rFonts w:eastAsia="Aptos" w:cs="Open Sans" w:ascii="Open Sans" w:hAnsi="Open Sans"/>
-                <w:kern w:val="2"/>
-                <w:sz w:val="18"/>
-                <w:szCs w:val="18"/>
-                <w:lang w:val="en-US" w:eastAsia="en-US" w:bidi="ar-SA"/>
-              </w:rPr>
-              <w:t>:___________________________________</w:t>
-            </w:r>
-            <w:r>
-              <w:rPr>
-                <w:rFonts w:eastAsia="Aptos" w:cs="Open Sans" w:ascii="Open Sans" w:hAnsi="Open Sans"/>
-                <w:b/>
-                <w:bCs/>
-                <w:kern w:val="2"/>
-                <w:sz w:val="18"/>
-                <w:szCs w:val="18"/>
-                <w:lang w:val="en-US" w:eastAsia="en-US" w:bidi="ar-SA"/>
-              </w:rPr>
-              <w:t xml:space="preserve"> Name:____________________________________</w:t>
-            </w:r>
-          </w:p>
-          <w:p>
-            <w:pPr>
-              <w:pStyle w:val="Normal"/>
-              <w:widowControl/>
-              <w:suppressAutoHyphens w:val="true"/>
-              <w:spacing w:lineRule="auto" w:line="240" w:before="0" w:after="0"/>
+                <w:sz w:val="18"/>
+                <w:szCs w:val="18"/>
+                <w:lang w:val="en-US"/>
+              </w:rPr>
+              <w:t>Terms</w:t>
+            </w:r>
+          </w:p>
+          <w:p>
+            <w:pPr>
+              <w:spacing w:after="0" w:line="240" w:lineRule="auto"/>
               <w:jc w:val="both"/>
               <w:rPr>
                 <w:rFonts w:ascii="Open Sans" w:hAnsi="Open Sans" w:cs="Open Sans"/>
@@ -3256,653 +2923,23 @@
             </w:pPr>
             <w:r>
               <w:rPr>
-                <w:rFonts w:eastAsia="Aptos" w:cs="Open Sans" w:ascii="Open Sans" w:hAnsi="Open Sans"/>
-                <w:b/>
-                <w:bCs/>
-                <w:kern w:val="2"/>
-                <w:sz w:val="18"/>
-                <w:szCs w:val="18"/>
-                <w:lang w:val="en-US" w:eastAsia="en-US" w:bidi="ar-SA"/>
-              </w:rPr>
-              <w:t>Data:</w:t>
-            </w:r>
-            <w:r>
-              <w:rPr>
-                <w:rFonts w:eastAsia="Aptos" w:cs="Open Sans" w:ascii="Open Sans" w:hAnsi="Open Sans"/>
-                <w:kern w:val="2"/>
-                <w:sz w:val="18"/>
-                <w:szCs w:val="18"/>
-                <w:lang w:val="en-US" w:eastAsia="en-US" w:bidi="ar-SA"/>
-              </w:rPr>
-              <w:t xml:space="preserve"> _____________________________________</w:t>
-            </w:r>
-          </w:p>
-          <w:p>
-            <w:pPr>
-              <w:pStyle w:val="Normal"/>
-              <w:widowControl/>
-              <w:suppressAutoHyphens w:val="true"/>
-              <w:spacing w:lineRule="auto" w:line="240" w:before="0" w:after="0"/>
-              <w:jc w:val="both"/>
-              <w:rPr>
-                <w:rFonts w:ascii="Open Sans" w:hAnsi="Open Sans" w:cs="Open Sans"/>
-                <w:sz w:val="18"/>
-                <w:szCs w:val="18"/>
-                <w:lang w:val="en-US"/>
-              </w:rPr>
-            </w:pPr>
-            <w:r>
-              <w:rPr>
-                <w:rFonts w:cs="Open Sans" w:ascii="Open Sans" w:hAnsi="Open Sans"/>
-                <w:sz w:val="18"/>
-                <w:szCs w:val="18"/>
-                <w:lang w:val="en-US"/>
-              </w:rPr>
-            </w:r>
-          </w:p>
-          <w:p>
-            <w:pPr>
-              <w:pStyle w:val="Normal"/>
-              <w:widowControl/>
-              <w:suppressAutoHyphens w:val="true"/>
-              <w:spacing w:lineRule="auto" w:line="240" w:before="0" w:after="0"/>
-              <w:jc w:val="both"/>
-              <w:rPr>
-                <w:rFonts w:ascii="Open Sans" w:hAnsi="Open Sans" w:cs="Open Sans"/>
-                <w:sz w:val="18"/>
-                <w:szCs w:val="18"/>
-                <w:lang w:val="en-US"/>
-              </w:rPr>
-            </w:pPr>
-            <w:r>
-              <w:rPr>
-                <w:rFonts w:cs="Open Sans" w:ascii="Open Sans" w:hAnsi="Open Sans"/>
-                <w:sz w:val="18"/>
-                <w:szCs w:val="18"/>
-                <w:lang w:val="en-US"/>
-              </w:rPr>
-            </w:r>
-          </w:p>
-          <w:p>
-            <w:pPr>
-              <w:pStyle w:val="Normal"/>
-              <w:widowControl/>
-              <w:suppressAutoHyphens w:val="true"/>
-              <w:spacing w:lineRule="auto" w:line="240" w:before="0" w:after="0"/>
-              <w:jc w:val="both"/>
-              <w:rPr>
-                <w:rFonts w:ascii="Open Sans" w:hAnsi="Open Sans" w:cs="Open Sans"/>
-                <w:sz w:val="18"/>
-                <w:szCs w:val="18"/>
-                <w:lang w:val="en-US"/>
-              </w:rPr>
-            </w:pPr>
-            <w:r>
-              <w:rPr>
-                <w:rFonts w:cs="Open Sans" w:ascii="Open Sans" w:hAnsi="Open Sans"/>
-                <w:sz w:val="18"/>
-                <w:szCs w:val="18"/>
-                <w:lang w:val="en-US"/>
-              </w:rPr>
-            </w:r>
-          </w:p>
-          <w:p>
-            <w:pPr>
-              <w:pStyle w:val="Normal"/>
-              <w:widowControl/>
-              <w:suppressAutoHyphens w:val="true"/>
-              <w:spacing w:lineRule="auto" w:line="240" w:before="0" w:after="0"/>
-              <w:jc w:val="both"/>
-              <w:rPr>
-                <w:rFonts w:ascii="Open Sans" w:hAnsi="Open Sans" w:cs="Open Sans"/>
-                <w:sz w:val="18"/>
-                <w:szCs w:val="18"/>
-                <w:lang w:val="en-US"/>
-              </w:rPr>
-            </w:pPr>
-            <w:r>
-              <w:rPr>
-                <w:rFonts w:cs="Open Sans" w:ascii="Open Sans" w:hAnsi="Open Sans"/>
-                <w:sz w:val="18"/>
-                <w:szCs w:val="18"/>
-                <w:lang w:val="en-US"/>
-              </w:rPr>
-            </w:r>
-          </w:p>
-          <w:p>
-            <w:pPr>
-              <w:pStyle w:val="Normal"/>
-              <w:widowControl/>
-              <w:suppressAutoHyphens w:val="true"/>
-              <w:spacing w:lineRule="auto" w:line="240" w:before="0" w:after="0"/>
-              <w:jc w:val="left"/>
-              <w:rPr>
-                <w:rFonts w:ascii="Open Sans" w:hAnsi="Open Sans" w:cs="Open Sans"/>
-                <w:sz w:val="18"/>
-                <w:szCs w:val="18"/>
-                <w:lang w:val="en-US"/>
-              </w:rPr>
-            </w:pPr>
-            <w:r>
-              <w:rPr>
-                <w:rFonts w:cs="Open Sans" w:ascii="Open Sans" w:hAnsi="Open Sans"/>
-                <w:sz w:val="18"/>
-                <w:szCs w:val="18"/>
-                <w:lang w:val="en-US"/>
-              </w:rPr>
-            </w:r>
-          </w:p>
-          <w:p>
-            <w:pPr>
-              <w:pStyle w:val="Normal"/>
-              <w:widowControl/>
-              <w:suppressAutoHyphens w:val="true"/>
-              <w:spacing w:lineRule="auto" w:line="240" w:before="0" w:after="0"/>
-              <w:jc w:val="left"/>
-              <w:rPr>
-                <w:rFonts w:ascii="Open Sans" w:hAnsi="Open Sans" w:cs="Open Sans"/>
-                <w:b/>
-                <w:bCs/>
-                <w:sz w:val="18"/>
-                <w:szCs w:val="18"/>
-                <w:lang w:val="en-US"/>
-              </w:rPr>
-            </w:pPr>
-            <w:r>
-              <w:rPr>
-                <w:rFonts w:cs="Open Sans" w:ascii="Open Sans" w:hAnsi="Open Sans"/>
-                <w:b/>
-                <w:bCs/>
-                <w:sz w:val="18"/>
-                <w:szCs w:val="18"/>
-                <w:lang w:val="en-US"/>
-              </w:rPr>
-            </w:r>
-          </w:p>
-          <w:p>
-            <w:pPr>
-              <w:pStyle w:val="Normal"/>
-              <w:widowControl/>
-              <w:suppressAutoHyphens w:val="true"/>
-              <w:spacing w:lineRule="auto" w:line="240" w:before="0" w:after="0"/>
-              <w:jc w:val="left"/>
-              <w:rPr>
-                <w:rFonts w:ascii="Open Sans" w:hAnsi="Open Sans" w:cs="Open Sans"/>
-                <w:b/>
-                <w:bCs/>
-                <w:sz w:val="18"/>
-                <w:szCs w:val="18"/>
-                <w:lang w:val="en-US"/>
-              </w:rPr>
-            </w:pPr>
-            <w:r>
-              <w:rPr>
-                <w:rFonts w:cs="Open Sans" w:ascii="Open Sans" w:hAnsi="Open Sans"/>
-                <w:b/>
-                <w:bCs/>
-                <w:sz w:val="18"/>
-                <w:szCs w:val="18"/>
-                <w:lang w:val="en-US"/>
-              </w:rPr>
-            </w:r>
-          </w:p>
-          <w:p>
-            <w:pPr>
-              <w:pStyle w:val="Normal"/>
-              <w:widowControl/>
-              <w:suppressAutoHyphens w:val="true"/>
-              <w:spacing w:lineRule="auto" w:line="240" w:before="0" w:after="0"/>
-              <w:jc w:val="left"/>
-              <w:rPr>
-                <w:rFonts w:ascii="Open Sans" w:hAnsi="Open Sans" w:cs="Open Sans"/>
-                <w:b/>
-                <w:bCs/>
-                <w:sz w:val="18"/>
-                <w:szCs w:val="18"/>
-                <w:lang w:val="en-US"/>
-              </w:rPr>
-            </w:pPr>
-            <w:r>
-              <w:rPr>
-                <w:rFonts w:cs="Open Sans" w:ascii="Open Sans" w:hAnsi="Open Sans"/>
-                <w:b/>
-                <w:bCs/>
-                <w:sz w:val="18"/>
-                <w:szCs w:val="18"/>
-                <w:lang w:val="en-US"/>
-              </w:rPr>
-            </w:r>
-          </w:p>
-          <w:p>
-            <w:pPr>
-              <w:pStyle w:val="Normal"/>
-              <w:widowControl/>
-              <w:suppressAutoHyphens w:val="true"/>
-              <w:spacing w:lineRule="auto" w:line="240" w:before="0" w:after="0"/>
-              <w:jc w:val="left"/>
-              <w:rPr>
-                <w:rFonts w:ascii="Open Sans" w:hAnsi="Open Sans" w:cs="Open Sans"/>
-                <w:b/>
-                <w:bCs/>
-                <w:sz w:val="18"/>
-                <w:szCs w:val="18"/>
-                <w:lang w:val="en-US"/>
-              </w:rPr>
-            </w:pPr>
-            <w:r>
-              <w:rPr>
-                <w:rFonts w:cs="Open Sans" w:ascii="Open Sans" w:hAnsi="Open Sans"/>
-                <w:b/>
-                <w:bCs/>
-                <w:sz w:val="18"/>
-                <w:szCs w:val="18"/>
-                <w:lang w:val="en-US"/>
-              </w:rPr>
-            </w:r>
-          </w:p>
-          <w:p>
-            <w:pPr>
-              <w:pStyle w:val="Normal"/>
-              <w:widowControl/>
-              <w:suppressAutoHyphens w:val="true"/>
-              <w:spacing w:lineRule="auto" w:line="240" w:before="0" w:after="0"/>
-              <w:jc w:val="left"/>
-              <w:rPr>
-                <w:rFonts w:ascii="Open Sans" w:hAnsi="Open Sans" w:cs="Open Sans"/>
-                <w:b/>
-                <w:bCs/>
-                <w:sz w:val="18"/>
-                <w:szCs w:val="18"/>
-                <w:lang w:val="en-US"/>
-              </w:rPr>
-            </w:pPr>
-            <w:r>
-              <w:rPr>
-                <w:rFonts w:cs="Open Sans" w:ascii="Open Sans" w:hAnsi="Open Sans"/>
-                <w:b/>
-                <w:bCs/>
-                <w:sz w:val="18"/>
-                <w:szCs w:val="18"/>
-                <w:lang w:val="en-US"/>
-              </w:rPr>
-            </w:r>
-          </w:p>
-          <w:p>
-            <w:pPr>
-              <w:pStyle w:val="Normal"/>
-              <w:widowControl/>
-              <w:suppressAutoHyphens w:val="true"/>
-              <w:spacing w:lineRule="auto" w:line="240" w:before="0" w:after="0"/>
-              <w:jc w:val="left"/>
-              <w:rPr>
-                <w:rFonts w:ascii="Open Sans" w:hAnsi="Open Sans" w:cs="Open Sans"/>
-                <w:b/>
-                <w:bCs/>
-                <w:sz w:val="18"/>
-                <w:szCs w:val="18"/>
-                <w:lang w:val="en-US"/>
-              </w:rPr>
-            </w:pPr>
-            <w:r>
-              <w:rPr>
-                <w:rFonts w:cs="Open Sans" w:ascii="Open Sans" w:hAnsi="Open Sans"/>
-                <w:b/>
-                <w:bCs/>
-                <w:sz w:val="18"/>
-                <w:szCs w:val="18"/>
-                <w:lang w:val="en-US"/>
-              </w:rPr>
-            </w:r>
-          </w:p>
-          <w:p>
-            <w:pPr>
-              <w:pStyle w:val="Normal"/>
-              <w:widowControl/>
-              <w:suppressAutoHyphens w:val="true"/>
-              <w:spacing w:lineRule="auto" w:line="240" w:before="0" w:after="0"/>
-              <w:jc w:val="left"/>
-              <w:rPr>
-                <w:rFonts w:ascii="Open Sans" w:hAnsi="Open Sans" w:cs="Open Sans"/>
-                <w:b/>
-                <w:bCs/>
-                <w:sz w:val="18"/>
-                <w:szCs w:val="18"/>
-                <w:lang w:val="en-US"/>
-              </w:rPr>
-            </w:pPr>
-            <w:r>
-              <w:rPr>
-                <w:rFonts w:cs="Open Sans" w:ascii="Open Sans" w:hAnsi="Open Sans"/>
-                <w:b/>
-                <w:bCs/>
-                <w:sz w:val="18"/>
-                <w:szCs w:val="18"/>
-                <w:lang w:val="en-US"/>
-              </w:rPr>
-            </w:r>
-          </w:p>
-          <w:p>
-            <w:pPr>
-              <w:pStyle w:val="Normal"/>
-              <w:widowControl/>
-              <w:suppressAutoHyphens w:val="true"/>
-              <w:spacing w:lineRule="auto" w:line="240" w:before="0" w:after="0"/>
-              <w:jc w:val="left"/>
-              <w:rPr>
-                <w:rFonts w:ascii="Open Sans" w:hAnsi="Open Sans" w:cs="Open Sans"/>
-                <w:b/>
-                <w:bCs/>
-                <w:sz w:val="18"/>
-                <w:szCs w:val="18"/>
-                <w:lang w:val="en-US"/>
-              </w:rPr>
-            </w:pPr>
-            <w:r>
-              <w:rPr>
-                <w:rFonts w:cs="Open Sans" w:ascii="Open Sans" w:hAnsi="Open Sans"/>
-                <w:b/>
-                <w:bCs/>
-                <w:sz w:val="18"/>
-                <w:szCs w:val="18"/>
-                <w:lang w:val="en-US"/>
-              </w:rPr>
-            </w:r>
-          </w:p>
-          <w:p>
-            <w:pPr>
-              <w:pStyle w:val="Normal"/>
-              <w:widowControl/>
-              <w:suppressAutoHyphens w:val="true"/>
-              <w:spacing w:lineRule="auto" w:line="240" w:before="0" w:after="0"/>
-              <w:jc w:val="left"/>
-              <w:rPr>
-                <w:rFonts w:ascii="Open Sans" w:hAnsi="Open Sans" w:cs="Open Sans"/>
-                <w:b/>
-                <w:bCs/>
-                <w:sz w:val="18"/>
-                <w:szCs w:val="18"/>
-                <w:lang w:val="en-US"/>
-              </w:rPr>
-            </w:pPr>
-            <w:r>
-              <w:rPr>
-                <w:rFonts w:cs="Open Sans" w:ascii="Open Sans" w:hAnsi="Open Sans"/>
-                <w:b/>
-                <w:bCs/>
-                <w:sz w:val="18"/>
-                <w:szCs w:val="18"/>
-                <w:lang w:val="en-US"/>
-              </w:rPr>
-            </w:r>
-          </w:p>
-          <w:p>
-            <w:pPr>
-              <w:pStyle w:val="Normal"/>
-              <w:widowControl/>
-              <w:suppressAutoHyphens w:val="true"/>
-              <w:spacing w:lineRule="auto" w:line="240" w:before="0" w:after="0"/>
-              <w:jc w:val="left"/>
-              <w:rPr>
-                <w:rFonts w:ascii="Open Sans" w:hAnsi="Open Sans" w:cs="Open Sans"/>
-                <w:b/>
-                <w:bCs/>
-                <w:sz w:val="18"/>
-                <w:szCs w:val="18"/>
-                <w:lang w:val="en-US"/>
-              </w:rPr>
-            </w:pPr>
-            <w:r>
-              <w:rPr>
-                <w:rFonts w:cs="Open Sans" w:ascii="Open Sans" w:hAnsi="Open Sans"/>
-                <w:b/>
-                <w:bCs/>
-                <w:sz w:val="18"/>
-                <w:szCs w:val="18"/>
-                <w:lang w:val="en-US"/>
-              </w:rPr>
-            </w:r>
-          </w:p>
-          <w:p>
-            <w:pPr>
-              <w:pStyle w:val="Normal"/>
-              <w:widowControl/>
-              <w:suppressAutoHyphens w:val="true"/>
-              <w:spacing w:lineRule="auto" w:line="240" w:before="0" w:after="0"/>
-              <w:jc w:val="left"/>
-              <w:rPr>
-                <w:rFonts w:ascii="Open Sans" w:hAnsi="Open Sans" w:cs="Open Sans"/>
-                <w:b/>
-                <w:bCs/>
-                <w:sz w:val="18"/>
-                <w:szCs w:val="18"/>
-                <w:lang w:val="en-US"/>
-              </w:rPr>
-            </w:pPr>
-            <w:r>
-              <w:rPr>
-                <w:rFonts w:eastAsia="Aptos" w:cs="Open Sans" w:ascii="Open Sans" w:hAnsi="Open Sans"/>
-                <w:b/>
-                <w:bCs/>
-                <w:kern w:val="2"/>
-                <w:sz w:val="18"/>
-                <w:szCs w:val="18"/>
-                <w:lang w:val="en-US" w:eastAsia="en-US" w:bidi="ar-SA"/>
-              </w:rPr>
-              <w:t>Foodesign Conceptual Events Policies</w:t>
-            </w:r>
-          </w:p>
-          <w:p>
-            <w:pPr>
-              <w:pStyle w:val="Normal"/>
-              <w:widowControl/>
-              <w:suppressAutoHyphens w:val="true"/>
-              <w:spacing w:lineRule="auto" w:line="240" w:before="0" w:after="0"/>
-              <w:jc w:val="left"/>
-              <w:rPr>
-                <w:rFonts w:ascii="Open Sans" w:hAnsi="Open Sans" w:cs="Open Sans"/>
-                <w:sz w:val="18"/>
-                <w:szCs w:val="18"/>
-                <w:lang w:val="en-US"/>
-              </w:rPr>
-            </w:pPr>
-            <w:r>
-              <w:rPr>
-                <w:rFonts w:cs="Open Sans" w:ascii="Open Sans" w:hAnsi="Open Sans"/>
-                <w:sz w:val="18"/>
-                <w:szCs w:val="18"/>
-                <w:lang w:val="en-US"/>
-              </w:rPr>
-            </w:r>
-          </w:p>
-          <w:p>
-            <w:pPr>
-              <w:pStyle w:val="Normal"/>
-              <w:widowControl/>
-              <w:suppressAutoHyphens w:val="true"/>
-              <w:spacing w:lineRule="auto" w:line="240" w:before="0" w:after="0"/>
-              <w:jc w:val="both"/>
-              <w:rPr>
-                <w:rFonts w:ascii="Open Sans" w:hAnsi="Open Sans" w:cs="Open Sans"/>
-                <w:sz w:val="18"/>
-                <w:szCs w:val="18"/>
-                <w:lang w:val="en-US"/>
-              </w:rPr>
-            </w:pPr>
-            <w:r>
-              <w:rPr>
-                <w:rFonts w:eastAsia="Aptos" w:cs="Open Sans" w:ascii="Open Sans" w:hAnsi="Open Sans"/>
-                <w:kern w:val="2"/>
-                <w:sz w:val="18"/>
-                <w:szCs w:val="18"/>
-                <w:lang w:val="en-US" w:eastAsia="en-US" w:bidi="ar-SA"/>
-              </w:rPr>
-              <w:t>The fees and pricing quoted in this proposal are estimates based on the client’s guaranteed minimum guest count and guaranteed time duration. If more guests are served or the caterer’s services are needed for additional time not included in the client’s estimated duration, the caterer reserves the right to charge a fair price for the additional food, drink, labor and services required. If fewer guests attend or less time is needed, the caterer will still be paid according to the guaranteed minimum guest count and time duration.</w:t>
-            </w:r>
-          </w:p>
-          <w:p>
-            <w:pPr>
-              <w:pStyle w:val="Normal"/>
-              <w:widowControl/>
-              <w:suppressAutoHyphens w:val="true"/>
-              <w:spacing w:lineRule="auto" w:line="240" w:before="0" w:after="0"/>
-              <w:jc w:val="both"/>
-              <w:rPr>
-                <w:rFonts w:ascii="Open Sans" w:hAnsi="Open Sans" w:cs="Open Sans"/>
-                <w:sz w:val="18"/>
-                <w:szCs w:val="18"/>
-                <w:lang w:val="en-US"/>
-              </w:rPr>
-            </w:pPr>
-            <w:r>
-              <w:rPr>
-                <w:rFonts w:cs="Open Sans" w:ascii="Open Sans" w:hAnsi="Open Sans"/>
-                <w:sz w:val="18"/>
-                <w:szCs w:val="18"/>
-                <w:lang w:val="en-US"/>
-              </w:rPr>
-            </w:r>
-          </w:p>
-          <w:p>
-            <w:pPr>
-              <w:pStyle w:val="Normal"/>
-              <w:widowControl/>
-              <w:suppressAutoHyphens w:val="true"/>
-              <w:spacing w:lineRule="auto" w:line="240" w:before="0" w:after="0"/>
-              <w:jc w:val="both"/>
-              <w:rPr>
-                <w:rFonts w:ascii="Open Sans" w:hAnsi="Open Sans" w:cs="Open Sans"/>
-                <w:b/>
-                <w:bCs/>
-                <w:sz w:val="18"/>
-                <w:szCs w:val="18"/>
-                <w:lang w:val="en-US"/>
-              </w:rPr>
-            </w:pPr>
-            <w:r>
-              <w:rPr>
-                <w:rFonts w:eastAsia="Aptos" w:cs="Open Sans" w:ascii="Open Sans" w:hAnsi="Open Sans"/>
-                <w:b/>
-                <w:bCs/>
-                <w:kern w:val="2"/>
-                <w:sz w:val="18"/>
-                <w:szCs w:val="18"/>
-                <w:lang w:val="en-US" w:eastAsia="en-US" w:bidi="ar-SA"/>
-              </w:rPr>
-              <w:t>Deposit</w:t>
-            </w:r>
-          </w:p>
-          <w:p>
-            <w:pPr>
-              <w:pStyle w:val="Normal"/>
-              <w:widowControl/>
-              <w:suppressAutoHyphens w:val="true"/>
-              <w:spacing w:lineRule="auto" w:line="240" w:before="0" w:after="0"/>
-              <w:jc w:val="both"/>
-              <w:rPr>
-                <w:rFonts w:ascii="Open Sans" w:hAnsi="Open Sans" w:cs="Open Sans"/>
-                <w:sz w:val="18"/>
-                <w:szCs w:val="18"/>
-                <w:lang w:val="en-US"/>
-              </w:rPr>
-            </w:pPr>
-            <w:r>
-              <w:rPr>
-                <w:rFonts w:eastAsia="Aptos" w:cs="Open Sans" w:ascii="Open Sans" w:hAnsi="Open Sans"/>
-                <w:kern w:val="2"/>
-                <w:sz w:val="18"/>
-                <w:szCs w:val="18"/>
-                <w:lang w:val="en-US" w:eastAsia="en-US" w:bidi="ar-SA"/>
-              </w:rPr>
-              <w:t>An initial deposit of 50% of the Final total costs is required to contract the caterer for the event. Upon cancellation of the caterer’s services within 31 days of the planned event date, a full refund of the deposit will be supplied. If the caterer’s services are canceled within 25 to 30 days of the event, 50% of the deposit will be refunded. If cancellation notice is given less than 25 days before the event, no refund of the deposit will be supplied.</w:t>
-            </w:r>
-          </w:p>
-          <w:p>
-            <w:pPr>
-              <w:pStyle w:val="Normal"/>
-              <w:widowControl/>
-              <w:suppressAutoHyphens w:val="true"/>
-              <w:spacing w:lineRule="auto" w:line="240" w:before="0" w:after="0"/>
-              <w:jc w:val="both"/>
-              <w:rPr>
-                <w:rFonts w:ascii="Open Sans" w:hAnsi="Open Sans" w:cs="Open Sans"/>
-                <w:sz w:val="18"/>
-                <w:szCs w:val="18"/>
-                <w:lang w:val="en-US"/>
-              </w:rPr>
-            </w:pPr>
-            <w:r>
-              <w:rPr>
-                <w:rFonts w:cs="Open Sans" w:ascii="Open Sans" w:hAnsi="Open Sans"/>
-                <w:sz w:val="18"/>
-                <w:szCs w:val="18"/>
-                <w:lang w:val="en-US"/>
-              </w:rPr>
-            </w:r>
-          </w:p>
-          <w:p>
-            <w:pPr>
-              <w:pStyle w:val="Normal"/>
-              <w:widowControl/>
-              <w:suppressAutoHyphens w:val="true"/>
-              <w:spacing w:lineRule="auto" w:line="240" w:before="0" w:after="0"/>
-              <w:jc w:val="both"/>
-              <w:rPr>
-                <w:rFonts w:ascii="Open Sans" w:hAnsi="Open Sans" w:cs="Open Sans"/>
-                <w:sz w:val="18"/>
-                <w:szCs w:val="18"/>
-                <w:lang w:val="en-US"/>
-              </w:rPr>
-            </w:pPr>
-            <w:r>
-              <w:rPr>
-                <w:rFonts w:eastAsia="Aptos" w:cs="Open Sans" w:ascii="Open Sans" w:hAnsi="Open Sans"/>
-                <w:b/>
-                <w:bCs/>
-                <w:kern w:val="2"/>
-                <w:sz w:val="18"/>
-                <w:szCs w:val="18"/>
-                <w:lang w:val="en-US" w:eastAsia="en-US" w:bidi="ar-SA"/>
-              </w:rPr>
-              <w:t>Terms</w:t>
-            </w:r>
-          </w:p>
-          <w:p>
-            <w:pPr>
-              <w:pStyle w:val="Normal"/>
-              <w:widowControl/>
-              <w:suppressAutoHyphens w:val="true"/>
-              <w:spacing w:lineRule="auto" w:line="240" w:before="0" w:after="0"/>
-              <w:jc w:val="both"/>
-              <w:rPr>
-                <w:rFonts w:ascii="Open Sans" w:hAnsi="Open Sans" w:cs="Open Sans"/>
-                <w:sz w:val="18"/>
-                <w:szCs w:val="18"/>
-                <w:lang w:val="en-US"/>
-              </w:rPr>
-            </w:pPr>
-            <w:r>
-              <w:rPr>
-                <w:rFonts w:eastAsia="Aptos" w:cs="Open Sans" w:ascii="Open Sans" w:hAnsi="Open Sans"/>
-                <w:kern w:val="2"/>
-                <w:sz w:val="18"/>
-                <w:szCs w:val="18"/>
-                <w:lang w:val="en-US" w:eastAsia="en-US" w:bidi="ar-SA"/>
+                <w:rFonts w:ascii="Open Sans" w:eastAsia="Aptos" w:hAnsi="Open Sans" w:cs="Open Sans"/>
+                <w:sz w:val="18"/>
+                <w:szCs w:val="18"/>
+                <w:lang w:val="en-US"/>
               </w:rPr>
               <w:t>Terms for payment of the event are the following:</w:t>
             </w:r>
           </w:p>
           <w:p>
             <w:pPr>
-              <w:pStyle w:val="ListParagraph"/>
-              <w:widowControl/>
+              <w:pStyle w:val="Prrafodelista"/>
               <w:numPr>
                 <w:ilvl w:val="0"/>
                 <w:numId w:val="2"/>
               </w:numPr>
-              <w:suppressAutoHyphens w:val="true"/>
-              <w:spacing w:lineRule="auto" w:line="240" w:before="0" w:after="0"/>
-              <w:ind w:hanging="360" w:left="372"/>
-              <w:contextualSpacing/>
+              <w:spacing w:after="0" w:line="240" w:lineRule="auto"/>
+              <w:ind w:left="372"/>
               <w:jc w:val="both"/>
               <w:rPr>
                 <w:rFonts w:ascii="Open Sans" w:hAnsi="Open Sans" w:cs="Open Sans"/>
@@ -3913,27 +2950,23 @@
             </w:pPr>
             <w:r>
               <w:rPr>
-                <w:rFonts w:eastAsia="Aptos" w:cs="Open Sans" w:ascii="Open Sans" w:hAnsi="Open Sans"/>
-                <w:kern w:val="2"/>
-                <w:sz w:val="18"/>
-                <w:szCs w:val="18"/>
-                <w:lang w:val="en-US" w:eastAsia="en-US" w:bidi="ar-SA"/>
+                <w:rFonts w:ascii="Open Sans" w:eastAsia="Aptos" w:hAnsi="Open Sans" w:cs="Open Sans"/>
+                <w:sz w:val="18"/>
+                <w:szCs w:val="18"/>
+                <w:lang w:val="en-US"/>
               </w:rPr>
               <w:t>The quoted Final cost, minus the deposit, must be paid a week before the event.</w:t>
             </w:r>
           </w:p>
           <w:p>
             <w:pPr>
-              <w:pStyle w:val="ListParagraph"/>
-              <w:widowControl/>
+              <w:pStyle w:val="Prrafodelista"/>
               <w:numPr>
                 <w:ilvl w:val="0"/>
                 <w:numId w:val="2"/>
               </w:numPr>
-              <w:suppressAutoHyphens w:val="true"/>
-              <w:spacing w:lineRule="auto" w:line="240" w:before="0" w:after="0"/>
-              <w:ind w:hanging="360" w:left="372"/>
-              <w:contextualSpacing/>
+              <w:spacing w:after="0" w:line="240" w:lineRule="auto"/>
+              <w:ind w:left="372"/>
               <w:jc w:val="both"/>
               <w:rPr>
                 <w:rFonts w:ascii="Open Sans" w:hAnsi="Open Sans" w:cs="Open Sans"/>
@@ -3944,27 +2977,23 @@
             </w:pPr>
             <w:r>
               <w:rPr>
-                <w:rFonts w:eastAsia="Aptos" w:cs="Open Sans" w:ascii="Open Sans" w:hAnsi="Open Sans"/>
-                <w:kern w:val="2"/>
-                <w:sz w:val="18"/>
-                <w:szCs w:val="18"/>
-                <w:lang w:val="en-US" w:eastAsia="en-US" w:bidi="ar-SA"/>
+                <w:rFonts w:ascii="Open Sans" w:eastAsia="Aptos" w:hAnsi="Open Sans" w:cs="Open Sans"/>
+                <w:sz w:val="18"/>
+                <w:szCs w:val="18"/>
+                <w:lang w:val="en-US"/>
               </w:rPr>
               <w:t>Any added costs due to higher than minimum guaranteed guest counts, extra ser vices or additional duration of services will be billed to the client within 3 business days after the event and must be paid within 5 business days after the event.</w:t>
             </w:r>
           </w:p>
           <w:p>
             <w:pPr>
-              <w:pStyle w:val="ListParagraph"/>
-              <w:widowControl/>
+              <w:pStyle w:val="Prrafodelista"/>
               <w:numPr>
                 <w:ilvl w:val="0"/>
                 <w:numId w:val="2"/>
               </w:numPr>
-              <w:suppressAutoHyphens w:val="true"/>
-              <w:spacing w:lineRule="auto" w:line="240" w:before="0" w:after="0"/>
-              <w:ind w:hanging="360" w:left="372"/>
-              <w:contextualSpacing/>
+              <w:spacing w:after="0" w:line="240" w:lineRule="auto"/>
+              <w:ind w:left="372"/>
               <w:jc w:val="both"/>
               <w:rPr>
                 <w:rFonts w:ascii="Open Sans" w:hAnsi="Open Sans" w:cs="Open Sans"/>
@@ -3975,27 +3004,23 @@
             </w:pPr>
             <w:r>
               <w:rPr>
-                <w:rFonts w:eastAsia="Aptos" w:cs="Open Sans" w:ascii="Open Sans" w:hAnsi="Open Sans"/>
-                <w:kern w:val="2"/>
-                <w:sz w:val="18"/>
-                <w:szCs w:val="18"/>
-                <w:lang w:val="en-US" w:eastAsia="en-US" w:bidi="ar-SA"/>
+                <w:rFonts w:ascii="Open Sans" w:eastAsia="Aptos" w:hAnsi="Open Sans" w:cs="Open Sans"/>
+                <w:sz w:val="18"/>
+                <w:szCs w:val="18"/>
+                <w:lang w:val="en-US"/>
               </w:rPr>
               <w:t>If payment is not received according to the terms of this contract, the caterer reserves the right to take legal action and charge a fair amount of interest on the billed amount.</w:t>
             </w:r>
           </w:p>
           <w:p>
             <w:pPr>
-              <w:pStyle w:val="ListParagraph"/>
-              <w:widowControl/>
+              <w:pStyle w:val="Prrafodelista"/>
               <w:numPr>
                 <w:ilvl w:val="0"/>
                 <w:numId w:val="2"/>
               </w:numPr>
-              <w:suppressAutoHyphens w:val="true"/>
-              <w:spacing w:lineRule="auto" w:line="240" w:before="0" w:after="0"/>
-              <w:ind w:hanging="360" w:left="372"/>
-              <w:contextualSpacing/>
+              <w:spacing w:after="0" w:line="240" w:lineRule="auto"/>
+              <w:ind w:left="372"/>
               <w:jc w:val="both"/>
               <w:rPr>
                 <w:rFonts w:ascii="Open Sans" w:hAnsi="Open Sans" w:cs="Open Sans"/>
@@ -4004,29 +3029,36 @@
                 <w:lang w:val="en-US"/>
               </w:rPr>
             </w:pPr>
-            <w:r>
-              <w:rPr>
-                <w:rFonts w:eastAsia="Aptos" w:cs="Open Sans" w:ascii="Open Sans" w:hAnsi="Open Sans"/>
-                <w:kern w:val="2"/>
-                <w:sz w:val="18"/>
-                <w:szCs w:val="18"/>
-                <w:lang w:val="en-US" w:eastAsia="en-US" w:bidi="ar-SA"/>
-              </w:rPr>
-              <w:t>Foodesign Conceptual Events accept cash, MasterCard, Visa, Amex or Personal Checks as Payment Options. If Mastercard, Visa, or AMEX is the preferred payment method, a 3.8% credit card fee will be added to the total amount.</w:t>
-            </w:r>
-          </w:p>
-          <w:p>
-            <w:pPr>
-              <w:pStyle w:val="ListParagraph"/>
-              <w:widowControl/>
+            <w:proofErr w:type="spellStart"/>
+            <w:r>
+              <w:rPr>
+                <w:rFonts w:ascii="Open Sans" w:eastAsia="Aptos" w:hAnsi="Open Sans" w:cs="Open Sans"/>
+                <w:sz w:val="18"/>
+                <w:szCs w:val="18"/>
+                <w:lang w:val="en-US"/>
+              </w:rPr>
+              <w:t>Foodesign</w:t>
+            </w:r>
+            <w:proofErr w:type="spellEnd"/>
+            <w:r>
+              <w:rPr>
+                <w:rFonts w:ascii="Open Sans" w:eastAsia="Aptos" w:hAnsi="Open Sans" w:cs="Open Sans"/>
+                <w:sz w:val="18"/>
+                <w:szCs w:val="18"/>
+                <w:lang w:val="en-US"/>
+              </w:rPr>
+              <w:t xml:space="preserve"> Conceptual Events accept cash, MasterCard, Visa, Amex or Personal Checks as Payment Options. If Mastercard, Visa, or AMEX is the preferred payment method, a 3.8% credit card fee will be added to the total amount.</w:t>
+            </w:r>
+          </w:p>
+          <w:p>
+            <w:pPr>
+              <w:pStyle w:val="Prrafodelista"/>
               <w:numPr>
                 <w:ilvl w:val="0"/>
                 <w:numId w:val="2"/>
               </w:numPr>
-              <w:suppressAutoHyphens w:val="true"/>
-              <w:spacing w:lineRule="auto" w:line="240" w:before="0" w:after="0"/>
-              <w:ind w:hanging="360" w:left="372"/>
-              <w:contextualSpacing/>
+              <w:spacing w:after="0" w:line="240" w:lineRule="auto"/>
+              <w:ind w:left="372"/>
               <w:jc w:val="both"/>
               <w:rPr>
                 <w:rFonts w:ascii="Open Sans" w:hAnsi="Open Sans" w:cs="Open Sans"/>
@@ -4035,25 +3067,32 @@
                 <w:lang w:val="en-US"/>
               </w:rPr>
             </w:pPr>
-            <w:r>
-              <w:rPr>
-                <w:rFonts w:eastAsia="Aptos" w:cs="Open Sans" w:ascii="Open Sans" w:hAnsi="Open Sans"/>
-                <w:kern w:val="2"/>
-                <w:sz w:val="18"/>
-                <w:szCs w:val="18"/>
-                <w:lang w:val="en-US" w:eastAsia="en-US" w:bidi="ar-SA"/>
-              </w:rPr>
-              <w:t>Foodesign Conceptual Events, will not be liable for a failure to perform this contract due to delays, strikes, storms, accidents, venue accessibility, or other causes beyond its control</w:t>
-            </w:r>
-          </w:p>
-          <w:p>
-            <w:pPr>
-              <w:pStyle w:val="ListParagraph"/>
-              <w:widowControl/>
-              <w:suppressAutoHyphens w:val="true"/>
-              <w:spacing w:lineRule="auto" w:line="240" w:before="0" w:after="0"/>
+            <w:proofErr w:type="spellStart"/>
+            <w:r>
+              <w:rPr>
+                <w:rFonts w:ascii="Open Sans" w:eastAsia="Aptos" w:hAnsi="Open Sans" w:cs="Open Sans"/>
+                <w:sz w:val="18"/>
+                <w:szCs w:val="18"/>
+                <w:lang w:val="en-US"/>
+              </w:rPr>
+              <w:t>Foodesign</w:t>
+            </w:r>
+            <w:proofErr w:type="spellEnd"/>
+            <w:r>
+              <w:rPr>
+                <w:rFonts w:ascii="Open Sans" w:eastAsia="Aptos" w:hAnsi="Open Sans" w:cs="Open Sans"/>
+                <w:sz w:val="18"/>
+                <w:szCs w:val="18"/>
+                <w:lang w:val="en-US"/>
+              </w:rPr>
+              <w:t xml:space="preserve"> Conceptual Events, will not be liable for a failure to perform this contract due to delays, strikes, storms, accidents, venue accessibility, or other causes beyond its control</w:t>
+            </w:r>
+          </w:p>
+          <w:p>
+            <w:pPr>
+              <w:pStyle w:val="Prrafodelista"/>
+              <w:spacing w:after="0" w:line="240" w:lineRule="auto"/>
               <w:ind w:left="372"/>
-              <w:contextualSpacing/>
               <w:jc w:val="both"/>
               <w:rPr>
                 <w:rFonts w:ascii="Open Sans" w:hAnsi="Open Sans" w:cs="Open Sans"/>
@@ -4062,23 +3101,12 @@
                 <w:lang w:val="en-US"/>
               </w:rPr>
             </w:pPr>
-            <w:r>
-              <w:rPr>
-                <w:rFonts w:cs="Open Sans" w:ascii="Open Sans" w:hAnsi="Open Sans"/>
-                <w:sz w:val="18"/>
-                <w:szCs w:val="18"/>
-                <w:lang w:val="en-US"/>
-              </w:rPr>
-            </w:r>
-          </w:p>
-          <w:p>
-            <w:pPr>
-              <w:pStyle w:val="ListParagraph"/>
-              <w:widowControl/>
-              <w:suppressAutoHyphens w:val="true"/>
-              <w:spacing w:lineRule="auto" w:line="240" w:before="0" w:after="0"/>
+          </w:p>
+          <w:p>
+            <w:pPr>
+              <w:pStyle w:val="Prrafodelista"/>
+              <w:spacing w:after="0" w:line="240" w:lineRule="auto"/>
               <w:ind w:left="372"/>
-              <w:contextualSpacing/>
               <w:jc w:val="both"/>
               <w:rPr>
                 <w:rFonts w:ascii="Open Sans" w:hAnsi="Open Sans" w:cs="Open Sans"/>
@@ -4089,23 +3117,19 @@
             </w:pPr>
             <w:r>
               <w:rPr>
-                <w:rFonts w:eastAsia="Aptos" w:cs="Open Sans" w:ascii="Open Sans" w:hAnsi="Open Sans"/>
-                <w:kern w:val="2"/>
-                <w:sz w:val="18"/>
-                <w:szCs w:val="18"/>
-                <w:lang w:val="en-US" w:eastAsia="en-US" w:bidi="ar-SA"/>
+                <w:rFonts w:ascii="Open Sans" w:eastAsia="Aptos" w:hAnsi="Open Sans" w:cs="Open Sans"/>
+                <w:sz w:val="18"/>
+                <w:szCs w:val="18"/>
+                <w:lang w:val="en-US"/>
               </w:rPr>
               <w:t>I, ______________________, hereby contract the caterer’s services as listed and quoted in this proposal according to the terms and conditions herein.</w:t>
             </w:r>
           </w:p>
           <w:p>
             <w:pPr>
-              <w:pStyle w:val="ListParagraph"/>
-              <w:widowControl/>
-              <w:suppressAutoHyphens w:val="true"/>
-              <w:spacing w:lineRule="auto" w:line="240" w:before="0" w:after="0"/>
+              <w:pStyle w:val="Prrafodelista"/>
+              <w:spacing w:after="0" w:line="240" w:lineRule="auto"/>
               <w:ind w:left="372"/>
-              <w:contextualSpacing/>
               <w:jc w:val="both"/>
               <w:rPr>
                 <w:rFonts w:ascii="Open Sans" w:hAnsi="Open Sans" w:cs="Open Sans"/>
@@ -4114,23 +3138,12 @@
                 <w:lang w:val="en-US"/>
               </w:rPr>
             </w:pPr>
-            <w:r>
-              <w:rPr>
-                <w:rFonts w:cs="Open Sans" w:ascii="Open Sans" w:hAnsi="Open Sans"/>
-                <w:sz w:val="18"/>
-                <w:szCs w:val="18"/>
-                <w:lang w:val="en-US"/>
-              </w:rPr>
-            </w:r>
-          </w:p>
-          <w:p>
-            <w:pPr>
-              <w:pStyle w:val="ListParagraph"/>
-              <w:widowControl/>
-              <w:suppressAutoHyphens w:val="true"/>
-              <w:spacing w:lineRule="auto" w:line="240" w:before="0" w:after="0"/>
+          </w:p>
+          <w:p>
+            <w:pPr>
+              <w:pStyle w:val="Prrafodelista"/>
+              <w:spacing w:after="0" w:line="240" w:lineRule="auto"/>
               <w:ind w:left="372"/>
-              <w:contextualSpacing/>
               <w:jc w:val="both"/>
               <w:rPr>
                 <w:rFonts w:ascii="Open Sans" w:hAnsi="Open Sans" w:cs="Open Sans"/>
@@ -4141,41 +3154,30 @@
             </w:pPr>
             <w:r>
               <w:rPr>
-                <w:rFonts w:eastAsia="Aptos" w:cs="Open Sans" w:ascii="Open Sans" w:hAnsi="Open Sans"/>
-                <w:kern w:val="2"/>
-                <w:sz w:val="18"/>
-                <w:szCs w:val="18"/>
-                <w:lang w:val="en-US" w:eastAsia="en-US" w:bidi="ar-SA"/>
+                <w:rFonts w:ascii="Open Sans" w:eastAsia="Aptos" w:hAnsi="Open Sans" w:cs="Open Sans"/>
+                <w:sz w:val="18"/>
+                <w:szCs w:val="18"/>
+                <w:lang w:val="en-US"/>
+              </w:rPr>
+              <w:t>Client’s Signature &amp; Dat</w:t>
+            </w:r>
+            <w:r>
+              <w:rPr>
+                <w:rFonts w:ascii="Open Sans" w:eastAsia="Aptos" w:hAnsi="Open Sans" w:cs="Open Sans"/>
+                <w:sz w:val="18"/>
+                <w:szCs w:val="18"/>
+                <w:lang w:val="en-US"/>
+              </w:rPr>
+              <w:t xml:space="preserve">e </w:t>
+            </w:r>
+            <w:r>
+              <w:rPr>
+                <w:rFonts w:ascii="Open Sans" w:eastAsia="Aptos" w:hAnsi="Open Sans" w:cs="Open Sans"/>
+                <w:sz w:val="18"/>
+                <w:szCs w:val="18"/>
+                <w:lang w:val="en-US"/>
               </w:rPr>
               <w:t>__________________________________________</w:t>
-            </w:r>
-          </w:p>
-          <w:p>
-            <w:pPr>
-              <w:pStyle w:val="ListParagraph"/>
-              <w:widowControl/>
-              <w:suppressAutoHyphens w:val="true"/>
-              <w:spacing w:lineRule="auto" w:line="240" w:before="0" w:after="0"/>
-              <w:ind w:left="372"/>
-              <w:contextualSpacing/>
-              <w:jc w:val="both"/>
-              <w:rPr>
-                <w:rFonts w:ascii="Open Sans" w:hAnsi="Open Sans" w:eastAsia="" w:cs="Open Sans" w:eastAsiaTheme="majorEastAsia"/>
-                <w:color w:val="EE0000"/>
-                <w:sz w:val="22"/>
-                <w:szCs w:val="22"/>
-                <w:lang w:val="en-US"/>
-              </w:rPr>
-            </w:pPr>
-            <w:r>
-              <w:rPr>
-                <w:rFonts w:eastAsia="Aptos" w:cs="Open Sans" w:ascii="Open Sans" w:hAnsi="Open Sans"/>
-                <w:kern w:val="2"/>
-                <w:sz w:val="18"/>
-                <w:szCs w:val="18"/>
-                <w:lang w:val="en-US" w:eastAsia="en-US" w:bidi="ar-SA"/>
-              </w:rPr>
-              <w:t>Client’s Signature &amp; Dat</w:t>
             </w:r>
           </w:p>
         </w:tc>
@@ -4183,8 +3185,7 @@
     </w:tbl>
     <w:p>
       <w:pPr>
-        <w:pStyle w:val="Normal"/>
-        <w:spacing w:lineRule="auto" w:line="240" w:before="0" w:after="0"/>
+        <w:spacing w:after="0" w:line="240" w:lineRule="auto"/>
         <w:jc w:val="both"/>
         <w:rPr>
           <w:rFonts w:ascii="Open Sans" w:hAnsi="Open Sans" w:cs="Open Sans"/>
@@ -4193,70 +3194,72 @@
           <w:lang w:val="en-US"/>
         </w:rPr>
       </w:pPr>
-      <w:r>
-        <w:rPr>
-          <w:rFonts w:cs="Open Sans" w:ascii="Open Sans" w:hAnsi="Open Sans"/>
-          <w:sz w:val="22"/>
-          <w:szCs w:val="22"/>
-          <w:lang w:val="en-US"/>
-        </w:rPr>
-      </w:r>
     </w:p>
     <w:sectPr>
-      <w:headerReference w:type="even" r:id="rId3"/>
-      <w:headerReference w:type="default" r:id="rId4"/>
-      <w:headerReference w:type="first" r:id="rId5"/>
-      <w:footerReference w:type="even" r:id="rId6"/>
-      <w:footerReference w:type="default" r:id="rId7"/>
-      <w:footerReference w:type="first" r:id="rId8"/>
-      <w:type w:val="nextPage"/>
+      <w:headerReference w:type="default" r:id="rId9"/>
+      <w:footerReference w:type="default" r:id="rId10"/>
+      <w:headerReference w:type="first" r:id="rId13"/>
+      <w:headerReference w:type="even" r:id="rId14"/>
+      <w:footerReference w:type="first" r:id="rId15"/>
+      <w:footerReference w:type="even" r:id="rId16"/>
       <w:pgSz w:w="12240" w:h="15840"/>
-      <w:pgMar w:left="1440" w:right="1440" w:gutter="0" w:header="576" w:top="2880" w:footer="706" w:bottom="1440"/>
-      <w:pgNumType w:fmt="decimal"/>
-      <w:formProt w:val="false"/>
+      <w:pgMar w:top="2880" w:right="1440" w:bottom="1440" w:left="1440" w:header="576" w:footer="706" w:gutter="0"/>
+      <w:cols w:space="720"/>
+      <w:formProt w:val="0"/>
       <w:titlePg/>
-      <w:textDirection w:val="lrTb"/>
-      <w:docGrid w:type="default" w:linePitch="360" w:charSpace="0"/>
+      <w:docGrid w:linePitch="360"/>
     </w:sectPr>
   </w:body>
 </w:document>
 </file>
 
+<file path=word/endnotes.xml><?xml version="1.0" encoding="utf-8"?>
+<w:endnotes xmlns:wpc="http://schemas.microsoft.com/office/word/2010/wordprocessingCanvas" xmlns:cx="http://schemas.microsoft.com/office/drawing/2014/chartex" xmlns:cx1="http://schemas.microsoft.com/office/drawing/2015/9/8/chartex" xmlns:cx2="http://schemas.microsoft.com/office/drawing/2015/10/21/chartex" xmlns:cx3="http://schemas.microsoft.com/office/drawing/2016/5/9/chartex" xmlns:cx4="http://schemas.microsoft.com/office/drawing/2016/5/10/chartex" xmlns:cx5="http://schemas.microsoft.com/office/drawing/2016/5/11/chartex" xmlns:cx6="http://schemas.microsoft.com/office/drawing/2016/5/12/chartex" xmlns:cx7="http://schemas.microsoft.com/office/drawing/2016/5/13/chartex" xmlns:cx8="http://schemas.microsoft.com/office/drawing/2016/5/14/chartex" xmlns:mc="http://schemas.openxmlformats.org/markup-compatibility/2006" xmlns:aink="http://schemas.microsoft.com/office/drawing/2016/ink" xmlns:am3d="http://schemas.microsoft.com/office/drawing/2017/model3d" xmlns:o="urn:schemas-microsoft-com:office:office" xmlns:oel="http://schemas.microsoft.com/office/2019/extlst" xmlns:r="http://schemas.openxmlformats.org/officeDocument/2006/relationships" xmlns:m="http://schemas.openxmlformats.org/officeDocument/2006/math" xmlns:v="urn:schemas-microsoft-com:vml" xmlns:wp14="http://schemas.microsoft.com/office/word/2010/wordprocessingDrawing" xmlns:wp="http://schemas.openxmlformats.org/drawingml/2006/wordprocessingDrawing" xmlns:w10="urn:schemas-microsoft-com:office:word" xmlns:w="http://schemas.openxmlformats.org/wordprocessingml/2006/main" xmlns:w14="http://schemas.microsoft.com/office/word/2010/wordml" xmlns:w15="http://schemas.microsoft.com/office/word/2012/wordml" xmlns:w16cex="http://schemas.microsoft.com/office/word/2018/wordml/cex" xmlns:w16cid="http://schemas.microsoft.com/office/word/2016/wordml/cid" xmlns:w16="http://schemas.microsoft.com/office/word/2018/wordml" xmlns:w16du="http://schemas.microsoft.com/office/word/2023/wordml/word16du" xmlns:w16sdtdh="http://schemas.microsoft.com/office/word/2020/wordml/sdtdatahash" xmlns:w16sdtfl="http://schemas.microsoft.com/office/word/2024/wordml/sdtformatlock" xmlns:w16se="http://schemas.microsoft.com/office/word/2015/wordml/symex" xmlns:wpg="http://schemas.microsoft.com/office/word/2010/wordprocessingGroup" xmlns:wpi="http://schemas.microsoft.com/office/word/2010/wordprocessingInk" xmlns:wne="http://schemas.microsoft.com/office/word/2006/wordml" xmlns:wps="http://schemas.microsoft.com/office/word/2010/wordprocessingShape" mc:Ignorable="w14 w15 w16se w16cid w16 w16cex w16sdtdh w16sdtfl w16du wp14">
+  <w:endnote w:type="separator" w:id="-1">
+    <w:p>
+      <w:pPr>
+        <w:spacing w:after="0" w:line="240" w:lineRule="auto"/>
+      </w:pPr>
+      <w:r>
+        <w:separator/>
+      </w:r>
+    </w:p>
+  </w:endnote>
+  <w:endnote w:type="continuationSeparator" w:id="0">
+    <w:p>
+      <w:pPr>
+        <w:spacing w:after="0" w:line="240" w:lineRule="auto"/>
+      </w:pPr>
+      <w:r>
+        <w:continuationSeparator/>
+      </w:r>
+    </w:p>
+  </w:endnote>
+</w:endnotes>
+</file>
+
 <file path=word/footer1.xml><?xml version="1.0" encoding="utf-8"?>
-<w:ftr xmlns:o="urn:schemas-microsoft-com:office:office" xmlns:r="http://schemas.openxmlformats.org/officeDocument/2006/relationships" xmlns:v="urn:schemas-microsoft-com:vml" xmlns:w="http://schemas.openxmlformats.org/wordprocessingml/2006/main" xmlns:w10="urn:schemas-microsoft-com:office:word" xmlns:wp="http://schemas.openxmlformats.org/drawingml/2006/wordprocessingDrawing" xmlns:pic="http://schemas.openxmlformats.org/drawingml/2006/picture" xmlns:wps="http://schemas.microsoft.com/office/word/2010/wordprocessingShape" xmlns:wpg="http://schemas.microsoft.com/office/word/2010/wordprocessingGroup" xmlns:mc="http://schemas.openxmlformats.org/markup-compatibility/2006" xmlns:wp14="http://schemas.microsoft.com/office/word/2010/wordprocessingDrawing" xmlns:w14="http://schemas.microsoft.com/office/word/2010/wordml" xmlns:w15="http://schemas.microsoft.com/office/word/2012/wordml" mc:Ignorable="w14 wp14 w15">
+<w:ftr xmlns:wpc="http://schemas.microsoft.com/office/word/2010/wordprocessingCanvas" xmlns:cx="http://schemas.microsoft.com/office/drawing/2014/chartex" xmlns:cx1="http://schemas.microsoft.com/office/drawing/2015/9/8/chartex" xmlns:cx2="http://schemas.microsoft.com/office/drawing/2015/10/21/chartex" xmlns:cx3="http://schemas.microsoft.com/office/drawing/2016/5/9/chartex" xmlns:cx4="http://schemas.microsoft.com/office/drawing/2016/5/10/chartex" xmlns:cx5="http://schemas.microsoft.com/office/drawing/2016/5/11/chartex" xmlns:cx6="http://schemas.microsoft.com/office/drawing/2016/5/12/chartex" xmlns:cx7="http://schemas.microsoft.com/office/drawing/2016/5/13/chartex" xmlns:cx8="http://schemas.microsoft.com/office/drawing/2016/5/14/chartex" xmlns:mc="http://schemas.openxmlformats.org/markup-compatibility/2006" xmlns:aink="http://schemas.microsoft.com/office/drawing/2016/ink" xmlns:am3d="http://schemas.microsoft.com/office/drawing/2017/model3d" xmlns:o="urn:schemas-microsoft-com:office:office" xmlns:oel="http://schemas.microsoft.com/office/2019/extlst" xmlns:r="http://schemas.openxmlformats.org/officeDocument/2006/relationships" xmlns:m="http://schemas.openxmlformats.org/officeDocument/2006/math" xmlns:v="urn:schemas-microsoft-com:vml" xmlns:wp14="http://schemas.microsoft.com/office/word/2010/wordprocessingDrawing" xmlns:wp="http://schemas.openxmlformats.org/drawingml/2006/wordprocessingDrawing" xmlns:w10="urn:schemas-microsoft-com:office:word" xmlns:w="http://schemas.openxmlformats.org/wordprocessingml/2006/main" xmlns:w14="http://schemas.microsoft.com/office/word/2010/wordml" xmlns:w15="http://schemas.microsoft.com/office/word/2012/wordml" xmlns:w16cex="http://schemas.microsoft.com/office/word/2018/wordml/cex" xmlns:w16cid="http://schemas.microsoft.com/office/word/2016/wordml/cid" xmlns:w16="http://schemas.microsoft.com/office/word/2018/wordml" xmlns:w16du="http://schemas.microsoft.com/office/word/2023/wordml/word16du" xmlns:w16sdtdh="http://schemas.microsoft.com/office/word/2020/wordml/sdtdatahash" xmlns:w16sdtfl="http://schemas.microsoft.com/office/word/2024/wordml/sdtformatlock" xmlns:w16se="http://schemas.microsoft.com/office/word/2015/wordml/symex" xmlns:wpg="http://schemas.microsoft.com/office/word/2010/wordprocessingGroup" xmlns:wpi="http://schemas.microsoft.com/office/word/2010/wordprocessingInk" xmlns:wne="http://schemas.microsoft.com/office/word/2006/wordml" xmlns:wps="http://schemas.microsoft.com/office/word/2010/wordprocessingShape" mc:Ignorable="w14 w15 w16se w16cid w16 w16cex w16sdtdh w16sdtfl w16du wp14">
   <w:p>
     <w:pPr>
-      <w:pStyle w:val="Footer"/>
-      <w:rPr/>
-    </w:pPr>
-    <w:r>
-      <w:rPr/>
-    </w:r>
-  </w:p>
-</w:ftr>
-</file>
-
-<file path=word/footer2.xml><?xml version="1.0" encoding="utf-8"?>
-<w:ftr xmlns:o="urn:schemas-microsoft-com:office:office" xmlns:r="http://schemas.openxmlformats.org/officeDocument/2006/relationships" xmlns:v="urn:schemas-microsoft-com:vml" xmlns:w="http://schemas.openxmlformats.org/wordprocessingml/2006/main" xmlns:w10="urn:schemas-microsoft-com:office:word" xmlns:wp="http://schemas.openxmlformats.org/drawingml/2006/wordprocessingDrawing" xmlns:pic="http://schemas.openxmlformats.org/drawingml/2006/picture" xmlns:wps="http://schemas.microsoft.com/office/word/2010/wordprocessingShape" xmlns:wpg="http://schemas.microsoft.com/office/word/2010/wordprocessingGroup" xmlns:mc="http://schemas.openxmlformats.org/markup-compatibility/2006" xmlns:wp14="http://schemas.microsoft.com/office/word/2010/wordprocessingDrawing" xmlns:w14="http://schemas.microsoft.com/office/word/2010/wordml" xmlns:w15="http://schemas.microsoft.com/office/word/2012/wordml" mc:Ignorable="w14 wp14 w15">
-  <w:p>
-    <w:pPr>
-      <w:pStyle w:val="Normal"/>
       <w:tabs>
-        <w:tab w:val="clear" w:pos="708"/>
-        <w:tab w:val="center" w:pos="4550" w:leader="none"/>
-        <w:tab w:val="left" w:pos="5818" w:leader="none"/>
+        <w:tab w:val="center" w:pos="4550"/>
+        <w:tab w:val="left" w:pos="5818"/>
       </w:tabs>
       <w:ind w:right="260"/>
       <w:jc w:val="right"/>
       <w:rPr>
-        <w:color w:themeColor="text2" w:themeShade="bf" w:val="0A1D30"/>
+        <w:color w:val="0A1D30" w:themeColor="text2" w:themeShade="BF"/>
         <w:sz w:val="12"/>
         <w:szCs w:val="12"/>
       </w:rPr>
     </w:pPr>
     <w:r>
+      <w:rPr>
+        <w:noProof/>
+      </w:rPr>
       <w:drawing>
-        <wp:anchor behindDoc="1" distT="0" distB="0" distL="0" distR="0" simplePos="0" locked="0" layoutInCell="1" allowOverlap="1" relativeHeight="9">
+        <wp:anchor distT="0" distB="0" distL="0" distR="0" simplePos="0" relativeHeight="251661312" behindDoc="1" locked="0" layoutInCell="1" allowOverlap="1" wp14:anchorId="2A42B531" wp14:editId="5C2DCF46">
           <wp:simplePos x="0" y="0"/>
           <wp:positionH relativeFrom="column">
             <wp:posOffset>-208280</wp:posOffset>
@@ -4304,15 +3307,31 @@
     </w:r>
     <w:r>
       <w:rPr>
-        <w:color w:themeColor="text2" w:themeShade="bf" w:val="0A1D30"/>
+        <w:color w:val="0A1D30" w:themeColor="text2" w:themeShade="BF"/>
         <w:sz w:val="12"/>
         <w:szCs w:val="12"/>
       </w:rPr>
-      <w:t xml:space="preserve">Página </w:t>
+      <w:t>P</w:t>
     </w:r>
     <w:r>
       <w:rPr>
-        <w:color w:themeColor="text2" w:themeShade="bf" w:val="0A1D30"/>
+        <w:color w:val="0A1D30" w:themeColor="text2" w:themeShade="BF"/>
+        <w:sz w:val="12"/>
+        <w:szCs w:val="12"/>
+      </w:rPr>
+      <w:t>age</w:t>
+    </w:r>
+    <w:r>
+      <w:rPr>
+        <w:color w:val="0A1D30" w:themeColor="text2" w:themeShade="BF"/>
+        <w:sz w:val="12"/>
+        <w:szCs w:val="12"/>
+      </w:rPr>
+      <w:t xml:space="preserve"> </w:t>
+    </w:r>
+    <w:r>
+      <w:rPr>
+        <w:color w:val="0A1D30" w:themeColor="text2" w:themeShade="BF"/>
         <w:sz w:val="12"/>
         <w:szCs w:val="12"/>
       </w:rPr>
@@ -4320,39 +3339,39 @@
     </w:r>
     <w:r>
       <w:rPr>
+        <w:color w:val="0A1D30" w:themeColor="text2" w:themeShade="BF"/>
         <w:sz w:val="12"/>
         <w:szCs w:val="12"/>
-        <w:color w:themeColor="text2" w:themeShade="bf" w:val="0A1D30"/>
       </w:rPr>
       <w:instrText xml:space="preserve"> PAGE </w:instrText>
     </w:r>
     <w:r>
       <w:rPr>
+        <w:color w:val="0A1D30" w:themeColor="text2" w:themeShade="BF"/>
         <w:sz w:val="12"/>
         <w:szCs w:val="12"/>
-        <w:color w:themeColor="text2" w:themeShade="bf" w:val="0A1D30"/>
       </w:rPr>
       <w:fldChar w:fldCharType="separate"/>
     </w:r>
     <w:r>
       <w:rPr>
+        <w:color w:val="0A1D30" w:themeColor="text2" w:themeShade="BF"/>
         <w:sz w:val="12"/>
         <w:szCs w:val="12"/>
-        <w:color w:themeColor="text2" w:themeShade="bf" w:val="0A1D30"/>
       </w:rPr>
       <w:t>5</w:t>
     </w:r>
     <w:r>
       <w:rPr>
+        <w:color w:val="0A1D30" w:themeColor="text2" w:themeShade="BF"/>
         <w:sz w:val="12"/>
         <w:szCs w:val="12"/>
-        <w:color w:themeColor="text2" w:themeShade="bf" w:val="0A1D30"/>
       </w:rPr>
       <w:fldChar w:fldCharType="end"/>
     </w:r>
     <w:r>
       <w:rPr>
-        <w:color w:themeColor="text2" w:themeShade="bf" w:val="0A1D30"/>
+        <w:color w:val="0A1D30" w:themeColor="text2" w:themeShade="BF"/>
         <w:sz w:val="12"/>
         <w:szCs w:val="12"/>
       </w:rPr>
@@ -4360,7 +3379,7 @@
     </w:r>
     <w:r>
       <w:rPr>
-        <w:color w:themeColor="text2" w:themeShade="bf" w:val="0A1D30"/>
+        <w:color w:val="0A1D30" w:themeColor="text2" w:themeShade="BF"/>
         <w:sz w:val="12"/>
         <w:szCs w:val="12"/>
       </w:rPr>
@@ -4368,57 +3387,55 @@
     </w:r>
     <w:r>
       <w:rPr>
+        <w:color w:val="0A1D30" w:themeColor="text2" w:themeShade="BF"/>
         <w:sz w:val="12"/>
         <w:szCs w:val="12"/>
-        <w:color w:themeColor="text2" w:themeShade="bf" w:val="0A1D30"/>
       </w:rPr>
       <w:instrText xml:space="preserve"> NUMPAGES </w:instrText>
     </w:r>
     <w:r>
       <w:rPr>
+        <w:color w:val="0A1D30" w:themeColor="text2" w:themeShade="BF"/>
         <w:sz w:val="12"/>
         <w:szCs w:val="12"/>
-        <w:color w:themeColor="text2" w:themeShade="bf" w:val="0A1D30"/>
       </w:rPr>
       <w:fldChar w:fldCharType="separate"/>
     </w:r>
     <w:r>
       <w:rPr>
+        <w:color w:val="0A1D30" w:themeColor="text2" w:themeShade="BF"/>
         <w:sz w:val="12"/>
         <w:szCs w:val="12"/>
-        <w:color w:themeColor="text2" w:themeShade="bf" w:val="0A1D30"/>
       </w:rPr>
       <w:t>5</w:t>
     </w:r>
     <w:r>
       <w:rPr>
+        <w:color w:val="0A1D30" w:themeColor="text2" w:themeShade="BF"/>
         <w:sz w:val="12"/>
         <w:szCs w:val="12"/>
-        <w:color w:themeColor="text2" w:themeShade="bf" w:val="0A1D30"/>
       </w:rPr>
       <w:fldChar w:fldCharType="end"/>
     </w:r>
   </w:p>
   <w:p>
     <w:pPr>
-      <w:pStyle w:val="Normal"/>
       <w:tabs>
-        <w:tab w:val="clear" w:pos="708"/>
-        <w:tab w:val="center" w:pos="4550" w:leader="none"/>
-        <w:tab w:val="left" w:pos="5818" w:leader="none"/>
+        <w:tab w:val="center" w:pos="4550"/>
+        <w:tab w:val="left" w:pos="5818"/>
       </w:tabs>
-      <w:spacing w:before="0" w:after="0"/>
+      <w:spacing w:after="0"/>
       <w:ind w:right="260"/>
       <w:jc w:val="right"/>
       <w:rPr>
-        <w:color w:themeColor="text2" w:themeShade="bf" w:val="0A1D30"/>
+        <w:color w:val="0A1D30" w:themeColor="text2" w:themeShade="BF"/>
         <w:sz w:val="12"/>
         <w:szCs w:val="12"/>
       </w:rPr>
     </w:pPr>
     <w:r>
       <w:rPr>
-        <w:color w:themeColor="text2" w:themeShade="bf" w:val="0A1D30"/>
+        <w:color w:val="0A1D30" w:themeColor="text2" w:themeShade="BF"/>
         <w:sz w:val="12"/>
         <w:szCs w:val="12"/>
       </w:rPr>
@@ -4427,24 +3444,22 @@
   </w:p>
   <w:p>
     <w:pPr>
-      <w:pStyle w:val="Normal"/>
       <w:tabs>
-        <w:tab w:val="clear" w:pos="708"/>
-        <w:tab w:val="center" w:pos="4550" w:leader="none"/>
-        <w:tab w:val="left" w:pos="5818" w:leader="none"/>
+        <w:tab w:val="center" w:pos="4550"/>
+        <w:tab w:val="left" w:pos="5818"/>
       </w:tabs>
-      <w:spacing w:before="0" w:after="0"/>
+      <w:spacing w:after="0"/>
       <w:ind w:right="260"/>
       <w:jc w:val="right"/>
       <w:rPr>
-        <w:color w:themeColor="text2" w:themeShade="bf" w:val="0A1D30"/>
+        <w:color w:val="0A1D30" w:themeColor="text2" w:themeShade="BF"/>
         <w:sz w:val="12"/>
         <w:szCs w:val="12"/>
       </w:rPr>
     </w:pPr>
     <w:r>
       <w:rPr>
-        <w:color w:themeColor="text2" w:themeShade="bf" w:val="0A1D30"/>
+        <w:color w:val="0A1D30" w:themeColor="text2" w:themeShade="BF"/>
         <w:sz w:val="12"/>
         <w:szCs w:val="12"/>
       </w:rPr>
@@ -4453,7 +3468,7 @@
     <w:hyperlink r:id="rId2">
       <w:r>
         <w:rPr>
-          <w:rStyle w:val="Hyperlink"/>
+          <w:rStyle w:val="Hipervnculo"/>
           <w:sz w:val="12"/>
           <w:szCs w:val="12"/>
         </w:rPr>
@@ -4463,17 +3478,15 @@
   </w:p>
   <w:p>
     <w:pPr>
-      <w:pStyle w:val="Normal"/>
       <w:tabs>
-        <w:tab w:val="clear" w:pos="708"/>
-        <w:tab w:val="center" w:pos="4550" w:leader="none"/>
-        <w:tab w:val="left" w:pos="5818" w:leader="none"/>
+        <w:tab w:val="center" w:pos="4550"/>
+        <w:tab w:val="left" w:pos="5818"/>
       </w:tabs>
-      <w:spacing w:before="0" w:after="0"/>
+      <w:spacing w:after="0"/>
       <w:ind w:right="260"/>
       <w:jc w:val="right"/>
       <w:rPr>
-        <w:color w:themeColor="text2" w:themeShade="bf" w:val="0A1D30"/>
+        <w:color w:val="0A1D30" w:themeColor="text2" w:themeShade="BF"/>
         <w:sz w:val="12"/>
         <w:szCs w:val="12"/>
         <w:lang w:val="en-US"/>
@@ -4481,7 +3494,7 @@
     </w:pPr>
     <w:r>
       <w:rPr>
-        <w:color w:themeColor="text2" w:themeShade="bf" w:val="0A1D30"/>
+        <w:color w:val="0A1D30" w:themeColor="text2" w:themeShade="BF"/>
         <w:sz w:val="12"/>
         <w:szCs w:val="12"/>
         <w:lang w:val="en-US"/>
@@ -4491,17 +3504,15 @@
   </w:p>
   <w:p>
     <w:pPr>
-      <w:pStyle w:val="Normal"/>
       <w:tabs>
-        <w:tab w:val="clear" w:pos="708"/>
-        <w:tab w:val="center" w:pos="4550" w:leader="none"/>
-        <w:tab w:val="left" w:pos="5818" w:leader="none"/>
+        <w:tab w:val="center" w:pos="4550"/>
+        <w:tab w:val="left" w:pos="5818"/>
       </w:tabs>
-      <w:spacing w:before="0" w:after="0"/>
+      <w:spacing w:after="0"/>
       <w:ind w:right="260"/>
       <w:jc w:val="right"/>
       <w:rPr>
-        <w:color w:themeColor="text2" w:themeShade="bf" w:val="0A1D30"/>
+        <w:color w:val="0A1D30" w:themeColor="text2" w:themeShade="BF"/>
         <w:sz w:val="12"/>
         <w:szCs w:val="12"/>
         <w:lang w:val="en-US"/>
@@ -4509,7 +3520,7 @@
     </w:pPr>
     <w:r>
       <w:rPr>
-        <w:color w:themeColor="text2" w:themeShade="bf" w:val="0A1D30"/>
+        <w:color w:val="0A1D30" w:themeColor="text2" w:themeShade="BF"/>
         <w:sz w:val="12"/>
         <w:szCs w:val="12"/>
         <w:lang w:val="en-US"/>
@@ -4519,67 +3530,79 @@
   </w:p>
   <w:p>
     <w:pPr>
-      <w:pStyle w:val="Footer"/>
+      <w:pStyle w:val="Piedepgina"/>
       <w:jc w:val="right"/>
       <w:rPr>
         <w:lang w:val="en-US"/>
       </w:rPr>
     </w:pPr>
-    <w:r>
-      <w:rPr>
-        <w:lang w:val="en-US"/>
-      </w:rPr>
-    </w:r>
+  </w:p>
+</w:ftr>
+</file>
+
+<file path=word/footer2.xml><?xml version="1.0" encoding="utf-8"?>
+<w:ftr xmlns:m="http://schemas.openxmlformats.org/officeDocument/2006/math" xmlns:mc="http://schemas.openxmlformats.org/markup-compatibility/2006" xmlns:mo="http://schemas.microsoft.com/office/mac/office/2008/main" xmlns:mv="urn:schemas-microsoft-com:mac:vml" xmlns:o="urn:schemas-microsoft-com:office:office" xmlns:r="http://schemas.openxmlformats.org/officeDocument/2006/relationships" xmlns:v="urn:schemas-microsoft-com:vml" xmlns:w10="urn:schemas-microsoft-com:office:word" xmlns:w14="http://schemas.microsoft.com/office/word/2010/wordml" xmlns:w="http://schemas.openxmlformats.org/wordprocessingml/2006/main" xmlns:wne="http://schemas.microsoft.com/office/word/2006/wordml" xmlns:wp14="http://schemas.microsoft.com/office/word/2010/wordprocessingDrawing" xmlns:wp="http://schemas.openxmlformats.org/drawingml/2006/wordprocessingDrawing" xmlns:wpc="http://schemas.microsoft.com/office/word/2010/wordprocessingCanvas" xmlns:wpg="http://schemas.microsoft.com/office/word/2010/wordprocessingGroup" xmlns:wpi="http://schemas.microsoft.com/office/word/2010/wordprocessingInk" xmlns:wps="http://schemas.microsoft.com/office/word/2010/wordprocessingShape" mc:Ignorable="w14 wp14">
+  <w:p>
+    <w:pPr>
+      <w:pStyle w:val="Footer"/>
+    </w:pPr>
   </w:p>
 </w:ftr>
 </file>
 
 <file path=word/footer3.xml><?xml version="1.0" encoding="utf-8"?>
-<w:ftr xmlns:o="urn:schemas-microsoft-com:office:office" xmlns:r="http://schemas.openxmlformats.org/officeDocument/2006/relationships" xmlns:v="urn:schemas-microsoft-com:vml" xmlns:w="http://schemas.openxmlformats.org/wordprocessingml/2006/main" xmlns:w10="urn:schemas-microsoft-com:office:word" xmlns:wp="http://schemas.openxmlformats.org/drawingml/2006/wordprocessingDrawing" xmlns:pic="http://schemas.openxmlformats.org/drawingml/2006/picture" xmlns:wps="http://schemas.microsoft.com/office/word/2010/wordprocessingShape" xmlns:wpg="http://schemas.microsoft.com/office/word/2010/wordprocessingGroup" xmlns:mc="http://schemas.openxmlformats.org/markup-compatibility/2006" xmlns:wp14="http://schemas.microsoft.com/office/word/2010/wordprocessingDrawing" xmlns:w14="http://schemas.microsoft.com/office/word/2010/wordml" xmlns:w15="http://schemas.microsoft.com/office/word/2012/wordml" mc:Ignorable="w14 wp14 w15">
+<w:ftr xmlns:m="http://schemas.openxmlformats.org/officeDocument/2006/math" xmlns:mc="http://schemas.openxmlformats.org/markup-compatibility/2006" xmlns:mo="http://schemas.microsoft.com/office/mac/office/2008/main" xmlns:mv="urn:schemas-microsoft-com:mac:vml" xmlns:o="urn:schemas-microsoft-com:office:office" xmlns:r="http://schemas.openxmlformats.org/officeDocument/2006/relationships" xmlns:v="urn:schemas-microsoft-com:vml" xmlns:w10="urn:schemas-microsoft-com:office:word" xmlns:w14="http://schemas.microsoft.com/office/word/2010/wordml" xmlns:w="http://schemas.openxmlformats.org/wordprocessingml/2006/main" xmlns:wne="http://schemas.microsoft.com/office/word/2006/wordml" xmlns:wp14="http://schemas.microsoft.com/office/word/2010/wordprocessingDrawing" xmlns:wp="http://schemas.openxmlformats.org/drawingml/2006/wordprocessingDrawing" xmlns:wpc="http://schemas.microsoft.com/office/word/2010/wordprocessingCanvas" xmlns:wpg="http://schemas.microsoft.com/office/word/2010/wordprocessingGroup" xmlns:wpi="http://schemas.microsoft.com/office/word/2010/wordprocessingInk" xmlns:wps="http://schemas.microsoft.com/office/word/2010/wordprocessingShape" mc:Ignorable="w14 wp14">
   <w:p>
     <w:pPr>
       <w:pStyle w:val="Footer"/>
-      <w:rPr/>
     </w:pPr>
-    <w:r>
-      <w:rPr/>
-    </w:r>
   </w:p>
 </w:ftr>
 </file>
 
-<file path=word/header1.xml><?xml version="1.0" encoding="utf-8"?>
-<w:hdr xmlns:o="urn:schemas-microsoft-com:office:office" xmlns:r="http://schemas.openxmlformats.org/officeDocument/2006/relationships" xmlns:v="urn:schemas-microsoft-com:vml" xmlns:w="http://schemas.openxmlformats.org/wordprocessingml/2006/main" xmlns:w10="urn:schemas-microsoft-com:office:word" xmlns:wp="http://schemas.openxmlformats.org/drawingml/2006/wordprocessingDrawing" xmlns:pic="http://schemas.openxmlformats.org/drawingml/2006/picture" xmlns:wps="http://schemas.microsoft.com/office/word/2010/wordprocessingShape" xmlns:wpg="http://schemas.microsoft.com/office/word/2010/wordprocessingGroup" xmlns:mc="http://schemas.openxmlformats.org/markup-compatibility/2006" xmlns:wp14="http://schemas.microsoft.com/office/word/2010/wordprocessingDrawing" xmlns:w14="http://schemas.microsoft.com/office/word/2010/wordml" xmlns:w15="http://schemas.microsoft.com/office/word/2012/wordml" mc:Ignorable="w14 wp14 w15">
-  <w:p>
-    <w:pPr>
-      <w:pStyle w:val="Header"/>
-      <w:rPr/>
-    </w:pPr>
-    <w:r>
-      <w:rPr/>
-    </w:r>
-  </w:p>
-</w:hdr>
+<file path=word/footnotes.xml><?xml version="1.0" encoding="utf-8"?>
+<w:footnotes xmlns:wpc="http://schemas.microsoft.com/office/word/2010/wordprocessingCanvas" xmlns:cx="http://schemas.microsoft.com/office/drawing/2014/chartex" xmlns:cx1="http://schemas.microsoft.com/office/drawing/2015/9/8/chartex" xmlns:cx2="http://schemas.microsoft.com/office/drawing/2015/10/21/chartex" xmlns:cx3="http://schemas.microsoft.com/office/drawing/2016/5/9/chartex" xmlns:cx4="http://schemas.microsoft.com/office/drawing/2016/5/10/chartex" xmlns:cx5="http://schemas.microsoft.com/office/drawing/2016/5/11/chartex" xmlns:cx6="http://schemas.microsoft.com/office/drawing/2016/5/12/chartex" xmlns:cx7="http://schemas.microsoft.com/office/drawing/2016/5/13/chartex" xmlns:cx8="http://schemas.microsoft.com/office/drawing/2016/5/14/chartex" xmlns:mc="http://schemas.openxmlformats.org/markup-compatibility/2006" xmlns:aink="http://schemas.microsoft.com/office/drawing/2016/ink" xmlns:am3d="http://schemas.microsoft.com/office/drawing/2017/model3d" xmlns:o="urn:schemas-microsoft-com:office:office" xmlns:oel="http://schemas.microsoft.com/office/2019/extlst" xmlns:r="http://schemas.openxmlformats.org/officeDocument/2006/relationships" xmlns:m="http://schemas.openxmlformats.org/officeDocument/2006/math" xmlns:v="urn:schemas-microsoft-com:vml" xmlns:wp14="http://schemas.microsoft.com/office/word/2010/wordprocessingDrawing" xmlns:wp="http://schemas.openxmlformats.org/drawingml/2006/wordprocessingDrawing" xmlns:w10="urn:schemas-microsoft-com:office:word" xmlns:w="http://schemas.openxmlformats.org/wordprocessingml/2006/main" xmlns:w14="http://schemas.microsoft.com/office/word/2010/wordml" xmlns:w15="http://schemas.microsoft.com/office/word/2012/wordml" xmlns:w16cex="http://schemas.microsoft.com/office/word/2018/wordml/cex" xmlns:w16cid="http://schemas.microsoft.com/office/word/2016/wordml/cid" xmlns:w16="http://schemas.microsoft.com/office/word/2018/wordml" xmlns:w16du="http://schemas.microsoft.com/office/word/2023/wordml/word16du" xmlns:w16sdtdh="http://schemas.microsoft.com/office/word/2020/wordml/sdtdatahash" xmlns:w16sdtfl="http://schemas.microsoft.com/office/word/2024/wordml/sdtformatlock" xmlns:w16se="http://schemas.microsoft.com/office/word/2015/wordml/symex" xmlns:wpg="http://schemas.microsoft.com/office/word/2010/wordprocessingGroup" xmlns:wpi="http://schemas.microsoft.com/office/word/2010/wordprocessingInk" xmlns:wne="http://schemas.microsoft.com/office/word/2006/wordml" xmlns:wps="http://schemas.microsoft.com/office/word/2010/wordprocessingShape" mc:Ignorable="w14 w15 w16se w16cid w16 w16cex w16sdtdh w16sdtfl w16du wp14">
+  <w:footnote w:type="separator" w:id="-1">
+    <w:p>
+      <w:pPr>
+        <w:spacing w:after="0" w:line="240" w:lineRule="auto"/>
+      </w:pPr>
+      <w:r>
+        <w:separator/>
+      </w:r>
+    </w:p>
+  </w:footnote>
+  <w:footnote w:type="continuationSeparator" w:id="0">
+    <w:p>
+      <w:pPr>
+        <w:spacing w:after="0" w:line="240" w:lineRule="auto"/>
+      </w:pPr>
+      <w:r>
+        <w:continuationSeparator/>
+      </w:r>
+    </w:p>
+  </w:footnote>
+</w:footnotes>
 </file>
 
-<file path=word/header2.xml><?xml version="1.0" encoding="utf-8"?>
-<w:hdr xmlns:o="urn:schemas-microsoft-com:office:office" xmlns:r="http://schemas.openxmlformats.org/officeDocument/2006/relationships" xmlns:v="urn:schemas-microsoft-com:vml" xmlns:w="http://schemas.openxmlformats.org/wordprocessingml/2006/main" xmlns:w10="urn:schemas-microsoft-com:office:word" xmlns:wp="http://schemas.openxmlformats.org/drawingml/2006/wordprocessingDrawing" xmlns:pic="http://schemas.openxmlformats.org/drawingml/2006/picture" xmlns:wps="http://schemas.microsoft.com/office/word/2010/wordprocessingShape" xmlns:wpg="http://schemas.microsoft.com/office/word/2010/wordprocessingGroup" xmlns:mc="http://schemas.openxmlformats.org/markup-compatibility/2006" xmlns:wp14="http://schemas.microsoft.com/office/word/2010/wordprocessingDrawing" xmlns:w14="http://schemas.microsoft.com/office/word/2010/wordml" xmlns:w15="http://schemas.microsoft.com/office/word/2012/wordml" mc:Ignorable="w14 wp14 w15">
+<file path=word/header1.xml><?xml version="1.0" encoding="utf-8"?>
+<w:hdr xmlns:wpc="http://schemas.microsoft.com/office/word/2010/wordprocessingCanvas" xmlns:cx="http://schemas.microsoft.com/office/drawing/2014/chartex" xmlns:cx1="http://schemas.microsoft.com/office/drawing/2015/9/8/chartex" xmlns:cx2="http://schemas.microsoft.com/office/drawing/2015/10/21/chartex" xmlns:cx3="http://schemas.microsoft.com/office/drawing/2016/5/9/chartex" xmlns:cx4="http://schemas.microsoft.com/office/drawing/2016/5/10/chartex" xmlns:cx5="http://schemas.microsoft.com/office/drawing/2016/5/11/chartex" xmlns:cx6="http://schemas.microsoft.com/office/drawing/2016/5/12/chartex" xmlns:cx7="http://schemas.microsoft.com/office/drawing/2016/5/13/chartex" xmlns:cx8="http://schemas.microsoft.com/office/drawing/2016/5/14/chartex" xmlns:mc="http://schemas.openxmlformats.org/markup-compatibility/2006" xmlns:aink="http://schemas.microsoft.com/office/drawing/2016/ink" xmlns:am3d="http://schemas.microsoft.com/office/drawing/2017/model3d" xmlns:o="urn:schemas-microsoft-com:office:office" xmlns:oel="http://schemas.microsoft.com/office/2019/extlst" xmlns:r="http://schemas.openxmlformats.org/officeDocument/2006/relationships" xmlns:m="http://schemas.openxmlformats.org/officeDocument/2006/math" xmlns:v="urn:schemas-microsoft-com:vml" xmlns:wp14="http://schemas.microsoft.com/office/word/2010/wordprocessingDrawing" xmlns:wp="http://schemas.openxmlformats.org/drawingml/2006/wordprocessingDrawing" xmlns:w10="urn:schemas-microsoft-com:office:word" xmlns:w="http://schemas.openxmlformats.org/wordprocessingml/2006/main" xmlns:w14="http://schemas.microsoft.com/office/word/2010/wordml" xmlns:w15="http://schemas.microsoft.com/office/word/2012/wordml" xmlns:w16cex="http://schemas.microsoft.com/office/word/2018/wordml/cex" xmlns:w16cid="http://schemas.microsoft.com/office/word/2016/wordml/cid" xmlns:w16="http://schemas.microsoft.com/office/word/2018/wordml" xmlns:w16du="http://schemas.microsoft.com/office/word/2023/wordml/word16du" xmlns:w16sdtdh="http://schemas.microsoft.com/office/word/2020/wordml/sdtdatahash" xmlns:w16sdtfl="http://schemas.microsoft.com/office/word/2024/wordml/sdtformatlock" xmlns:w16se="http://schemas.microsoft.com/office/word/2015/wordml/symex" xmlns:wpg="http://schemas.microsoft.com/office/word/2010/wordprocessingGroup" xmlns:wpi="http://schemas.microsoft.com/office/word/2010/wordprocessingInk" xmlns:wne="http://schemas.microsoft.com/office/word/2006/wordml" xmlns:wps="http://schemas.microsoft.com/office/word/2010/wordprocessingShape" mc:Ignorable="w14 w15 w16se w16cid w16 w16cex w16sdtdh w16sdtfl w16du wp14">
   <w:sdt>
     <w:sdtPr>
+      <w:id w:val="-971666797"/>
       <w:docPartObj>
         <w:docPartGallery w:val="Page Numbers (Top of Page)"/>
-        <w:docPartUnique w:val="true"/>
+        <w:docPartUnique/>
       </w:docPartObj>
-      <w:id w:val="-971666797"/>
     </w:sdtPr>
     <w:sdtContent>
       <w:p>
         <w:pPr>
-          <w:pStyle w:val="Heading1"/>
-          <w:spacing w:lineRule="auto" w:line="240" w:before="0" w:after="0"/>
+          <w:pStyle w:val="Ttulo1"/>
+          <w:spacing w:before="0" w:after="0" w:line="240" w:lineRule="auto"/>
           <w:ind w:left="-630"/>
           <w:rPr>
-            <w:rFonts w:ascii="Aptos" w:hAnsi="Aptos" w:asciiTheme="minorHAnsi" w:hAnsiTheme="minorHAnsi"/>
+            <w:rFonts w:asciiTheme="minorHAnsi" w:hAnsiTheme="minorHAnsi"/>
             <w:b/>
             <w:bCs/>
             <w:color w:val="auto"/>
@@ -4589,85 +3612,57 @@
           </w:rPr>
         </w:pPr>
         <w:r>
-          <mc:AlternateContent>
-            <mc:Choice Requires="wps">
-              <w:drawing>
-                <wp:anchor behindDoc="1" distT="0" distB="5080" distL="0" distR="0" simplePos="0" locked="0" layoutInCell="1" allowOverlap="1" relativeHeight="5" wp14:anchorId="66026393">
-                  <wp:simplePos x="0" y="0"/>
-                  <wp:positionH relativeFrom="column">
-                    <wp:posOffset>2089785</wp:posOffset>
-                  </wp:positionH>
-                  <wp:positionV relativeFrom="paragraph">
-                    <wp:posOffset>4445</wp:posOffset>
-                  </wp:positionV>
-                  <wp:extent cx="3858260" cy="1271905"/>
-                  <wp:effectExtent l="0" t="0" r="0" b="5080"/>
-                  <wp:wrapNone/>
-                  <wp:docPr id="2" name="Imagen 3" descr="The image is a colorful abstract representation of spheres in various colors, connected by black lines, arranged in a seemingly random pattern.&#10;&#10;El contenido generado por IA puede ser incorrecto."/>
-                  <a:graphic xmlns:a="http://schemas.openxmlformats.org/drawingml/2006/main">
-                    <a:graphicData uri="http://schemas.openxmlformats.org/drawingml/2006/picture">
-                      <pic:pic xmlns:pic="http://schemas.openxmlformats.org/drawingml/2006/picture">
-                        <pic:nvPicPr>
-                          <pic:cNvPr id="3" name="Imagen 3" descr="The image is a colorful abstract representation of spheres in various colors, connected by black lines, arranged in a seemingly random pattern.&#10;&#10;El contenido generado por IA puede ser incorrecto."/>
-                          <pic:cNvPicPr/>
-                        </pic:nvPicPr>
-                        <pic:blipFill>
-                          <a:blip r:embed="rId1"/>
-                          <a:srcRect l="0" t="25445" r="0" b="0"/>
-                          <a:stretch/>
-                        </pic:blipFill>
-                        <pic:spPr>
-                          <a:xfrm flipH="1" rot="10800000">
-                            <a:off x="0" y="0"/>
-                            <a:ext cx="3858120" cy="1271880"/>
-                          </a:xfrm>
-                          <a:prstGeom prst="rect">
-                            <a:avLst/>
-                          </a:prstGeom>
-                          <a:noFill/>
-                          <a:ln w="0">
-                            <a:noFill/>
-                          </a:ln>
-                        </pic:spPr>
-                      </pic:pic>
-                    </a:graphicData>
-                  </a:graphic>
-                </wp:anchor>
-              </w:drawing>
-            </mc:Choice>
-            <mc:Fallback>
-              <w:pict>
-                <v:shapetype id="_x0000_t75" coordsize="21600,21600" o:spt="75" o:preferrelative="t" path="m@4@5l@4@11@9@11@9@5xe" filled="f" stroked="f">
-                  <v:stroke joinstyle="miter"/>
-                  <v:formulas>
-                    <v:f eqn="if lineDrawn pixelLineWidth 0"/>
-                    <v:f eqn="sum @0 1 0"/>
-                    <v:f eqn="sum 0 0 @1"/>
-                    <v:f eqn="prod @2 1 2"/>
-                    <v:f eqn="prod @3 21600 pixelWidth"/>
-                    <v:f eqn="prod @3 21600 pixelHeight"/>
-                    <v:f eqn="sum @0 0 1"/>
-                    <v:f eqn="prod @6 1 2"/>
-                    <v:f eqn="prod @7 21600 pixelWidth"/>
-                    <v:f eqn="sum @8 21600 0"/>
-                    <v:f eqn="prod @7 21600 pixelHeight"/>
-                    <v:f eqn="sum @10 21600 0"/>
-                  </v:formulas>
-                  <v:path o:extrusionok="f" gradientshapeok="t" o:connecttype="rect"/>
-                  <o:lock v:ext="edit" aspectratio="t"/>
-                </v:shapetype>
-                <v:shape id="shape_0" ID="Imagen 3" stroked="f" o:allowincell="f" style="position:absolute;margin-left:164.55pt;margin-top:0.35pt;width:303.75pt;height:100.1pt;mso-wrap-style:none;v-text-anchor:middle;rotation:180" wp14:anchorId="66026393" type="_x0000_t75">
-                  <v:imagedata r:id="rId2" o:detectmouseclick="t"/>
-                  <v:stroke color="#3465a4" joinstyle="round" endcap="flat"/>
-                  <w10:wrap type="none"/>
-                </v:shape>
-              </w:pict>
-            </mc:Fallback>
-          </mc:AlternateContent>
+          <w:rPr>
+            <w:noProof/>
+          </w:rPr>
+          <w:drawing>
+            <wp:anchor distT="0" distB="5080" distL="0" distR="0" simplePos="0" relativeHeight="5" behindDoc="1" locked="0" layoutInCell="1" allowOverlap="1" wp14:anchorId="66026393" wp14:editId="2888FC45">
+              <wp:simplePos x="0" y="0"/>
+              <wp:positionH relativeFrom="column">
+                <wp:posOffset>2089785</wp:posOffset>
+              </wp:positionH>
+              <wp:positionV relativeFrom="paragraph">
+                <wp:posOffset>4445</wp:posOffset>
+              </wp:positionV>
+              <wp:extent cx="3858260" cy="1271905"/>
+              <wp:effectExtent l="0" t="0" r="0" b="5080"/>
+              <wp:wrapNone/>
+              <wp:docPr id="2" name="Imagen 3" descr="The image is a colorful abstract representation of spheres in various colors, connected by black lines, arranged in a seemingly random pattern.&#10;&#10;El contenido generado por IA puede ser incorrecto."/>
+              <wp:cNvGraphicFramePr/>
+              <a:graphic xmlns:a="http://schemas.openxmlformats.org/drawingml/2006/main">
+                <a:graphicData uri="http://schemas.openxmlformats.org/drawingml/2006/picture">
+                  <pic:pic xmlns:pic="http://schemas.openxmlformats.org/drawingml/2006/picture">
+                    <pic:nvPicPr>
+                      <pic:cNvPr id="3" name="Imagen 3" descr="The image is a colorful abstract representation of spheres in various colors, connected by black lines, arranged in a seemingly random pattern.&#10;&#10;El contenido generado por IA puede ser incorrecto."/>
+                      <pic:cNvPicPr/>
+                    </pic:nvPicPr>
+                    <pic:blipFill>
+                      <a:blip r:embed="rId1"/>
+                      <a:srcRect t="25445"/>
+                      <a:stretch/>
+                    </pic:blipFill>
+                    <pic:spPr>
+                      <a:xfrm rot="10800000" flipH="1">
+                        <a:off x="0" y="0"/>
+                        <a:ext cx="3858120" cy="1271880"/>
+                      </a:xfrm>
+                      <a:prstGeom prst="rect">
+                        <a:avLst/>
+                      </a:prstGeom>
+                      <a:noFill/>
+                      <a:ln w="0">
+                        <a:noFill/>
+                      </a:ln>
+                    </pic:spPr>
+                  </pic:pic>
+                </a:graphicData>
+              </a:graphic>
+            </wp:anchor>
+          </w:drawing>
         </w:r>
         <w:r>
           <w:rPr>
-            <w:rFonts w:ascii="Aptos" w:hAnsi="Aptos" w:asciiTheme="minorHAnsi" w:hAnsiTheme="minorHAnsi"/>
+            <w:rFonts w:asciiTheme="minorHAnsi" w:hAnsiTheme="minorHAnsi"/>
             <w:b/>
             <w:bCs/>
             <w:color w:val="auto"/>
@@ -4680,8 +3675,8 @@
       </w:p>
       <w:p>
         <w:pPr>
-          <w:pStyle w:val="Heading1"/>
-          <w:spacing w:lineRule="auto" w:line="240" w:before="0" w:after="0"/>
+          <w:pStyle w:val="Ttulo1"/>
+          <w:spacing w:before="0" w:after="0" w:line="240" w:lineRule="auto"/>
           <w:ind w:left="-630"/>
           <w:rPr>
             <w:color w:val="auto"/>
@@ -4702,8 +3697,8 @@
       </w:p>
       <w:p>
         <w:pPr>
-          <w:pStyle w:val="Heading1"/>
-          <w:spacing w:lineRule="auto" w:line="240" w:before="0" w:after="0"/>
+          <w:pStyle w:val="Ttulo1"/>
+          <w:spacing w:before="0" w:after="0" w:line="240" w:lineRule="auto"/>
           <w:ind w:left="-630"/>
           <w:rPr>
             <w:color w:val="auto"/>
@@ -4735,8 +3730,8 @@
       </w:p>
       <w:p>
         <w:pPr>
-          <w:pStyle w:val="Heading1"/>
-          <w:spacing w:lineRule="auto" w:line="240" w:before="0" w:after="0"/>
+          <w:pStyle w:val="Ttulo1"/>
+          <w:spacing w:before="0" w:after="0" w:line="240" w:lineRule="auto"/>
           <w:ind w:left="-630"/>
           <w:rPr>
             <w:color w:val="auto"/>
@@ -4757,8 +3752,8 @@
       </w:p>
       <w:p>
         <w:pPr>
-          <w:pStyle w:val="Heading1"/>
-          <w:spacing w:lineRule="auto" w:line="240" w:before="0" w:after="0"/>
+          <w:pStyle w:val="Ttulo1"/>
+          <w:spacing w:before="0" w:after="0" w:line="240" w:lineRule="auto"/>
           <w:ind w:left="-630"/>
           <w:rPr>
             <w:color w:val="auto"/>
@@ -4779,8 +3774,8 @@
       </w:p>
       <w:p>
         <w:pPr>
-          <w:pStyle w:val="Heading1"/>
-          <w:spacing w:lineRule="auto" w:line="240" w:before="0" w:after="0"/>
+          <w:pStyle w:val="Ttulo1"/>
+          <w:spacing w:before="0" w:after="0" w:line="240" w:lineRule="auto"/>
           <w:ind w:left="-630"/>
           <w:rPr>
             <w:color w:val="auto"/>
@@ -4812,8 +3807,8 @@
       </w:p>
       <w:p>
         <w:pPr>
-          <w:pStyle w:val="Heading1"/>
-          <w:spacing w:lineRule="auto" w:line="240" w:before="0" w:after="0"/>
+          <w:pStyle w:val="Ttulo1"/>
+          <w:spacing w:before="0" w:after="0" w:line="240" w:lineRule="auto"/>
           <w:ind w:left="-630"/>
           <w:rPr>
             <w:color w:val="auto"/>
@@ -4845,12 +3840,12 @@
       </w:p>
       <w:p>
         <w:pPr>
-          <w:pStyle w:val="Heading1"/>
-          <w:spacing w:lineRule="auto" w:line="240" w:before="0" w:after="0"/>
+          <w:pStyle w:val="Ttulo1"/>
+          <w:spacing w:before="0" w:after="0" w:line="240" w:lineRule="auto"/>
           <w:ind w:left="-630"/>
           <w:rPr>
-            <w:rFonts w:ascii="Aptos" w:hAnsi="Aptos" w:asciiTheme="minorHAnsi" w:hAnsiTheme="minorHAnsi"/>
-            <w:color w:themeColor="accent5" w:themeShade="80" w:val="501549"/>
+            <w:rFonts w:asciiTheme="minorHAnsi" w:hAnsiTheme="minorHAnsi"/>
+            <w:color w:val="501549" w:themeColor="accent5" w:themeShade="80"/>
             <w:sz w:val="18"/>
             <w:szCs w:val="18"/>
             <w:lang w:val="en-US"/>
@@ -4881,37 +3876,154 @@
   </w:sdt>
   <w:p>
     <w:pPr>
-      <w:pStyle w:val="Header"/>
+      <w:pStyle w:val="Encabezado"/>
       <w:rPr>
         <w:lang w:val="en-US"/>
       </w:rPr>
     </w:pPr>
-    <w:r>
-      <w:rPr>
-        <w:lang w:val="en-US"/>
-      </w:rPr>
-    </w:r>
+  </w:p>
+</w:hdr>
+</file>
+
+<file path=word/header2.xml><?xml version="1.0" encoding="utf-8"?>
+<w:hdr xmlns:m="http://schemas.openxmlformats.org/officeDocument/2006/math" xmlns:mc="http://schemas.openxmlformats.org/markup-compatibility/2006" xmlns:mo="http://schemas.microsoft.com/office/mac/office/2008/main" xmlns:mv="urn:schemas-microsoft-com:mac:vml" xmlns:o="urn:schemas-microsoft-com:office:office" xmlns:r="http://schemas.openxmlformats.org/officeDocument/2006/relationships" xmlns:v="urn:schemas-microsoft-com:vml" xmlns:w10="urn:schemas-microsoft-com:office:word" xmlns:w14="http://schemas.microsoft.com/office/word/2010/wordml" xmlns:w="http://schemas.openxmlformats.org/wordprocessingml/2006/main" xmlns:wne="http://schemas.microsoft.com/office/word/2006/wordml" xmlns:wp14="http://schemas.microsoft.com/office/word/2010/wordprocessingDrawing" xmlns:wp="http://schemas.openxmlformats.org/drawingml/2006/wordprocessingDrawing" xmlns:wpc="http://schemas.microsoft.com/office/word/2010/wordprocessingCanvas" xmlns:wpg="http://schemas.microsoft.com/office/word/2010/wordprocessingGroup" xmlns:wpi="http://schemas.microsoft.com/office/word/2010/wordprocessingInk" xmlns:wps="http://schemas.microsoft.com/office/word/2010/wordprocessingShape" mc:Ignorable="w14 wp14">
+  <w:p>
+    <w:pPr>
+      <w:pStyle w:val="Header"/>
+    </w:pPr>
   </w:p>
 </w:hdr>
 </file>
 
 <file path=word/header3.xml><?xml version="1.0" encoding="utf-8"?>
-<w:hdr xmlns:o="urn:schemas-microsoft-com:office:office" xmlns:r="http://schemas.openxmlformats.org/officeDocument/2006/relationships" xmlns:v="urn:schemas-microsoft-com:vml" xmlns:w="http://schemas.openxmlformats.org/wordprocessingml/2006/main" xmlns:w10="urn:schemas-microsoft-com:office:word" xmlns:wp="http://schemas.openxmlformats.org/drawingml/2006/wordprocessingDrawing" xmlns:pic="http://schemas.openxmlformats.org/drawingml/2006/picture" xmlns:wps="http://schemas.microsoft.com/office/word/2010/wordprocessingShape" xmlns:wpg="http://schemas.microsoft.com/office/word/2010/wordprocessingGroup" xmlns:mc="http://schemas.openxmlformats.org/markup-compatibility/2006" xmlns:wp14="http://schemas.microsoft.com/office/word/2010/wordprocessingDrawing" xmlns:w14="http://schemas.microsoft.com/office/word/2010/wordml" xmlns:w15="http://schemas.microsoft.com/office/word/2012/wordml" mc:Ignorable="w14 wp14 w15">
+<w:hdr xmlns:m="http://schemas.openxmlformats.org/officeDocument/2006/math" xmlns:mc="http://schemas.openxmlformats.org/markup-compatibility/2006" xmlns:mo="http://schemas.microsoft.com/office/mac/office/2008/main" xmlns:mv="urn:schemas-microsoft-com:mac:vml" xmlns:o="urn:schemas-microsoft-com:office:office" xmlns:r="http://schemas.openxmlformats.org/officeDocument/2006/relationships" xmlns:v="urn:schemas-microsoft-com:vml" xmlns:w10="urn:schemas-microsoft-com:office:word" xmlns:w14="http://schemas.microsoft.com/office/word/2010/wordml" xmlns:w="http://schemas.openxmlformats.org/wordprocessingml/2006/main" xmlns:wne="http://schemas.microsoft.com/office/word/2006/wordml" xmlns:wp14="http://schemas.microsoft.com/office/word/2010/wordprocessingDrawing" xmlns:wp="http://schemas.openxmlformats.org/drawingml/2006/wordprocessingDrawing" xmlns:wpc="http://schemas.microsoft.com/office/word/2010/wordprocessingCanvas" xmlns:wpg="http://schemas.microsoft.com/office/word/2010/wordprocessingGroup" xmlns:wpi="http://schemas.microsoft.com/office/word/2010/wordprocessingInk" xmlns:wps="http://schemas.microsoft.com/office/word/2010/wordprocessingShape" mc:Ignorable="w14 wp14">
   <w:p>
     <w:pPr>
       <w:pStyle w:val="Header"/>
-      <w:rPr/>
     </w:pPr>
-    <w:r>
-      <w:rPr/>
-    </w:r>
   </w:p>
 </w:hdr>
 </file>
 
 <file path=word/numbering.xml><?xml version="1.0" encoding="utf-8"?>
-<w:numbering xmlns:w="http://schemas.openxmlformats.org/wordprocessingml/2006/main" xmlns:o="urn:schemas-microsoft-com:office:office" xmlns:r="http://schemas.openxmlformats.org/officeDocument/2006/relationships" xmlns:v="urn:schemas-microsoft-com:vml" xmlns:mc="http://schemas.openxmlformats.org/markup-compatibility/2006" xmlns:w14="http://schemas.microsoft.com/office/word/2010/wordml" mc:Ignorable="w14">
-  <w:abstractNum w:abstractNumId="1">
+<w:numbering xmlns:wpc="http://schemas.microsoft.com/office/word/2010/wordprocessingCanvas" xmlns:cx="http://schemas.microsoft.com/office/drawing/2014/chartex" xmlns:cx1="http://schemas.microsoft.com/office/drawing/2015/9/8/chartex" xmlns:cx2="http://schemas.microsoft.com/office/drawing/2015/10/21/chartex" xmlns:cx3="http://schemas.microsoft.com/office/drawing/2016/5/9/chartex" xmlns:cx4="http://schemas.microsoft.com/office/drawing/2016/5/10/chartex" xmlns:cx5="http://schemas.microsoft.com/office/drawing/2016/5/11/chartex" xmlns:cx6="http://schemas.microsoft.com/office/drawing/2016/5/12/chartex" xmlns:cx7="http://schemas.microsoft.com/office/drawing/2016/5/13/chartex" xmlns:cx8="http://schemas.microsoft.com/office/drawing/2016/5/14/chartex" xmlns:mc="http://schemas.openxmlformats.org/markup-compatibility/2006" xmlns:aink="http://schemas.microsoft.com/office/drawing/2016/ink" xmlns:am3d="http://schemas.microsoft.com/office/drawing/2017/model3d" xmlns:o="urn:schemas-microsoft-com:office:office" xmlns:oel="http://schemas.microsoft.com/office/2019/extlst" xmlns:r="http://schemas.openxmlformats.org/officeDocument/2006/relationships" xmlns:m="http://schemas.openxmlformats.org/officeDocument/2006/math" xmlns:v="urn:schemas-microsoft-com:vml" xmlns:wp14="http://schemas.microsoft.com/office/word/2010/wordprocessingDrawing" xmlns:wp="http://schemas.openxmlformats.org/drawingml/2006/wordprocessingDrawing" xmlns:w10="urn:schemas-microsoft-com:office:word" xmlns:w="http://schemas.openxmlformats.org/wordprocessingml/2006/main" xmlns:w14="http://schemas.microsoft.com/office/word/2010/wordml" xmlns:w15="http://schemas.microsoft.com/office/word/2012/wordml" xmlns:w16cex="http://schemas.microsoft.com/office/word/2018/wordml/cex" xmlns:w16cid="http://schemas.microsoft.com/office/word/2016/wordml/cid" xmlns:w16="http://schemas.microsoft.com/office/word/2018/wordml" xmlns:w16du="http://schemas.microsoft.com/office/word/2023/wordml/word16du" xmlns:w16sdtdh="http://schemas.microsoft.com/office/word/2020/wordml/sdtdatahash" xmlns:w16sdtfl="http://schemas.microsoft.com/office/word/2024/wordml/sdtformatlock" xmlns:w16se="http://schemas.microsoft.com/office/word/2015/wordml/symex" xmlns:wpg="http://schemas.microsoft.com/office/word/2010/wordprocessingGroup" xmlns:wpi="http://schemas.microsoft.com/office/word/2010/wordprocessingInk" xmlns:wne="http://schemas.microsoft.com/office/word/2006/wordml" xmlns:wps="http://schemas.microsoft.com/office/word/2010/wordprocessingShape" mc:Ignorable="w14 w15 w16se w16cid w16 w16cex w16sdtdh w16sdtfl w16du wp14">
+  <w:abstractNum w:abstractNumId="0" w15:restartNumberingAfterBreak="0">
+    <w:nsid w:val="08166FD8"/>
+    <w:multiLevelType w:val="multilevel"/>
+    <w:tmpl w:val="1C320EA8"/>
+    <w:lvl w:ilvl="0">
+      <w:start w:val="1"/>
+      <w:numFmt w:val="decimal"/>
+      <w:lvlText w:val="%1."/>
+      <w:lvlJc w:val="left"/>
+      <w:pPr>
+        <w:tabs>
+          <w:tab w:val="num" w:pos="0"/>
+        </w:tabs>
+        <w:ind w:left="720" w:hanging="360"/>
+      </w:pPr>
+    </w:lvl>
+    <w:lvl w:ilvl="1">
+      <w:start w:val="1"/>
+      <w:numFmt w:val="lowerLetter"/>
+      <w:lvlText w:val="%2."/>
+      <w:lvlJc w:val="left"/>
+      <w:pPr>
+        <w:tabs>
+          <w:tab w:val="num" w:pos="0"/>
+        </w:tabs>
+        <w:ind w:left="1440" w:hanging="360"/>
+      </w:pPr>
+    </w:lvl>
+    <w:lvl w:ilvl="2">
+      <w:start w:val="1"/>
+      <w:numFmt w:val="lowerRoman"/>
+      <w:lvlText w:val="%3."/>
+      <w:lvlJc w:val="right"/>
+      <w:pPr>
+        <w:tabs>
+          <w:tab w:val="num" w:pos="0"/>
+        </w:tabs>
+        <w:ind w:left="2160" w:hanging="180"/>
+      </w:pPr>
+    </w:lvl>
+    <w:lvl w:ilvl="3">
+      <w:start w:val="1"/>
+      <w:numFmt w:val="decimal"/>
+      <w:lvlText w:val="%4."/>
+      <w:lvlJc w:val="left"/>
+      <w:pPr>
+        <w:tabs>
+          <w:tab w:val="num" w:pos="0"/>
+        </w:tabs>
+        <w:ind w:left="2880" w:hanging="360"/>
+      </w:pPr>
+    </w:lvl>
+    <w:lvl w:ilvl="4">
+      <w:start w:val="1"/>
+      <w:numFmt w:val="lowerLetter"/>
+      <w:lvlText w:val="%5."/>
+      <w:lvlJc w:val="left"/>
+      <w:pPr>
+        <w:tabs>
+          <w:tab w:val="num" w:pos="0"/>
+        </w:tabs>
+        <w:ind w:left="3600" w:hanging="360"/>
+      </w:pPr>
+    </w:lvl>
+    <w:lvl w:ilvl="5">
+      <w:start w:val="1"/>
+      <w:numFmt w:val="lowerRoman"/>
+      <w:lvlText w:val="%6."/>
+      <w:lvlJc w:val="right"/>
+      <w:pPr>
+        <w:tabs>
+          <w:tab w:val="num" w:pos="0"/>
+        </w:tabs>
+        <w:ind w:left="4320" w:hanging="180"/>
+      </w:pPr>
+    </w:lvl>
+    <w:lvl w:ilvl="6">
+      <w:start w:val="1"/>
+      <w:numFmt w:val="decimal"/>
+      <w:lvlText w:val="%7."/>
+      <w:lvlJc w:val="left"/>
+      <w:pPr>
+        <w:tabs>
+          <w:tab w:val="num" w:pos="0"/>
+        </w:tabs>
+        <w:ind w:left="5040" w:hanging="360"/>
+      </w:pPr>
+    </w:lvl>
+    <w:lvl w:ilvl="7">
+      <w:start w:val="1"/>
+      <w:numFmt w:val="lowerLetter"/>
+      <w:lvlText w:val="%8."/>
+      <w:lvlJc w:val="left"/>
+      <w:pPr>
+        <w:tabs>
+          <w:tab w:val="num" w:pos="0"/>
+        </w:tabs>
+        <w:ind w:left="5760" w:hanging="360"/>
+      </w:pPr>
+    </w:lvl>
+    <w:lvl w:ilvl="8">
+      <w:start w:val="1"/>
+      <w:numFmt w:val="lowerRoman"/>
+      <w:lvlText w:val="%9."/>
+      <w:lvlJc w:val="right"/>
+      <w:pPr>
+        <w:tabs>
+          <w:tab w:val="num" w:pos="0"/>
+        </w:tabs>
+        <w:ind w:left="6480" w:hanging="180"/>
+      </w:pPr>
+    </w:lvl>
+  </w:abstractNum>
+  <w:abstractNum w:abstractNumId="1" w15:restartNumberingAfterBreak="0">
+    <w:nsid w:val="1E9C04C7"/>
+    <w:multiLevelType w:val="multilevel"/>
+    <w:tmpl w:val="C96CDF02"/>
     <w:lvl w:ilvl="0">
       <w:numFmt w:val="bullet"/>
       <w:lvlText w:val=""/>
@@ -4923,8 +4035,7 @@
         <w:ind w:left="720" w:hanging="360"/>
       </w:pPr>
       <w:rPr>
-        <w:rFonts w:ascii="Symbol" w:hAnsi="Symbol" w:cs="Symbol" w:hint="default"/>
-        <w:rFonts w:eastAsiaTheme="minorHAnsi"/>
+        <w:rFonts w:ascii="Symbol" w:eastAsiaTheme="minorHAnsi" w:hAnsi="Symbol" w:cs="Symbol" w:hint="default"/>
       </w:rPr>
     </w:lvl>
     <w:lvl w:ilvl="1">
@@ -5048,126 +4159,10 @@
       </w:rPr>
     </w:lvl>
   </w:abstractNum>
-  <w:abstractNum w:abstractNumId="2">
-    <w:lvl w:ilvl="0">
-      <w:start w:val="1"/>
-      <w:numFmt w:val="decimal"/>
-      <w:lvlText w:val="%1."/>
-      <w:lvlJc w:val="left"/>
-      <w:pPr>
-        <w:tabs>
-          <w:tab w:val="num" w:pos="0"/>
-        </w:tabs>
-        <w:ind w:left="720" w:hanging="360"/>
-      </w:pPr>
-      <w:rPr/>
-    </w:lvl>
-    <w:lvl w:ilvl="1">
-      <w:start w:val="1"/>
-      <w:numFmt w:val="lowerLetter"/>
-      <w:lvlText w:val="%2."/>
-      <w:lvlJc w:val="left"/>
-      <w:pPr>
-        <w:tabs>
-          <w:tab w:val="num" w:pos="0"/>
-        </w:tabs>
-        <w:ind w:left="1440" w:hanging="360"/>
-      </w:pPr>
-      <w:rPr/>
-    </w:lvl>
-    <w:lvl w:ilvl="2">
-      <w:start w:val="1"/>
-      <w:numFmt w:val="lowerRoman"/>
-      <w:lvlText w:val="%3."/>
-      <w:lvlJc w:val="right"/>
-      <w:pPr>
-        <w:tabs>
-          <w:tab w:val="num" w:pos="0"/>
-        </w:tabs>
-        <w:ind w:left="2160" w:hanging="180"/>
-      </w:pPr>
-      <w:rPr/>
-    </w:lvl>
-    <w:lvl w:ilvl="3">
-      <w:start w:val="1"/>
-      <w:numFmt w:val="decimal"/>
-      <w:lvlText w:val="%4."/>
-      <w:lvlJc w:val="left"/>
-      <w:pPr>
-        <w:tabs>
-          <w:tab w:val="num" w:pos="0"/>
-        </w:tabs>
-        <w:ind w:left="2880" w:hanging="360"/>
-      </w:pPr>
-      <w:rPr/>
-    </w:lvl>
-    <w:lvl w:ilvl="4">
-      <w:start w:val="1"/>
-      <w:numFmt w:val="lowerLetter"/>
-      <w:lvlText w:val="%5."/>
-      <w:lvlJc w:val="left"/>
-      <w:pPr>
-        <w:tabs>
-          <w:tab w:val="num" w:pos="0"/>
-        </w:tabs>
-        <w:ind w:left="3600" w:hanging="360"/>
-      </w:pPr>
-      <w:rPr/>
-    </w:lvl>
-    <w:lvl w:ilvl="5">
-      <w:start w:val="1"/>
-      <w:numFmt w:val="lowerRoman"/>
-      <w:lvlText w:val="%6."/>
-      <w:lvlJc w:val="right"/>
-      <w:pPr>
-        <w:tabs>
-          <w:tab w:val="num" w:pos="0"/>
-        </w:tabs>
-        <w:ind w:left="4320" w:hanging="180"/>
-      </w:pPr>
-      <w:rPr/>
-    </w:lvl>
-    <w:lvl w:ilvl="6">
-      <w:start w:val="1"/>
-      <w:numFmt w:val="decimal"/>
-      <w:lvlText w:val="%7."/>
-      <w:lvlJc w:val="left"/>
-      <w:pPr>
-        <w:tabs>
-          <w:tab w:val="num" w:pos="0"/>
-        </w:tabs>
-        <w:ind w:left="5040" w:hanging="360"/>
-      </w:pPr>
-      <w:rPr/>
-    </w:lvl>
-    <w:lvl w:ilvl="7">
-      <w:start w:val="1"/>
-      <w:numFmt w:val="lowerLetter"/>
-      <w:lvlText w:val="%8."/>
-      <w:lvlJc w:val="left"/>
-      <w:pPr>
-        <w:tabs>
-          <w:tab w:val="num" w:pos="0"/>
-        </w:tabs>
-        <w:ind w:left="5760" w:hanging="360"/>
-      </w:pPr>
-      <w:rPr/>
-    </w:lvl>
-    <w:lvl w:ilvl="8">
-      <w:start w:val="1"/>
-      <w:numFmt w:val="lowerRoman"/>
-      <w:lvlText w:val="%9."/>
-      <w:lvlJc w:val="right"/>
-      <w:pPr>
-        <w:tabs>
-          <w:tab w:val="num" w:pos="0"/>
-        </w:tabs>
-        <w:ind w:left="6480" w:hanging="180"/>
-      </w:pPr>
-      <w:rPr/>
-    </w:lvl>
-  </w:abstractNum>
-  <w:abstractNum w:abstractNumId="3">
+  <w:abstractNum w:abstractNumId="2" w15:restartNumberingAfterBreak="0">
+    <w:nsid w:val="38D3411A"/>
+    <w:multiLevelType w:val="multilevel"/>
+    <w:tmpl w:val="ACCC96B8"/>
     <w:lvl w:ilvl="0">
       <w:start w:val="1"/>
       <w:numFmt w:val="none"/>
@@ -5178,7 +4173,7 @@
         <w:tabs>
           <w:tab w:val="num" w:pos="0"/>
         </w:tabs>
-        <w:ind w:left="0" w:hanging="0"/>
+        <w:ind w:left="0" w:firstLine="0"/>
       </w:pPr>
     </w:lvl>
     <w:lvl w:ilvl="1">
@@ -5191,7 +4186,7 @@
         <w:tabs>
           <w:tab w:val="num" w:pos="0"/>
         </w:tabs>
-        <w:ind w:left="0" w:hanging="0"/>
+        <w:ind w:left="0" w:firstLine="0"/>
       </w:pPr>
     </w:lvl>
     <w:lvl w:ilvl="2">
@@ -5204,7 +4199,7 @@
         <w:tabs>
           <w:tab w:val="num" w:pos="0"/>
         </w:tabs>
-        <w:ind w:left="0" w:hanging="0"/>
+        <w:ind w:left="0" w:firstLine="0"/>
       </w:pPr>
     </w:lvl>
     <w:lvl w:ilvl="3">
@@ -5217,7 +4212,7 @@
         <w:tabs>
           <w:tab w:val="num" w:pos="0"/>
         </w:tabs>
-        <w:ind w:left="0" w:hanging="0"/>
+        <w:ind w:left="0" w:firstLine="0"/>
       </w:pPr>
     </w:lvl>
     <w:lvl w:ilvl="4">
@@ -5230,7 +4225,7 @@
         <w:tabs>
           <w:tab w:val="num" w:pos="0"/>
         </w:tabs>
-        <w:ind w:left="0" w:hanging="0"/>
+        <w:ind w:left="0" w:firstLine="0"/>
       </w:pPr>
     </w:lvl>
     <w:lvl w:ilvl="5">
@@ -5243,7 +4238,7 @@
         <w:tabs>
           <w:tab w:val="num" w:pos="0"/>
         </w:tabs>
-        <w:ind w:left="0" w:hanging="0"/>
+        <w:ind w:left="0" w:firstLine="0"/>
       </w:pPr>
     </w:lvl>
     <w:lvl w:ilvl="6">
@@ -5256,7 +4251,7 @@
         <w:tabs>
           <w:tab w:val="num" w:pos="0"/>
         </w:tabs>
-        <w:ind w:left="0" w:hanging="0"/>
+        <w:ind w:left="0" w:firstLine="0"/>
       </w:pPr>
     </w:lvl>
     <w:lvl w:ilvl="7">
@@ -5269,7 +4264,7 @@
         <w:tabs>
           <w:tab w:val="num" w:pos="0"/>
         </w:tabs>
-        <w:ind w:left="0" w:hanging="0"/>
+        <w:ind w:left="0" w:firstLine="0"/>
       </w:pPr>
     </w:lvl>
     <w:lvl w:ilvl="8">
@@ -5282,28 +4277,28 @@
         <w:tabs>
           <w:tab w:val="num" w:pos="0"/>
         </w:tabs>
-        <w:ind w:left="0" w:hanging="0"/>
+        <w:ind w:left="0" w:firstLine="0"/>
       </w:pPr>
     </w:lvl>
   </w:abstractNum>
-  <w:num w:numId="1">
+  <w:num w:numId="1" w16cid:durableId="112215647">
     <w:abstractNumId w:val="1"/>
   </w:num>
-  <w:num w:numId="2">
+  <w:num w:numId="2" w16cid:durableId="1137138128">
+    <w:abstractNumId w:val="0"/>
+  </w:num>
+  <w:num w:numId="3" w16cid:durableId="1433817775">
     <w:abstractNumId w:val="2"/>
-  </w:num>
-  <w:num w:numId="3">
-    <w:abstractNumId w:val="3"/>
   </w:num>
 </w:numbering>
 </file>
 
 <file path=word/styles.xml><?xml version="1.0" encoding="utf-8"?>
-<w:styles xmlns:w="http://schemas.openxmlformats.org/wordprocessingml/2006/main" xmlns:w14="http://schemas.microsoft.com/office/word/2010/wordml" xmlns:mc="http://schemas.openxmlformats.org/markup-compatibility/2006" mc:Ignorable="w14">
+<w:styles xmlns:mc="http://schemas.openxmlformats.org/markup-compatibility/2006" xmlns:r="http://schemas.openxmlformats.org/officeDocument/2006/relationships" xmlns:w="http://schemas.openxmlformats.org/wordprocessingml/2006/main" xmlns:w14="http://schemas.microsoft.com/office/word/2010/wordml" xmlns:w15="http://schemas.microsoft.com/office/word/2012/wordml" xmlns:w16cex="http://schemas.microsoft.com/office/word/2018/wordml/cex" xmlns:w16cid="http://schemas.microsoft.com/office/word/2016/wordml/cid" xmlns:w16="http://schemas.microsoft.com/office/word/2018/wordml" xmlns:w16du="http://schemas.microsoft.com/office/word/2023/wordml/word16du" xmlns:w16sdtdh="http://schemas.microsoft.com/office/word/2020/wordml/sdtdatahash" xmlns:w16sdtfl="http://schemas.microsoft.com/office/word/2024/wordml/sdtformatlock" xmlns:w16se="http://schemas.microsoft.com/office/word/2015/wordml/symex" mc:Ignorable="w14 w15 w16se w16cid w16 w16cex w16sdtdh w16sdtfl w16du">
   <w:docDefaults>
     <w:rPrDefault>
       <w:rPr>
-        <w:rFonts w:ascii="Aptos" w:hAnsi="Aptos" w:eastAsia="Aptos" w:cs="" w:asciiTheme="minorHAnsi" w:cstheme="minorBidi" w:eastAsiaTheme="minorHAnsi" w:hAnsiTheme="minorHAnsi"/>
+        <w:rFonts w:asciiTheme="minorHAnsi" w:eastAsiaTheme="minorHAnsi" w:hAnsiTheme="minorHAnsi" w:cstheme="minorBidi"/>
         <w:kern w:val="2"/>
         <w:sz w:val="24"/>
         <w:szCs w:val="24"/>
@@ -5313,21 +4308,21 @@
     </w:rPrDefault>
     <w:pPrDefault>
       <w:pPr>
-        <w:suppressAutoHyphens w:val="true"/>
+        <w:suppressAutoHyphens/>
       </w:pPr>
     </w:pPrDefault>
   </w:docDefaults>
   <w:latentStyles w:defLockedState="0" w:defUIPriority="99" w:defSemiHidden="0" w:defUnhideWhenUsed="0" w:defQFormat="0" w:count="376">
     <w:lsdException w:name="Normal" w:uiPriority="0" w:qFormat="1"/>
     <w:lsdException w:name="heading 1" w:uiPriority="9" w:qFormat="1"/>
-    <w:lsdException w:name="heading 2" w:uiPriority="9" w:semiHidden="1" w:unhideWhenUsed="1" w:qFormat="1"/>
-    <w:lsdException w:name="heading 3" w:uiPriority="9" w:semiHidden="1" w:unhideWhenUsed="1" w:qFormat="1"/>
-    <w:lsdException w:name="heading 4" w:uiPriority="9" w:semiHidden="1" w:unhideWhenUsed="1" w:qFormat="1"/>
-    <w:lsdException w:name="heading 5" w:uiPriority="9" w:semiHidden="1" w:unhideWhenUsed="1" w:qFormat="1"/>
-    <w:lsdException w:name="heading 6" w:uiPriority="9" w:semiHidden="1" w:unhideWhenUsed="1" w:qFormat="1"/>
-    <w:lsdException w:name="heading 7" w:uiPriority="9" w:semiHidden="1" w:unhideWhenUsed="1" w:qFormat="1"/>
-    <w:lsdException w:name="heading 8" w:uiPriority="9" w:semiHidden="1" w:unhideWhenUsed="1" w:qFormat="1"/>
-    <w:lsdException w:name="heading 9" w:uiPriority="9" w:semiHidden="1" w:unhideWhenUsed="1" w:qFormat="1"/>
+    <w:lsdException w:name="heading 2" w:semiHidden="1" w:uiPriority="9" w:unhideWhenUsed="1" w:qFormat="1"/>
+    <w:lsdException w:name="heading 3" w:semiHidden="1" w:uiPriority="9" w:unhideWhenUsed="1" w:qFormat="1"/>
+    <w:lsdException w:name="heading 4" w:semiHidden="1" w:uiPriority="9" w:unhideWhenUsed="1" w:qFormat="1"/>
+    <w:lsdException w:name="heading 5" w:semiHidden="1" w:uiPriority="9" w:unhideWhenUsed="1" w:qFormat="1"/>
+    <w:lsdException w:name="heading 6" w:semiHidden="1" w:uiPriority="9" w:unhideWhenUsed="1" w:qFormat="1"/>
+    <w:lsdException w:name="heading 7" w:semiHidden="1" w:uiPriority="9" w:unhideWhenUsed="1" w:qFormat="1"/>
+    <w:lsdException w:name="heading 8" w:semiHidden="1" w:uiPriority="9" w:unhideWhenUsed="1" w:qFormat="1"/>
+    <w:lsdException w:name="heading 9" w:semiHidden="1" w:uiPriority="9" w:unhideWhenUsed="1" w:qFormat="1"/>
     <w:lsdException w:name="index 1" w:semiHidden="1" w:unhideWhenUsed="1"/>
     <w:lsdException w:name="index 2" w:semiHidden="1" w:unhideWhenUsed="1"/>
     <w:lsdException w:name="index 3" w:semiHidden="1" w:unhideWhenUsed="1"/>
@@ -5337,22 +4332,22 @@
     <w:lsdException w:name="index 7" w:semiHidden="1" w:unhideWhenUsed="1"/>
     <w:lsdException w:name="index 8" w:semiHidden="1" w:unhideWhenUsed="1"/>
     <w:lsdException w:name="index 9" w:semiHidden="1" w:unhideWhenUsed="1"/>
-    <w:lsdException w:name="toc 1" w:uiPriority="39" w:semiHidden="1" w:unhideWhenUsed="1"/>
-    <w:lsdException w:name="toc 2" w:uiPriority="39" w:semiHidden="1" w:unhideWhenUsed="1"/>
-    <w:lsdException w:name="toc 3" w:uiPriority="39" w:semiHidden="1" w:unhideWhenUsed="1"/>
-    <w:lsdException w:name="toc 4" w:uiPriority="39" w:semiHidden="1" w:unhideWhenUsed="1"/>
-    <w:lsdException w:name="toc 5" w:uiPriority="39" w:semiHidden="1" w:unhideWhenUsed="1"/>
-    <w:lsdException w:name="toc 6" w:uiPriority="39" w:semiHidden="1" w:unhideWhenUsed="1"/>
-    <w:lsdException w:name="toc 7" w:uiPriority="39" w:semiHidden="1" w:unhideWhenUsed="1"/>
-    <w:lsdException w:name="toc 8" w:uiPriority="39" w:semiHidden="1" w:unhideWhenUsed="1"/>
-    <w:lsdException w:name="toc 9" w:uiPriority="39" w:semiHidden="1" w:unhideWhenUsed="1"/>
+    <w:lsdException w:name="toc 1" w:semiHidden="1" w:uiPriority="39" w:unhideWhenUsed="1"/>
+    <w:lsdException w:name="toc 2" w:semiHidden="1" w:uiPriority="39" w:unhideWhenUsed="1"/>
+    <w:lsdException w:name="toc 3" w:semiHidden="1" w:uiPriority="39" w:unhideWhenUsed="1"/>
+    <w:lsdException w:name="toc 4" w:semiHidden="1" w:uiPriority="39" w:unhideWhenUsed="1"/>
+    <w:lsdException w:name="toc 5" w:semiHidden="1" w:uiPriority="39" w:unhideWhenUsed="1"/>
+    <w:lsdException w:name="toc 6" w:semiHidden="1" w:uiPriority="39" w:unhideWhenUsed="1"/>
+    <w:lsdException w:name="toc 7" w:semiHidden="1" w:uiPriority="39" w:unhideWhenUsed="1"/>
+    <w:lsdException w:name="toc 8" w:semiHidden="1" w:uiPriority="39" w:unhideWhenUsed="1"/>
+    <w:lsdException w:name="toc 9" w:semiHidden="1" w:uiPriority="39" w:unhideWhenUsed="1"/>
     <w:lsdException w:name="Normal Indent" w:semiHidden="1" w:unhideWhenUsed="1"/>
     <w:lsdException w:name="footnote text" w:semiHidden="1" w:unhideWhenUsed="1"/>
     <w:lsdException w:name="annotation text" w:semiHidden="1" w:unhideWhenUsed="1"/>
     <w:lsdException w:name="header" w:semiHidden="1" w:unhideWhenUsed="1"/>
     <w:lsdException w:name="footer" w:semiHidden="1" w:unhideWhenUsed="1"/>
     <w:lsdException w:name="index heading" w:semiHidden="1" w:unhideWhenUsed="1"/>
-    <w:lsdException w:name="caption" w:uiPriority="35" w:semiHidden="1" w:unhideWhenUsed="1" w:qFormat="1"/>
+    <w:lsdException w:name="caption" w:semiHidden="1" w:uiPriority="35" w:unhideWhenUsed="1" w:qFormat="1"/>
     <w:lsdException w:name="table of figures" w:semiHidden="1" w:unhideWhenUsed="1"/>
     <w:lsdException w:name="envelope address" w:semiHidden="1" w:unhideWhenUsed="1"/>
     <w:lsdException w:name="envelope return" w:semiHidden="1" w:unhideWhenUsed="1"/>
@@ -5383,7 +4378,7 @@
     <w:lsdException w:name="Title" w:uiPriority="10" w:qFormat="1"/>
     <w:lsdException w:name="Closing" w:semiHidden="1" w:unhideWhenUsed="1"/>
     <w:lsdException w:name="Signature" w:semiHidden="1" w:unhideWhenUsed="1"/>
-    <w:lsdException w:name="Default Paragraph Font" w:uiPriority="1" w:semiHidden="1" w:unhideWhenUsed="1"/>
+    <w:lsdException w:name="Default Paragraph Font" w:semiHidden="1" w:uiPriority="1" w:unhideWhenUsed="1"/>
     <w:lsdException w:name="Body Text" w:semiHidden="1" w:unhideWhenUsed="1"/>
     <w:lsdException w:name="Body Text Indent" w:semiHidden="1" w:unhideWhenUsed="1"/>
     <w:lsdException w:name="List Continue" w:semiHidden="1" w:unhideWhenUsed="1"/>
@@ -5583,8 +4578,8 @@
     <w:lsdException w:name="Subtle Reference" w:uiPriority="31" w:qFormat="1"/>
     <w:lsdException w:name="Intense Reference" w:uiPriority="32" w:qFormat="1"/>
     <w:lsdException w:name="Book Title" w:uiPriority="33" w:qFormat="1"/>
-    <w:lsdException w:name="Bibliography" w:uiPriority="37" w:semiHidden="1" w:unhideWhenUsed="1"/>
-    <w:lsdException w:name="TOC Heading" w:uiPriority="39" w:semiHidden="1" w:unhideWhenUsed="1" w:qFormat="1"/>
+    <w:lsdException w:name="Bibliography" w:semiHidden="1" w:uiPriority="37" w:unhideWhenUsed="1"/>
+    <w:lsdException w:name="TOC Heading" w:semiHidden="1" w:uiPriority="39" w:unhideWhenUsed="1" w:qFormat="1"/>
     <w:lsdException w:name="Plain Table 1" w:uiPriority="41"/>
     <w:lsdException w:name="Plain Table 2" w:uiPriority="42"/>
     <w:lsdException w:name="Plain Table 3" w:uiPriority="43"/>
@@ -5695,49 +4690,36 @@
     <w:lsdException w:name="Unresolved Mention" w:semiHidden="1" w:unhideWhenUsed="1"/>
     <w:lsdException w:name="Smart Link" w:semiHidden="1" w:unhideWhenUsed="1"/>
   </w:latentStyles>
-  <w:style w:type="paragraph" w:styleId="Normal" w:default="1">
+  <w:style w:type="paragraph" w:default="1" w:styleId="Normal">
     <w:name w:val="Normal"/>
     <w:qFormat/>
     <w:rsid w:val="00771543"/>
     <w:pPr>
-      <w:widowControl/>
-      <w:suppressAutoHyphens w:val="true"/>
-      <w:bidi w:val="0"/>
-      <w:spacing w:lineRule="auto" w:line="278" w:before="0" w:after="160"/>
-      <w:jc w:val="left"/>
+      <w:spacing w:after="160" w:line="278" w:lineRule="auto"/>
     </w:pPr>
-    <w:rPr>
-      <w:rFonts w:ascii="Aptos" w:hAnsi="Aptos" w:eastAsia="Aptos" w:cs="" w:asciiTheme="minorHAnsi" w:cstheme="minorBidi" w:eastAsiaTheme="minorHAnsi" w:hAnsiTheme="minorHAnsi"/>
-      <w:color w:val="auto"/>
-      <w:kern w:val="2"/>
-      <w:sz w:val="24"/>
-      <w:szCs w:val="24"/>
-      <w:lang w:val="es-US" w:eastAsia="en-US" w:bidi="ar-SA"/>
-      <w14:ligatures w14:val="standardContextual"/>
-    </w:rPr>
   </w:style>
-  <w:style w:type="paragraph" w:styleId="Heading1">
+  <w:style w:type="paragraph" w:styleId="Ttulo1">
     <w:name w:val="heading 1"/>
     <w:basedOn w:val="Normal"/>
     <w:next w:val="Normal"/>
     <w:link w:val="Ttulo1Car"/>
     <w:uiPriority w:val="9"/>
     <w:qFormat/>
-    <w:rsid w:val="00c54286"/>
+    <w:rsid w:val="00C54286"/>
     <w:pPr>
-      <w:keepNext w:val="true"/>
+      <w:keepNext/>
       <w:keepLines/>
       <w:spacing w:before="360" w:after="80"/>
       <w:outlineLvl w:val="0"/>
     </w:pPr>
     <w:rPr>
-      <w:rFonts w:ascii="Aptos Display" w:hAnsi="Aptos Display" w:eastAsia="" w:cs="" w:asciiTheme="majorHAnsi" w:cstheme="majorBidi" w:eastAsiaTheme="majorEastAsia" w:hAnsiTheme="majorHAnsi"/>
-      <w:color w:themeColor="accent1" w:themeShade="bf" w:val="0F4761"/>
+      <w:rFonts w:asciiTheme="majorHAnsi" w:eastAsiaTheme="majorEastAsia" w:hAnsiTheme="majorHAnsi" w:cstheme="majorBidi"/>
+      <w:color w:val="0F4761" w:themeColor="accent1" w:themeShade="BF"/>
       <w:sz w:val="40"/>
       <w:szCs w:val="40"/>
     </w:rPr>
   </w:style>
-  <w:style w:type="paragraph" w:styleId="Heading2">
+  <w:style w:type="paragraph" w:styleId="Ttulo2">
     <w:name w:val="heading 2"/>
     <w:basedOn w:val="Normal"/>
     <w:next w:val="Normal"/>
@@ -5745,21 +4727,21 @@
     <w:uiPriority w:val="9"/>
     <w:unhideWhenUsed/>
     <w:qFormat/>
-    <w:rsid w:val="00c54286"/>
+    <w:rsid w:val="00C54286"/>
     <w:pPr>
-      <w:keepNext w:val="true"/>
+      <w:keepNext/>
       <w:keepLines/>
       <w:spacing w:before="160" w:after="80"/>
       <w:outlineLvl w:val="1"/>
     </w:pPr>
     <w:rPr>
-      <w:rFonts w:ascii="Aptos Display" w:hAnsi="Aptos Display" w:eastAsia="" w:cs="" w:asciiTheme="majorHAnsi" w:cstheme="majorBidi" w:eastAsiaTheme="majorEastAsia" w:hAnsiTheme="majorHAnsi"/>
-      <w:color w:themeColor="accent1" w:themeShade="bf" w:val="0F4761"/>
+      <w:rFonts w:asciiTheme="majorHAnsi" w:eastAsiaTheme="majorEastAsia" w:hAnsiTheme="majorHAnsi" w:cstheme="majorBidi"/>
+      <w:color w:val="0F4761" w:themeColor="accent1" w:themeShade="BF"/>
       <w:sz w:val="32"/>
       <w:szCs w:val="32"/>
     </w:rPr>
   </w:style>
-  <w:style w:type="paragraph" w:styleId="Heading3">
+  <w:style w:type="paragraph" w:styleId="Ttulo3">
     <w:name w:val="heading 3"/>
     <w:basedOn w:val="Normal"/>
     <w:next w:val="Normal"/>
@@ -5767,21 +4749,21 @@
     <w:uiPriority w:val="9"/>
     <w:unhideWhenUsed/>
     <w:qFormat/>
-    <w:rsid w:val="00c54286"/>
+    <w:rsid w:val="00C54286"/>
     <w:pPr>
-      <w:keepNext w:val="true"/>
+      <w:keepNext/>
       <w:keepLines/>
       <w:spacing w:before="160" w:after="80"/>
       <w:outlineLvl w:val="2"/>
     </w:pPr>
     <w:rPr>
-      <w:rFonts w:eastAsia="" w:cs="" w:cstheme="majorBidi" w:eastAsiaTheme="majorEastAsia"/>
-      <w:color w:themeColor="accent1" w:themeShade="bf" w:val="0F4761"/>
+      <w:rFonts w:eastAsiaTheme="majorEastAsia" w:cstheme="majorBidi"/>
+      <w:color w:val="0F4761" w:themeColor="accent1" w:themeShade="BF"/>
       <w:sz w:val="28"/>
       <w:szCs w:val="28"/>
     </w:rPr>
   </w:style>
-  <w:style w:type="paragraph" w:styleId="Heading4">
+  <w:style w:type="paragraph" w:styleId="Ttulo4">
     <w:name w:val="heading 4"/>
     <w:basedOn w:val="Normal"/>
     <w:next w:val="Normal"/>
@@ -5789,21 +4771,21 @@
     <w:uiPriority w:val="9"/>
     <w:unhideWhenUsed/>
     <w:qFormat/>
-    <w:rsid w:val="00c54286"/>
+    <w:rsid w:val="00C54286"/>
     <w:pPr>
-      <w:keepNext w:val="true"/>
+      <w:keepNext/>
       <w:keepLines/>
       <w:spacing w:before="80" w:after="40"/>
       <w:outlineLvl w:val="3"/>
     </w:pPr>
     <w:rPr>
-      <w:rFonts w:eastAsia="" w:cs="" w:cstheme="majorBidi" w:eastAsiaTheme="majorEastAsia"/>
+      <w:rFonts w:eastAsiaTheme="majorEastAsia" w:cstheme="majorBidi"/>
       <w:i/>
       <w:iCs/>
-      <w:color w:themeColor="accent1" w:themeShade="bf" w:val="0F4761"/>
+      <w:color w:val="0F4761" w:themeColor="accent1" w:themeShade="BF"/>
     </w:rPr>
   </w:style>
-  <w:style w:type="paragraph" w:styleId="Heading5">
+  <w:style w:type="paragraph" w:styleId="Ttulo5">
     <w:name w:val="heading 5"/>
     <w:basedOn w:val="Normal"/>
     <w:next w:val="Normal"/>
@@ -5812,19 +4794,19 @@
     <w:semiHidden/>
     <w:unhideWhenUsed/>
     <w:qFormat/>
-    <w:rsid w:val="00c54286"/>
+    <w:rsid w:val="00C54286"/>
     <w:pPr>
-      <w:keepNext w:val="true"/>
+      <w:keepNext/>
       <w:keepLines/>
       <w:spacing w:before="80" w:after="40"/>
       <w:outlineLvl w:val="4"/>
     </w:pPr>
     <w:rPr>
-      <w:rFonts w:eastAsia="" w:cs="" w:cstheme="majorBidi" w:eastAsiaTheme="majorEastAsia"/>
-      <w:color w:themeColor="accent1" w:themeShade="bf" w:val="0F4761"/>
+      <w:rFonts w:eastAsiaTheme="majorEastAsia" w:cstheme="majorBidi"/>
+      <w:color w:val="0F4761" w:themeColor="accent1" w:themeShade="BF"/>
     </w:rPr>
   </w:style>
-  <w:style w:type="paragraph" w:styleId="Heading6">
+  <w:style w:type="paragraph" w:styleId="Ttulo6">
     <w:name w:val="heading 6"/>
     <w:basedOn w:val="Normal"/>
     <w:next w:val="Normal"/>
@@ -5833,21 +4815,21 @@
     <w:semiHidden/>
     <w:unhideWhenUsed/>
     <w:qFormat/>
-    <w:rsid w:val="00c54286"/>
+    <w:rsid w:val="00C54286"/>
     <w:pPr>
-      <w:keepNext w:val="true"/>
+      <w:keepNext/>
       <w:keepLines/>
       <w:spacing w:before="40" w:after="0"/>
       <w:outlineLvl w:val="5"/>
     </w:pPr>
     <w:rPr>
-      <w:rFonts w:eastAsia="" w:cs="" w:cstheme="majorBidi" w:eastAsiaTheme="majorEastAsia"/>
+      <w:rFonts w:eastAsiaTheme="majorEastAsia" w:cstheme="majorBidi"/>
       <w:i/>
       <w:iCs/>
-      <w:color w:themeColor="text1" w:themeTint="a6" w:val="595959"/>
+      <w:color w:val="595959" w:themeColor="text1" w:themeTint="A6"/>
     </w:rPr>
   </w:style>
-  <w:style w:type="paragraph" w:styleId="Heading7">
+  <w:style w:type="paragraph" w:styleId="Ttulo7">
     <w:name w:val="heading 7"/>
     <w:basedOn w:val="Normal"/>
     <w:next w:val="Normal"/>
@@ -5856,19 +4838,19 @@
     <w:semiHidden/>
     <w:unhideWhenUsed/>
     <w:qFormat/>
-    <w:rsid w:val="00c54286"/>
+    <w:rsid w:val="00C54286"/>
     <w:pPr>
-      <w:keepNext w:val="true"/>
+      <w:keepNext/>
       <w:keepLines/>
       <w:spacing w:before="40" w:after="0"/>
       <w:outlineLvl w:val="6"/>
     </w:pPr>
     <w:rPr>
-      <w:rFonts w:eastAsia="" w:cs="" w:cstheme="majorBidi" w:eastAsiaTheme="majorEastAsia"/>
-      <w:color w:themeColor="text1" w:themeTint="a6" w:val="595959"/>
+      <w:rFonts w:eastAsiaTheme="majorEastAsia" w:cstheme="majorBidi"/>
+      <w:color w:val="595959" w:themeColor="text1" w:themeTint="A6"/>
     </w:rPr>
   </w:style>
-  <w:style w:type="paragraph" w:styleId="Heading8">
+  <w:style w:type="paragraph" w:styleId="Ttulo8">
     <w:name w:val="heading 8"/>
     <w:basedOn w:val="Normal"/>
     <w:next w:val="Normal"/>
@@ -5877,21 +4859,21 @@
     <w:semiHidden/>
     <w:unhideWhenUsed/>
     <w:qFormat/>
-    <w:rsid w:val="00c54286"/>
+    <w:rsid w:val="00C54286"/>
     <w:pPr>
-      <w:keepNext w:val="true"/>
+      <w:keepNext/>
       <w:keepLines/>
-      <w:spacing w:before="0" w:after="0"/>
+      <w:spacing w:after="0"/>
       <w:outlineLvl w:val="7"/>
     </w:pPr>
     <w:rPr>
-      <w:rFonts w:eastAsia="" w:cs="" w:cstheme="majorBidi" w:eastAsiaTheme="majorEastAsia"/>
+      <w:rFonts w:eastAsiaTheme="majorEastAsia" w:cstheme="majorBidi"/>
       <w:i/>
       <w:iCs/>
-      <w:color w:themeColor="text1" w:themeTint="d8" w:val="272727"/>
+      <w:color w:val="272727" w:themeColor="text1" w:themeTint="D8"/>
     </w:rPr>
   </w:style>
-  <w:style w:type="paragraph" w:styleId="Heading9">
+  <w:style w:type="paragraph" w:styleId="Ttulo9">
     <w:name w:val="heading 9"/>
     <w:basedOn w:val="Normal"/>
     <w:next w:val="Normal"/>
@@ -5900,307 +4882,322 @@
     <w:semiHidden/>
     <w:unhideWhenUsed/>
     <w:qFormat/>
-    <w:rsid w:val="00c54286"/>
+    <w:rsid w:val="00C54286"/>
     <w:pPr>
-      <w:keepNext w:val="true"/>
+      <w:keepNext/>
       <w:keepLines/>
-      <w:spacing w:before="0" w:after="0"/>
+      <w:spacing w:after="0"/>
       <w:outlineLvl w:val="8"/>
     </w:pPr>
     <w:rPr>
-      <w:rFonts w:eastAsia="" w:cs="" w:cstheme="majorBidi" w:eastAsiaTheme="majorEastAsia"/>
-      <w:color w:themeColor="text1" w:themeTint="d8" w:val="272727"/>
+      <w:rFonts w:eastAsiaTheme="majorEastAsia" w:cstheme="majorBidi"/>
+      <w:color w:val="272727" w:themeColor="text1" w:themeTint="D8"/>
     </w:rPr>
   </w:style>
-  <w:style w:type="character" w:styleId="DefaultParagraphFont" w:default="1">
+  <w:style w:type="character" w:default="1" w:styleId="Fuentedeprrafopredeter">
     <w:name w:val="Default Paragraph Font"/>
     <w:uiPriority w:val="1"/>
     <w:semiHidden/>
     <w:unhideWhenUsed/>
-    <w:qFormat/>
-    <w:rPr/>
   </w:style>
-  <w:style w:type="character" w:styleId="Ttulo1Car" w:customStyle="1">
+  <w:style w:type="table" w:default="1" w:styleId="Tablanormal">
+    <w:name w:val="Normal Table"/>
+    <w:uiPriority w:val="99"/>
+    <w:semiHidden/>
+    <w:unhideWhenUsed/>
+    <w:tblPr>
+      <w:tblInd w:w="0" w:type="dxa"/>
+      <w:tblCellMar>
+        <w:top w:w="0" w:type="dxa"/>
+        <w:left w:w="108" w:type="dxa"/>
+        <w:bottom w:w="0" w:type="dxa"/>
+        <w:right w:w="108" w:type="dxa"/>
+      </w:tblCellMar>
+    </w:tblPr>
+  </w:style>
+  <w:style w:type="numbering" w:default="1" w:styleId="Sinlista">
+    <w:name w:val="No List"/>
+    <w:uiPriority w:val="99"/>
+    <w:semiHidden/>
+    <w:unhideWhenUsed/>
+  </w:style>
+  <w:style w:type="character" w:customStyle="1" w:styleId="Ttulo1Car">
     <w:name w:val="Título 1 Car"/>
-    <w:basedOn w:val="DefaultParagraphFont"/>
-    <w:link w:val="Heading1"/>
+    <w:basedOn w:val="Fuentedeprrafopredeter"/>
+    <w:link w:val="Ttulo1"/>
     <w:uiPriority w:val="9"/>
     <w:qFormat/>
-    <w:rsid w:val="00c54286"/>
+    <w:rsid w:val="00C54286"/>
     <w:rPr>
-      <w:rFonts w:ascii="Aptos Display" w:hAnsi="Aptos Display" w:eastAsia="" w:cs="" w:asciiTheme="majorHAnsi" w:cstheme="majorBidi" w:eastAsiaTheme="majorEastAsia" w:hAnsiTheme="majorHAnsi"/>
-      <w:color w:themeColor="accent1" w:themeShade="bf" w:val="0F4761"/>
+      <w:rFonts w:asciiTheme="majorHAnsi" w:eastAsiaTheme="majorEastAsia" w:hAnsiTheme="majorHAnsi" w:cstheme="majorBidi"/>
+      <w:color w:val="0F4761" w:themeColor="accent1" w:themeShade="BF"/>
       <w:sz w:val="40"/>
       <w:szCs w:val="40"/>
     </w:rPr>
   </w:style>
-  <w:style w:type="character" w:styleId="Ttulo2Car" w:customStyle="1">
+  <w:style w:type="character" w:customStyle="1" w:styleId="Ttulo2Car">
     <w:name w:val="Título 2 Car"/>
-    <w:basedOn w:val="DefaultParagraphFont"/>
-    <w:link w:val="Heading2"/>
+    <w:basedOn w:val="Fuentedeprrafopredeter"/>
+    <w:link w:val="Ttulo2"/>
     <w:uiPriority w:val="9"/>
     <w:qFormat/>
-    <w:rsid w:val="00c54286"/>
+    <w:rsid w:val="00C54286"/>
     <w:rPr>
-      <w:rFonts w:ascii="Aptos Display" w:hAnsi="Aptos Display" w:eastAsia="" w:cs="" w:asciiTheme="majorHAnsi" w:cstheme="majorBidi" w:eastAsiaTheme="majorEastAsia" w:hAnsiTheme="majorHAnsi"/>
-      <w:color w:themeColor="accent1" w:themeShade="bf" w:val="0F4761"/>
+      <w:rFonts w:asciiTheme="majorHAnsi" w:eastAsiaTheme="majorEastAsia" w:hAnsiTheme="majorHAnsi" w:cstheme="majorBidi"/>
+      <w:color w:val="0F4761" w:themeColor="accent1" w:themeShade="BF"/>
       <w:sz w:val="32"/>
       <w:szCs w:val="32"/>
     </w:rPr>
   </w:style>
-  <w:style w:type="character" w:styleId="Ttulo3Car" w:customStyle="1">
+  <w:style w:type="character" w:customStyle="1" w:styleId="Ttulo3Car">
     <w:name w:val="Título 3 Car"/>
-    <w:basedOn w:val="DefaultParagraphFont"/>
-    <w:link w:val="Heading3"/>
+    <w:basedOn w:val="Fuentedeprrafopredeter"/>
+    <w:link w:val="Ttulo3"/>
     <w:uiPriority w:val="9"/>
     <w:qFormat/>
-    <w:rsid w:val="00c54286"/>
+    <w:rsid w:val="00C54286"/>
     <w:rPr>
-      <w:rFonts w:eastAsia="" w:cs="" w:cstheme="majorBidi" w:eastAsiaTheme="majorEastAsia"/>
-      <w:color w:themeColor="accent1" w:themeShade="bf" w:val="0F4761"/>
+      <w:rFonts w:eastAsiaTheme="majorEastAsia" w:cstheme="majorBidi"/>
+      <w:color w:val="0F4761" w:themeColor="accent1" w:themeShade="BF"/>
       <w:sz w:val="28"/>
       <w:szCs w:val="28"/>
     </w:rPr>
   </w:style>
-  <w:style w:type="character" w:styleId="Ttulo4Car" w:customStyle="1">
+  <w:style w:type="character" w:customStyle="1" w:styleId="Ttulo4Car">
     <w:name w:val="Título 4 Car"/>
-    <w:basedOn w:val="DefaultParagraphFont"/>
-    <w:link w:val="Heading4"/>
+    <w:basedOn w:val="Fuentedeprrafopredeter"/>
+    <w:link w:val="Ttulo4"/>
     <w:uiPriority w:val="9"/>
     <w:qFormat/>
-    <w:rsid w:val="00c54286"/>
+    <w:rsid w:val="00C54286"/>
     <w:rPr>
-      <w:rFonts w:eastAsia="" w:cs="" w:cstheme="majorBidi" w:eastAsiaTheme="majorEastAsia"/>
+      <w:rFonts w:eastAsiaTheme="majorEastAsia" w:cstheme="majorBidi"/>
       <w:i/>
       <w:iCs/>
-      <w:color w:themeColor="accent1" w:themeShade="bf" w:val="0F4761"/>
+      <w:color w:val="0F4761" w:themeColor="accent1" w:themeShade="BF"/>
     </w:rPr>
   </w:style>
-  <w:style w:type="character" w:styleId="Ttulo5Car" w:customStyle="1">
+  <w:style w:type="character" w:customStyle="1" w:styleId="Ttulo5Car">
     <w:name w:val="Título 5 Car"/>
-    <w:basedOn w:val="DefaultParagraphFont"/>
-    <w:link w:val="Heading5"/>
+    <w:basedOn w:val="Fuentedeprrafopredeter"/>
+    <w:link w:val="Ttulo5"/>
     <w:uiPriority w:val="9"/>
     <w:semiHidden/>
     <w:qFormat/>
-    <w:rsid w:val="00c54286"/>
+    <w:rsid w:val="00C54286"/>
     <w:rPr>
-      <w:rFonts w:eastAsia="" w:cs="" w:cstheme="majorBidi" w:eastAsiaTheme="majorEastAsia"/>
-      <w:color w:themeColor="accent1" w:themeShade="bf" w:val="0F4761"/>
+      <w:rFonts w:eastAsiaTheme="majorEastAsia" w:cstheme="majorBidi"/>
+      <w:color w:val="0F4761" w:themeColor="accent1" w:themeShade="BF"/>
     </w:rPr>
   </w:style>
-  <w:style w:type="character" w:styleId="Ttulo6Car" w:customStyle="1">
+  <w:style w:type="character" w:customStyle="1" w:styleId="Ttulo6Car">
     <w:name w:val="Título 6 Car"/>
-    <w:basedOn w:val="DefaultParagraphFont"/>
-    <w:link w:val="Heading6"/>
+    <w:basedOn w:val="Fuentedeprrafopredeter"/>
+    <w:link w:val="Ttulo6"/>
     <w:uiPriority w:val="9"/>
     <w:semiHidden/>
     <w:qFormat/>
-    <w:rsid w:val="00c54286"/>
+    <w:rsid w:val="00C54286"/>
     <w:rPr>
-      <w:rFonts w:eastAsia="" w:cs="" w:cstheme="majorBidi" w:eastAsiaTheme="majorEastAsia"/>
+      <w:rFonts w:eastAsiaTheme="majorEastAsia" w:cstheme="majorBidi"/>
       <w:i/>
       <w:iCs/>
-      <w:color w:themeColor="text1" w:themeTint="a6" w:val="595959"/>
+      <w:color w:val="595959" w:themeColor="text1" w:themeTint="A6"/>
     </w:rPr>
   </w:style>
-  <w:style w:type="character" w:styleId="Ttulo7Car" w:customStyle="1">
+  <w:style w:type="character" w:customStyle="1" w:styleId="Ttulo7Car">
     <w:name w:val="Título 7 Car"/>
-    <w:basedOn w:val="DefaultParagraphFont"/>
-    <w:link w:val="Heading7"/>
+    <w:basedOn w:val="Fuentedeprrafopredeter"/>
+    <w:link w:val="Ttulo7"/>
     <w:uiPriority w:val="9"/>
     <w:semiHidden/>
     <w:qFormat/>
-    <w:rsid w:val="00c54286"/>
+    <w:rsid w:val="00C54286"/>
     <w:rPr>
-      <w:rFonts w:eastAsia="" w:cs="" w:cstheme="majorBidi" w:eastAsiaTheme="majorEastAsia"/>
-      <w:color w:themeColor="text1" w:themeTint="a6" w:val="595959"/>
+      <w:rFonts w:eastAsiaTheme="majorEastAsia" w:cstheme="majorBidi"/>
+      <w:color w:val="595959" w:themeColor="text1" w:themeTint="A6"/>
     </w:rPr>
   </w:style>
-  <w:style w:type="character" w:styleId="Ttulo8Car" w:customStyle="1">
+  <w:style w:type="character" w:customStyle="1" w:styleId="Ttulo8Car">
     <w:name w:val="Título 8 Car"/>
-    <w:basedOn w:val="DefaultParagraphFont"/>
-    <w:link w:val="Heading8"/>
+    <w:basedOn w:val="Fuentedeprrafopredeter"/>
+    <w:link w:val="Ttulo8"/>
     <w:uiPriority w:val="9"/>
     <w:semiHidden/>
     <w:qFormat/>
-    <w:rsid w:val="00c54286"/>
+    <w:rsid w:val="00C54286"/>
     <w:rPr>
-      <w:rFonts w:eastAsia="" w:cs="" w:cstheme="majorBidi" w:eastAsiaTheme="majorEastAsia"/>
+      <w:rFonts w:eastAsiaTheme="majorEastAsia" w:cstheme="majorBidi"/>
       <w:i/>
       <w:iCs/>
-      <w:color w:themeColor="text1" w:themeTint="d8" w:val="272727"/>
+      <w:color w:val="272727" w:themeColor="text1" w:themeTint="D8"/>
     </w:rPr>
   </w:style>
-  <w:style w:type="character" w:styleId="Ttulo9Car" w:customStyle="1">
+  <w:style w:type="character" w:customStyle="1" w:styleId="Ttulo9Car">
     <w:name w:val="Título 9 Car"/>
-    <w:basedOn w:val="DefaultParagraphFont"/>
-    <w:link w:val="Heading9"/>
+    <w:basedOn w:val="Fuentedeprrafopredeter"/>
+    <w:link w:val="Ttulo9"/>
     <w:uiPriority w:val="9"/>
     <w:semiHidden/>
     <w:qFormat/>
-    <w:rsid w:val="00c54286"/>
+    <w:rsid w:val="00C54286"/>
     <w:rPr>
-      <w:rFonts w:eastAsia="" w:cs="" w:cstheme="majorBidi" w:eastAsiaTheme="majorEastAsia"/>
-      <w:color w:themeColor="text1" w:themeTint="d8" w:val="272727"/>
+      <w:rFonts w:eastAsiaTheme="majorEastAsia" w:cstheme="majorBidi"/>
+      <w:color w:val="272727" w:themeColor="text1" w:themeTint="D8"/>
     </w:rPr>
   </w:style>
-  <w:style w:type="character" w:styleId="TtuloCar" w:customStyle="1">
+  <w:style w:type="character" w:customStyle="1" w:styleId="TtuloCar">
     <w:name w:val="Título Car"/>
-    <w:basedOn w:val="DefaultParagraphFont"/>
-    <w:link w:val="Title"/>
+    <w:basedOn w:val="Fuentedeprrafopredeter"/>
+    <w:link w:val="Ttulo"/>
     <w:uiPriority w:val="10"/>
     <w:qFormat/>
-    <w:rsid w:val="00c54286"/>
+    <w:rsid w:val="00C54286"/>
     <w:rPr>
-      <w:rFonts w:ascii="Aptos Display" w:hAnsi="Aptos Display" w:eastAsia="" w:cs="" w:asciiTheme="majorHAnsi" w:cstheme="majorBidi" w:eastAsiaTheme="majorEastAsia" w:hAnsiTheme="majorHAnsi"/>
+      <w:rFonts w:asciiTheme="majorHAnsi" w:eastAsiaTheme="majorEastAsia" w:hAnsiTheme="majorHAnsi" w:cstheme="majorBidi"/>
       <w:spacing w:val="-10"/>
       <w:kern w:val="2"/>
       <w:sz w:val="56"/>
       <w:szCs w:val="56"/>
     </w:rPr>
   </w:style>
-  <w:style w:type="character" w:styleId="SubttuloCar" w:customStyle="1">
+  <w:style w:type="character" w:customStyle="1" w:styleId="SubttuloCar">
     <w:name w:val="Subtítulo Car"/>
-    <w:basedOn w:val="DefaultParagraphFont"/>
-    <w:link w:val="Subtitle"/>
+    <w:basedOn w:val="Fuentedeprrafopredeter"/>
+    <w:link w:val="Subttulo"/>
     <w:uiPriority w:val="11"/>
     <w:qFormat/>
-    <w:rsid w:val="00c54286"/>
+    <w:rsid w:val="00C54286"/>
     <w:rPr>
-      <w:rFonts w:eastAsia="" w:cs="" w:cstheme="majorBidi" w:eastAsiaTheme="majorEastAsia"/>
-      <w:color w:themeColor="text1" w:themeTint="a6" w:val="595959"/>
+      <w:rFonts w:eastAsiaTheme="majorEastAsia" w:cstheme="majorBidi"/>
+      <w:color w:val="595959" w:themeColor="text1" w:themeTint="A6"/>
       <w:spacing w:val="15"/>
       <w:sz w:val="28"/>
       <w:szCs w:val="28"/>
     </w:rPr>
   </w:style>
-  <w:style w:type="character" w:styleId="CitaCar" w:customStyle="1">
+  <w:style w:type="character" w:customStyle="1" w:styleId="CitaCar">
     <w:name w:val="Cita Car"/>
-    <w:basedOn w:val="DefaultParagraphFont"/>
-    <w:link w:val="Quote"/>
+    <w:basedOn w:val="Fuentedeprrafopredeter"/>
+    <w:link w:val="Cita"/>
     <w:uiPriority w:val="29"/>
     <w:qFormat/>
-    <w:rsid w:val="00c54286"/>
+    <w:rsid w:val="00C54286"/>
     <w:rPr>
       <w:i/>
       <w:iCs/>
-      <w:color w:themeColor="text1" w:themeTint="bf" w:val="404040"/>
+      <w:color w:val="404040" w:themeColor="text1" w:themeTint="BF"/>
     </w:rPr>
   </w:style>
-  <w:style w:type="character" w:styleId="IntenseEmphasis">
+  <w:style w:type="character" w:styleId="nfasisintenso">
     <w:name w:val="Intense Emphasis"/>
-    <w:basedOn w:val="DefaultParagraphFont"/>
+    <w:basedOn w:val="Fuentedeprrafopredeter"/>
     <w:uiPriority w:val="21"/>
     <w:qFormat/>
-    <w:rsid w:val="00c54286"/>
+    <w:rsid w:val="00C54286"/>
     <w:rPr>
       <w:i/>
       <w:iCs/>
-      <w:color w:themeColor="accent1" w:themeShade="bf" w:val="0F4761"/>
+      <w:color w:val="0F4761" w:themeColor="accent1" w:themeShade="BF"/>
     </w:rPr>
   </w:style>
-  <w:style w:type="character" w:styleId="CitadestacadaCar" w:customStyle="1">
+  <w:style w:type="character" w:customStyle="1" w:styleId="CitadestacadaCar">
     <w:name w:val="Cita destacada Car"/>
-    <w:basedOn w:val="DefaultParagraphFont"/>
-    <w:link w:val="IntenseQuote"/>
+    <w:basedOn w:val="Fuentedeprrafopredeter"/>
+    <w:link w:val="Citadestacada"/>
     <w:uiPriority w:val="30"/>
     <w:qFormat/>
-    <w:rsid w:val="00c54286"/>
+    <w:rsid w:val="00C54286"/>
     <w:rPr>
       <w:i/>
       <w:iCs/>
-      <w:color w:themeColor="accent1" w:themeShade="bf" w:val="0F4761"/>
+      <w:color w:val="0F4761" w:themeColor="accent1" w:themeShade="BF"/>
     </w:rPr>
   </w:style>
-  <w:style w:type="character" w:styleId="IntenseReference">
+  <w:style w:type="character" w:styleId="Referenciaintensa">
     <w:name w:val="Intense Reference"/>
-    <w:basedOn w:val="DefaultParagraphFont"/>
+    <w:basedOn w:val="Fuentedeprrafopredeter"/>
     <w:uiPriority w:val="32"/>
     <w:qFormat/>
-    <w:rsid w:val="00c54286"/>
+    <w:rsid w:val="00C54286"/>
     <w:rPr>
       <w:b/>
       <w:bCs/>
       <w:smallCaps/>
-      <w:color w:themeColor="accent1" w:themeShade="bf" w:val="0F4761"/>
+      <w:color w:val="0F4761" w:themeColor="accent1" w:themeShade="BF"/>
       <w:spacing w:val="5"/>
     </w:rPr>
   </w:style>
-  <w:style w:type="character" w:styleId="EncabezadoCar" w:customStyle="1">
+  <w:style w:type="character" w:customStyle="1" w:styleId="EncabezadoCar">
     <w:name w:val="Encabezado Car"/>
-    <w:basedOn w:val="DefaultParagraphFont"/>
-    <w:link w:val="Header"/>
+    <w:basedOn w:val="Fuentedeprrafopredeter"/>
+    <w:link w:val="Encabezado"/>
     <w:uiPriority w:val="99"/>
     <w:qFormat/>
-    <w:rsid w:val="00c54286"/>
-    <w:rPr/>
+    <w:rsid w:val="00C54286"/>
   </w:style>
-  <w:style w:type="character" w:styleId="PiedepginaCar" w:customStyle="1">
+  <w:style w:type="character" w:customStyle="1" w:styleId="PiedepginaCar">
     <w:name w:val="Pie de página Car"/>
-    <w:basedOn w:val="DefaultParagraphFont"/>
-    <w:link w:val="Footer"/>
+    <w:basedOn w:val="Fuentedeprrafopredeter"/>
+    <w:link w:val="Piedepgina"/>
     <w:uiPriority w:val="99"/>
     <w:qFormat/>
-    <w:rsid w:val="00c54286"/>
-    <w:rPr/>
+    <w:rsid w:val="00C54286"/>
   </w:style>
-  <w:style w:type="character" w:styleId="Hyperlink">
+  <w:style w:type="character" w:styleId="Hipervnculo">
     <w:name w:val="Hyperlink"/>
-    <w:basedOn w:val="DefaultParagraphFont"/>
+    <w:basedOn w:val="Fuentedeprrafopredeter"/>
     <w:uiPriority w:val="99"/>
     <w:unhideWhenUsed/>
-    <w:rsid w:val="00c644fa"/>
+    <w:rsid w:val="00C644FA"/>
     <w:rPr>
-      <w:color w:themeColor="hyperlink" w:val="467886"/>
+      <w:color w:val="467886" w:themeColor="hyperlink"/>
       <w:u w:val="single"/>
     </w:rPr>
   </w:style>
-  <w:style w:type="character" w:styleId="UnresolvedMention">
+  <w:style w:type="character" w:styleId="Mencinsinresolver">
     <w:name w:val="Unresolved Mention"/>
-    <w:basedOn w:val="DefaultParagraphFont"/>
+    <w:basedOn w:val="Fuentedeprrafopredeter"/>
     <w:uiPriority w:val="99"/>
     <w:semiHidden/>
     <w:unhideWhenUsed/>
     <w:qFormat/>
-    <w:rsid w:val="00c644fa"/>
+    <w:rsid w:val="00C644FA"/>
     <w:rPr>
       <w:color w:val="605E5C"/>
-      <w:shd w:fill="E1DFDD" w:val="clear"/>
+      <w:shd w:val="clear" w:color="auto" w:fill="E1DFDD"/>
     </w:rPr>
   </w:style>
-  <w:style w:type="paragraph" w:styleId="Heading">
+  <w:style w:type="paragraph" w:customStyle="1" w:styleId="Heading">
     <w:name w:val="Heading"/>
     <w:basedOn w:val="Normal"/>
-    <w:next w:val="BodyText"/>
+    <w:next w:val="Textoindependiente"/>
     <w:qFormat/>
     <w:pPr>
-      <w:keepNext w:val="true"/>
+      <w:keepNext/>
       <w:spacing w:before="240" w:after="120"/>
     </w:pPr>
     <w:rPr>
-      <w:rFonts w:ascii="Liberation Sans" w:hAnsi="Liberation Sans" w:eastAsia="PingFang SC" w:cs="Arial Unicode MS"/>
+      <w:rFonts w:ascii="Liberation Sans" w:eastAsia="PingFang SC" w:hAnsi="Liberation Sans" w:cs="Arial Unicode MS"/>
       <w:sz w:val="28"/>
       <w:szCs w:val="28"/>
     </w:rPr>
   </w:style>
-  <w:style w:type="paragraph" w:styleId="BodyText">
+  <w:style w:type="paragraph" w:styleId="Textoindependiente">
     <w:name w:val="Body Text"/>
     <w:basedOn w:val="Normal"/>
     <w:pPr>
-      <w:spacing w:lineRule="auto" w:line="276" w:before="0" w:after="140"/>
+      <w:spacing w:after="140" w:line="276" w:lineRule="auto"/>
     </w:pPr>
-    <w:rPr/>
   </w:style>
-  <w:style w:type="paragraph" w:styleId="List">
+  <w:style w:type="paragraph" w:styleId="Lista">
     <w:name w:val="List"/>
-    <w:basedOn w:val="BodyText"/>
-    <w:pPr/>
+    <w:basedOn w:val="Textoindependiente"/>
     <w:rPr>
       <w:rFonts w:cs="Arial Unicode MS"/>
     </w:rPr>
   </w:style>
-  <w:style w:type="paragraph" w:styleId="Caption">
+  <w:style w:type="paragraph" w:styleId="Descripcin">
     <w:name w:val="caption"/>
     <w:basedOn w:val="Normal"/>
     <w:qFormat/>
@@ -6212,11 +5209,9 @@
       <w:rFonts w:cs="Arial Unicode MS"/>
       <w:i/>
       <w:iCs/>
-      <w:sz w:val="24"/>
-      <w:szCs w:val="24"/>
     </w:rPr>
   </w:style>
-  <w:style w:type="paragraph" w:styleId="Index">
+  <w:style w:type="paragraph" w:customStyle="1" w:styleId="Index">
     <w:name w:val="Index"/>
     <w:basedOn w:val="Normal"/>
     <w:qFormat/>
@@ -6227,86 +5222,82 @@
       <w:rFonts w:cs="Arial Unicode MS"/>
     </w:rPr>
   </w:style>
-  <w:style w:type="paragraph" w:styleId="Title">
+  <w:style w:type="paragraph" w:styleId="Ttulo">
     <w:name w:val="Title"/>
     <w:basedOn w:val="Normal"/>
     <w:next w:val="Normal"/>
     <w:link w:val="TtuloCar"/>
     <w:uiPriority w:val="10"/>
     <w:qFormat/>
-    <w:rsid w:val="00c54286"/>
+    <w:rsid w:val="00C54286"/>
     <w:pPr>
-      <w:spacing w:lineRule="auto" w:line="240" w:before="0" w:after="80"/>
+      <w:spacing w:after="80" w:line="240" w:lineRule="auto"/>
       <w:contextualSpacing/>
     </w:pPr>
     <w:rPr>
-      <w:rFonts w:ascii="Aptos Display" w:hAnsi="Aptos Display" w:eastAsia="" w:cs="" w:asciiTheme="majorHAnsi" w:cstheme="majorBidi" w:eastAsiaTheme="majorEastAsia" w:hAnsiTheme="majorHAnsi"/>
+      <w:rFonts w:asciiTheme="majorHAnsi" w:eastAsiaTheme="majorEastAsia" w:hAnsiTheme="majorHAnsi" w:cstheme="majorBidi"/>
       <w:spacing w:val="-10"/>
-      <w:kern w:val="2"/>
       <w:sz w:val="56"/>
       <w:szCs w:val="56"/>
     </w:rPr>
   </w:style>
-  <w:style w:type="paragraph" w:styleId="Subtitle">
+  <w:style w:type="paragraph" w:styleId="Subttulo">
     <w:name w:val="Subtitle"/>
     <w:basedOn w:val="Normal"/>
     <w:next w:val="Normal"/>
     <w:link w:val="SubttuloCar"/>
     <w:uiPriority w:val="11"/>
     <w:qFormat/>
-    <w:rsid w:val="00c54286"/>
-    <w:pPr/>
+    <w:rsid w:val="00C54286"/>
     <w:rPr>
-      <w:rFonts w:eastAsia="" w:cs="" w:cstheme="majorBidi" w:eastAsiaTheme="majorEastAsia"/>
-      <w:color w:themeColor="text1" w:themeTint="a6" w:val="595959"/>
+      <w:rFonts w:eastAsiaTheme="majorEastAsia" w:cstheme="majorBidi"/>
+      <w:color w:val="595959" w:themeColor="text1" w:themeTint="A6"/>
       <w:spacing w:val="15"/>
       <w:sz w:val="28"/>
       <w:szCs w:val="28"/>
     </w:rPr>
   </w:style>
-  <w:style w:type="paragraph" w:styleId="Quote">
+  <w:style w:type="paragraph" w:styleId="Cita">
     <w:name w:val="Quote"/>
     <w:basedOn w:val="Normal"/>
     <w:next w:val="Normal"/>
     <w:link w:val="CitaCar"/>
     <w:uiPriority w:val="29"/>
     <w:qFormat/>
-    <w:rsid w:val="00c54286"/>
+    <w:rsid w:val="00C54286"/>
     <w:pPr>
-      <w:spacing w:before="160" w:after="160"/>
+      <w:spacing w:before="160"/>
       <w:jc w:val="center"/>
     </w:pPr>
     <w:rPr>
       <w:i/>
       <w:iCs/>
-      <w:color w:themeColor="text1" w:themeTint="bf" w:val="404040"/>
+      <w:color w:val="404040" w:themeColor="text1" w:themeTint="BF"/>
     </w:rPr>
   </w:style>
-  <w:style w:type="paragraph" w:styleId="ListParagraph">
+  <w:style w:type="paragraph" w:styleId="Prrafodelista">
     <w:name w:val="List Paragraph"/>
     <w:basedOn w:val="Normal"/>
     <w:uiPriority w:val="34"/>
     <w:qFormat/>
-    <w:rsid w:val="00c54286"/>
+    <w:rsid w:val="00C54286"/>
     <w:pPr>
-      <w:spacing w:before="0" w:after="160"/>
       <w:ind w:left="720"/>
       <w:contextualSpacing/>
     </w:pPr>
-    <w:rPr/>
   </w:style>
-  <w:style w:type="paragraph" w:styleId="IntenseQuote">
+  <w:style w:type="paragraph" w:styleId="Citadestacada">
     <w:name w:val="Intense Quote"/>
     <w:basedOn w:val="Normal"/>
     <w:next w:val="Normal"/>
     <w:link w:val="CitadestacadaCar"/>
     <w:uiPriority w:val="30"/>
     <w:qFormat/>
-    <w:rsid w:val="00c54286"/>
+    <w:rsid w:val="00C54286"/>
     <w:pPr>
       <w:pBdr>
-        <w:top w:val="single" w:sz="4" w:space="10" w:color="0F4761" w:themeColor="accent1" w:themeShade="bf"/>
-        <w:bottom w:val="single" w:sz="4" w:space="10" w:color="0F4761" w:themeColor="accent1" w:themeShade="bf"/>
+        <w:top w:val="single" w:sz="4" w:space="10" w:color="0F4761" w:themeColor="accent1" w:themeShade="BF"/>
+        <w:bottom w:val="single" w:sz="4" w:space="10" w:color="0F4761" w:themeColor="accent1" w:themeShade="BF"/>
       </w:pBdr>
       <w:spacing w:before="360" w:after="360"/>
       <w:ind w:left="864" w:right="864"/>
@@ -6315,131 +5306,80 @@
     <w:rPr>
       <w:i/>
       <w:iCs/>
-      <w:color w:themeColor="accent1" w:themeShade="bf" w:val="0F4761"/>
+      <w:color w:val="0F4761" w:themeColor="accent1" w:themeShade="BF"/>
     </w:rPr>
   </w:style>
-  <w:style w:type="paragraph" w:styleId="HeaderandFooter">
+  <w:style w:type="paragraph" w:customStyle="1" w:styleId="HeaderandFooter">
     <w:name w:val="Header and Footer"/>
     <w:basedOn w:val="Normal"/>
     <w:qFormat/>
-    <w:pPr/>
-    <w:rPr/>
   </w:style>
-  <w:style w:type="paragraph" w:styleId="Header">
+  <w:style w:type="paragraph" w:styleId="Encabezado">
     <w:name w:val="header"/>
     <w:basedOn w:val="Normal"/>
     <w:link w:val="EncabezadoCar"/>
     <w:uiPriority w:val="99"/>
     <w:unhideWhenUsed/>
-    <w:rsid w:val="00c54286"/>
+    <w:rsid w:val="00C54286"/>
     <w:pPr>
       <w:tabs>
-        <w:tab w:val="clear" w:pos="708"/>
-        <w:tab w:val="center" w:pos="4419" w:leader="none"/>
-        <w:tab w:val="right" w:pos="8838" w:leader="none"/>
+        <w:tab w:val="center" w:pos="4419"/>
+        <w:tab w:val="right" w:pos="8838"/>
       </w:tabs>
-      <w:spacing w:lineRule="auto" w:line="240" w:before="0" w:after="0"/>
+      <w:spacing w:after="0" w:line="240" w:lineRule="auto"/>
     </w:pPr>
-    <w:rPr/>
   </w:style>
-  <w:style w:type="paragraph" w:styleId="Footer">
+  <w:style w:type="paragraph" w:styleId="Piedepgina">
     <w:name w:val="footer"/>
     <w:basedOn w:val="Normal"/>
     <w:link w:val="PiedepginaCar"/>
     <w:uiPriority w:val="99"/>
     <w:unhideWhenUsed/>
-    <w:rsid w:val="00c54286"/>
+    <w:rsid w:val="00C54286"/>
     <w:pPr>
       <w:tabs>
-        <w:tab w:val="clear" w:pos="708"/>
-        <w:tab w:val="center" w:pos="4419" w:leader="none"/>
-        <w:tab w:val="right" w:pos="8838" w:leader="none"/>
+        <w:tab w:val="center" w:pos="4419"/>
+        <w:tab w:val="right" w:pos="8838"/>
       </w:tabs>
-      <w:spacing w:lineRule="auto" w:line="240" w:before="0" w:after="0"/>
+      <w:spacing w:after="0" w:line="240" w:lineRule="auto"/>
     </w:pPr>
-    <w:rPr/>
   </w:style>
-  <w:style w:type="paragraph" w:styleId="Default" w:customStyle="1">
+  <w:style w:type="paragraph" w:customStyle="1" w:styleId="Default">
     <w:name w:val="Default"/>
     <w:qFormat/>
-    <w:rsid w:val="000a5f20"/>
+    <w:rsid w:val="000A5F20"/>
     <w:pPr>
-      <w:widowControl/>
-      <w:suppressAutoHyphens w:val="true"/>
-      <w:bidi w:val="0"/>
-      <w:spacing w:lineRule="auto" w:line="336" w:before="0" w:after="200"/>
-      <w:jc w:val="left"/>
+      <w:spacing w:after="200" w:line="336" w:lineRule="auto"/>
     </w:pPr>
     <w:rPr>
-      <w:rFonts w:ascii="Open Sans Condensed Medium" w:hAnsi="Open Sans Condensed Medium" w:eastAsia="MS Mincho" w:cs=""/>
+      <w:rFonts w:ascii="Open Sans Condensed Medium" w:eastAsia="MS Mincho" w:hAnsi="Open Sans Condensed Medium"/>
       <w:color w:val="000000"/>
       <w:kern w:val="0"/>
-      <w:sz w:val="24"/>
       <w:szCs w:val="22"/>
-      <w:lang w:val="en-US" w:eastAsia="en-US" w:bidi="ar-SA"/>
+      <w:lang w:val="en-US"/>
       <w14:ligatures w14:val="none"/>
     </w:rPr>
   </w:style>
-  <w:style w:type="paragraph" w:styleId="Revision">
+  <w:style w:type="paragraph" w:styleId="Revisin">
     <w:name w:val="Revision"/>
     <w:uiPriority w:val="99"/>
     <w:semiHidden/>
     <w:qFormat/>
     <w:rsid w:val="00546840"/>
-    <w:pPr>
-      <w:widowControl/>
-      <w:suppressAutoHyphens w:val="true"/>
-      <w:bidi w:val="0"/>
-      <w:spacing w:lineRule="auto" w:line="240" w:before="0" w:after="0"/>
-      <w:jc w:val="left"/>
-    </w:pPr>
-    <w:rPr>
-      <w:rFonts w:ascii="Aptos" w:hAnsi="Aptos" w:eastAsia="Aptos" w:cs="" w:asciiTheme="minorHAnsi" w:cstheme="minorBidi" w:eastAsiaTheme="minorHAnsi" w:hAnsiTheme="minorHAnsi"/>
-      <w:color w:val="auto"/>
-      <w:kern w:val="2"/>
-      <w:sz w:val="24"/>
-      <w:szCs w:val="24"/>
-      <w:lang w:val="es-US" w:eastAsia="en-US" w:bidi="ar-SA"/>
-      <w14:ligatures w14:val="standardContextual"/>
-    </w:rPr>
-  </w:style>
-  <w:style w:type="numbering" w:styleId="NoList" w:default="1">
-    <w:name w:val="No List"/>
-    <w:uiPriority w:val="99"/>
-    <w:semiHidden/>
-    <w:unhideWhenUsed/>
-    <w:qFormat/>
-  </w:style>
-  <w:style w:type="table" w:default="1" w:styleId="Tablanormal">
-    <w:name w:val="Normal Table"/>
-    <w:uiPriority w:val="99"/>
-    <w:semiHidden/>
-    <w:unhideWhenUsed/>
-    <w:tblPr>
-      <w:tblCellMar>
-        <w:top w:w="0" w:type="dxa"/>
-        <w:left w:w="108" w:type="dxa"/>
-        <w:bottom w:w="0" w:type="dxa"/>
-        <w:right w:w="108" w:type="dxa"/>
-      </w:tblCellMar>
-    </w:tblPr>
   </w:style>
   <w:style w:type="table" w:styleId="Tablaconcuadrcula">
     <w:name w:val="Table Grid"/>
     <w:basedOn w:val="Tablanormal"/>
     <w:uiPriority w:val="39"/>
-    <w:rsid w:val="000a5f20"/>
-    <w:pPr>
-      <w:spacing w:after="0" w:line="240" w:lineRule="auto"/>
-    </w:pPr>
+    <w:rsid w:val="000A5F20"/>
     <w:tblPr>
       <w:tblBorders>
-        <w:top w:val="single" w:color="auto" w:sz="4" w:space="0"/>
-        <w:left w:val="single" w:color="auto" w:sz="4" w:space="0"/>
-        <w:bottom w:val="single" w:color="auto" w:sz="4" w:space="0"/>
-        <w:right w:val="single" w:color="auto" w:sz="4" w:space="0"/>
-        <w:insideH w:val="single" w:color="auto" w:sz="4" w:space="0"/>
-        <w:insideV w:val="single" w:color="auto" w:sz="4" w:space="0"/>
+        <w:top w:val="single" w:sz="4" w:space="0" w:color="auto"/>
+        <w:left w:val="single" w:sz="4" w:space="0" w:color="auto"/>
+        <w:bottom w:val="single" w:sz="4" w:space="0" w:color="auto"/>
+        <w:right w:val="single" w:sz="4" w:space="0" w:color="auto"/>
+        <w:insideH w:val="single" w:sz="4" w:space="0" w:color="auto"/>
+        <w:insideV w:val="single" w:sz="4" w:space="0" w:color="auto"/>
       </w:tblBorders>
     </w:tblPr>
   </w:style>
@@ -6447,54 +5387,54 @@
 </file>
 
 <file path=word/theme/theme1.xml><?xml version="1.0" encoding="utf-8"?>
-<a:theme xmlns:a="http://schemas.openxmlformats.org/drawingml/2006/main" xmlns:r="http://schemas.openxmlformats.org/officeDocument/2006/relationships" name="Tema de Office">
+<a:theme xmlns:a="http://schemas.openxmlformats.org/drawingml/2006/main" name="Tema de Office">
   <a:themeElements>
     <a:clrScheme name="Office">
       <a:dk1>
         <a:srgbClr val="000000"/>
       </a:dk1>
       <a:lt1>
-        <a:srgbClr val="ffffff"/>
+        <a:srgbClr val="FFFFFF"/>
       </a:lt1>
       <a:dk2>
-        <a:srgbClr val="0e2841"/>
+        <a:srgbClr val="0E2841"/>
       </a:dk2>
       <a:lt2>
-        <a:srgbClr val="e8e8e8"/>
+        <a:srgbClr val="E8E8E8"/>
       </a:lt2>
       <a:accent1>
         <a:srgbClr val="156082"/>
       </a:accent1>
       <a:accent2>
-        <a:srgbClr val="e97132"/>
+        <a:srgbClr val="E97132"/>
       </a:accent2>
       <a:accent3>
-        <a:srgbClr val="196b24"/>
+        <a:srgbClr val="196B24"/>
       </a:accent3>
       <a:accent4>
-        <a:srgbClr val="0f9ed5"/>
+        <a:srgbClr val="0F9ED5"/>
       </a:accent4>
       <a:accent5>
-        <a:srgbClr val="a02b93"/>
+        <a:srgbClr val="A02B93"/>
       </a:accent5>
       <a:accent6>
-        <a:srgbClr val="4ea72e"/>
+        <a:srgbClr val="4EA72E"/>
       </a:accent6>
       <a:hlink>
         <a:srgbClr val="467886"/>
       </a:hlink>
       <a:folHlink>
-        <a:srgbClr val="96607d"/>
+        <a:srgbClr val="96607D"/>
       </a:folHlink>
     </a:clrScheme>
     <a:fontScheme name="Office">
       <a:majorFont>
-        <a:latin typeface="Aptos Display" panose="02110004020202020204" pitchFamily="0" charset="1"/>
+        <a:latin typeface="Aptos Display" panose="02110004020202020204"/>
         <a:ea typeface=""/>
         <a:cs typeface=""/>
       </a:majorFont>
       <a:minorFont>
-        <a:latin typeface="Aptos" panose="02110004020202020204" pitchFamily="0" charset="1"/>
+        <a:latin typeface="Aptos" panose="02110004020202020204"/>
         <a:ea typeface=""/>
         <a:cs typeface=""/>
       </a:minorFont>
@@ -6526,7 +5466,7 @@
             </a:gs>
           </a:gsLst>
           <a:lin ang="5400000" scaled="0"/>
-          <a:tileRect l="0" t="0" r="0" b="0"/>
+          <a:tileRect/>
         </a:gradFill>
         <a:gradFill>
           <a:gsLst>
@@ -6550,7 +5490,7 @@
             </a:gs>
           </a:gsLst>
           <a:lin ang="5400000" scaled="0"/>
-          <a:tileRect l="0" t="0" r="0" b="0"/>
+          <a:tileRect/>
         </a:gradFill>
       </a:fillStyleLst>
       <a:lnStyleLst>
@@ -6610,11 +5550,13 @@
             </a:gs>
           </a:gsLst>
           <a:lin ang="5400000" scaled="0"/>
-          <a:tileRect l="0" t="0" r="0" b="0"/>
+          <a:tileRect/>
         </a:gradFill>
       </a:bgFillStyleLst>
     </a:fmtScheme>
   </a:themeElements>
+  <a:objectDefaults/>
+  <a:extraClrSchemeLst/>
 </a:theme>
 </file>
 

--- a/repro_fixed.docx
+++ b/repro_fixed.docx
@@ -1222,7 +1222,7 @@
         </w:rPr>
         <w:t>10 x Grey Linen</w:t>
         <w:tab/>
-        <w:t>$ 100,00</w:t>
+        <w:t>$ 100.00</w:t>
       </w:r>
     </w:p>
     <w:p>
